--- a/cover.docx
+++ b/cover.docx
@@ -37,267 +37,6 @@
                 <w:lang w:val="en-US"/>
               </w:rPr>
             </w:pPr>
-            <w:r>
-              <w:rPr>
-                <w:caps/>
-                <w:noProof/>
-                <w:sz w:val="22"/>
-                <w:szCs w:val="22"/>
-                <w:lang w:val="en-US"/>
-              </w:rPr>
-              <mc:AlternateContent>
-                <mc:Choice Requires="wps">
-                  <w:drawing>
-                    <wp:anchor distT="45720" distB="45720" distL="114300" distR="114300" simplePos="0" relativeHeight="251664384" behindDoc="0" locked="0" layoutInCell="1" allowOverlap="0" wp14:anchorId="515FF416" wp14:editId="4DCB2C04">
-                      <wp:simplePos x="0" y="0"/>
-                      <wp:positionH relativeFrom="column">
-                        <wp:posOffset>1075690</wp:posOffset>
-                      </wp:positionH>
-                      <wp:positionV relativeFrom="page">
-                        <wp:posOffset>-1115695</wp:posOffset>
-                      </wp:positionV>
-                      <wp:extent cx="4587240" cy="895985"/>
-                      <wp:effectExtent l="0" t="0" r="0" b="0"/>
-                      <wp:wrapNone/>
-                      <wp:docPr id="3" name="Надпись 2"/>
-                      <wp:cNvGraphicFramePr>
-                        <a:graphicFrameLocks xmlns:a="http://schemas.openxmlformats.org/drawingml/2006/main" noChangeAspect="1"/>
-                      </wp:cNvGraphicFramePr>
-                      <a:graphic xmlns:a="http://schemas.openxmlformats.org/drawingml/2006/main">
-                        <a:graphicData uri="http://schemas.microsoft.com/office/word/2010/wordprocessingShape">
-                          <wps:wsp>
-                            <wps:cNvSpPr txBox="1">
-                              <a:spLocks noChangeAspect="1" noChangeArrowheads="1"/>
-                            </wps:cNvSpPr>
-                            <wps:spPr bwMode="auto">
-                              <a:xfrm>
-                                <a:off x="0" y="0"/>
-                                <a:ext cx="4587240" cy="895985"/>
-                              </a:xfrm>
-                              <a:prstGeom prst="rect">
-                                <a:avLst/>
-                              </a:prstGeom>
-                              <a:noFill/>
-                              <a:ln w="9525">
-                                <a:noFill/>
-                                <a:miter lim="800000"/>
-                                <a:headEnd/>
-                                <a:tailEnd/>
-                              </a:ln>
-                            </wps:spPr>
-                            <wps:txbx>
-                              <w:txbxContent>
-                                <w:p>
-                                  <w:pPr>
-                                    <w:ind w:left="57"/>
-                                    <w:rPr>
-                                      <w:sz w:val="22"/>
-                                    </w:rPr>
-                                  </w:pPr>
-                                  <w:r>
-                                    <w:rPr>
-                                      <w:sz w:val="22"/>
-                                    </w:rPr>
-                                    <w:fldChar w:fldCharType="begin"/>
-                                  </w:r>
-                                  <w:r>
-                                    <w:rPr>
-                                      <w:sz w:val="22"/>
-                                    </w:rPr>
-                                    <w:instrText xml:space="preserve"> </w:instrText>
-                                  </w:r>
-                                  <w:r>
-                                    <w:rPr>
-                                      <w:sz w:val="22"/>
-                                      <w:lang w:val="en-US"/>
-                                    </w:rPr>
-                                    <w:instrText xml:space="preserve">INCLUDEPICTURE </w:instrText>
-                                  </w:r>
-                                  <w:r>
-                                    <w:rPr>
-                                      <w:sz w:val="22"/>
-                                      <w:lang w:val="en-US"/>
-                                    </w:rPr>
-                                    <w:fldChar w:fldCharType="begin"/>
-                                  </w:r>
-                                  <w:r>
-                                    <w:rPr>
-                                      <w:sz w:val="22"/>
-                                      <w:lang w:val="en-US"/>
-                                    </w:rPr>
-                                    <w:instrText xml:space="preserve"> </w:instrText>
-                                  </w:r>
-                                  <w:r>
-                                    <w:rPr>
-                                      <w:sz w:val="22"/>
-                                      <w:lang w:val="en-US"/>
-                                    </w:rPr>
-                                    <w:instrText>MERGEFIELD file</w:instrText>
-                                  </w:r>
-                                  <w:r>
-                                    <w:rPr>
-                                      <w:sz w:val="22"/>
-                                      <w:lang w:val="en-US"/>
-                                    </w:rPr>
-                                    <w:instrText xml:space="preserve"> </w:instrText>
-                                  </w:r>
-                                  <w:r>
-                                    <w:rPr>
-                                      <w:sz w:val="22"/>
-                                      <w:lang w:val="en-US"/>
-                                    </w:rPr>
-                                    <w:fldChar w:fldCharType="end"/>
-                                  </w:r>
-                                  <w:r>
-                                    <w:rPr>
-                                      <w:sz w:val="22"/>
-                                    </w:rPr>
-                                    <w:instrText xml:space="preserve"> </w:instrText>
-                                  </w:r>
-                                  <w:r>
-                                    <w:rPr>
-                                      <w:sz w:val="22"/>
-                                    </w:rPr>
-                                    <w:fldChar w:fldCharType="separate"/>
-                                  </w:r>
-                                  <w:r>
-                                    <w:rPr>
-                                      <w:b/>
-                                      <w:bCs/>
-                                      <w:sz w:val="22"/>
-                                    </w:rPr>
-                                    <w:t>Ошибка! Не указано имя файла.</w:t>
-                                  </w:r>
-                                  <w:r>
-                                    <w:rPr>
-                                      <w:sz w:val="22"/>
-                                    </w:rPr>
-                                    <w:fldChar w:fldCharType="end"/>
-                                  </w:r>
-                                </w:p>
-                              </w:txbxContent>
-                            </wps:txbx>
-                            <wps:bodyPr rot="0" vert="horz" wrap="square" lIns="91440" tIns="45720" rIns="91440" bIns="45720" anchor="t" anchorCtr="0">
-                              <a:noAutofit/>
-                            </wps:bodyPr>
-                          </wps:wsp>
-                        </a:graphicData>
-                      </a:graphic>
-                      <wp14:sizeRelH relativeFrom="margin">
-                        <wp14:pctWidth>0</wp14:pctWidth>
-                      </wp14:sizeRelH>
-                      <wp14:sizeRelV relativeFrom="margin">
-                        <wp14:pctHeight>0</wp14:pctHeight>
-                      </wp14:sizeRelV>
-                    </wp:anchor>
-                  </w:drawing>
-                </mc:Choice>
-                <mc:Fallback>
-                  <w:pict>
-                    <v:shapetype w14:anchorId="515FF416" id="_x0000_t202" coordsize="21600,21600" o:spt="202" path="m,l,21600r21600,l21600,xe">
-                      <v:stroke joinstyle="miter"/>
-                      <v:path gradientshapeok="t" o:connecttype="rect"/>
-                    </v:shapetype>
-                    <v:shape id="Надпись 2" o:spid="_x0000_s1026" type="#_x0000_t202" style="position:absolute;left:0;text-align:left;margin-left:84.7pt;margin-top:-87.85pt;width:361.2pt;height:70.55pt;z-index:251664384;visibility:visible;mso-wrap-style:square;mso-width-percent:0;mso-height-percent:0;mso-wrap-distance-left:9pt;mso-wrap-distance-top:3.6pt;mso-wrap-distance-right:9pt;mso-wrap-distance-bottom:3.6pt;mso-position-horizontal:absolute;mso-position-horizontal-relative:text;mso-position-vertical:absolute;mso-position-vertical-relative:page;mso-width-percent:0;mso-height-percent:0;mso-width-relative:margin;mso-height-relative:margin;v-text-anchor:top" o:gfxdata="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" o:allowoverlap="f" filled="f" stroked="f">
-                      <o:lock v:ext="edit" aspectratio="t"/>
-                      <v:textbox>
-                        <w:txbxContent>
-                          <w:p>
-                            <w:pPr>
-                              <w:ind w:left="57"/>
-                              <w:rPr>
-                                <w:sz w:val="22"/>
-                              </w:rPr>
-                            </w:pPr>
-                            <w:r>
-                              <w:rPr>
-                                <w:sz w:val="22"/>
-                              </w:rPr>
-                              <w:fldChar w:fldCharType="begin"/>
-                            </w:r>
-                            <w:r>
-                              <w:rPr>
-                                <w:sz w:val="22"/>
-                              </w:rPr>
-                              <w:instrText xml:space="preserve"> </w:instrText>
-                            </w:r>
-                            <w:r>
-                              <w:rPr>
-                                <w:sz w:val="22"/>
-                                <w:lang w:val="en-US"/>
-                              </w:rPr>
-                              <w:instrText xml:space="preserve">INCLUDEPICTURE </w:instrText>
-                            </w:r>
-                            <w:r>
-                              <w:rPr>
-                                <w:sz w:val="22"/>
-                                <w:lang w:val="en-US"/>
-                              </w:rPr>
-                              <w:fldChar w:fldCharType="begin"/>
-                            </w:r>
-                            <w:r>
-                              <w:rPr>
-                                <w:sz w:val="22"/>
-                                <w:lang w:val="en-US"/>
-                              </w:rPr>
-                              <w:instrText xml:space="preserve"> </w:instrText>
-                            </w:r>
-                            <w:r>
-                              <w:rPr>
-                                <w:sz w:val="22"/>
-                                <w:lang w:val="en-US"/>
-                              </w:rPr>
-                              <w:instrText>MERGEFIELD file</w:instrText>
-                            </w:r>
-                            <w:r>
-                              <w:rPr>
-                                <w:sz w:val="22"/>
-                                <w:lang w:val="en-US"/>
-                              </w:rPr>
-                              <w:instrText xml:space="preserve"> </w:instrText>
-                            </w:r>
-                            <w:r>
-                              <w:rPr>
-                                <w:sz w:val="22"/>
-                                <w:lang w:val="en-US"/>
-                              </w:rPr>
-                              <w:fldChar w:fldCharType="end"/>
-                            </w:r>
-                            <w:r>
-                              <w:rPr>
-                                <w:sz w:val="22"/>
-                              </w:rPr>
-                              <w:instrText xml:space="preserve"> </w:instrText>
-                            </w:r>
-                            <w:r>
-                              <w:rPr>
-                                <w:sz w:val="22"/>
-                              </w:rPr>
-                              <w:fldChar w:fldCharType="separate"/>
-                            </w:r>
-                            <w:r>
-                              <w:rPr>
-                                <w:b/>
-                                <w:bCs/>
-                                <w:sz w:val="22"/>
-                              </w:rPr>
-                              <w:t>Ошибка! Не указано имя файла.</w:t>
-                            </w:r>
-                            <w:r>
-                              <w:rPr>
-                                <w:sz w:val="22"/>
-                              </w:rPr>
-                              <w:fldChar w:fldCharType="end"/>
-                            </w:r>
-                          </w:p>
-                        </w:txbxContent>
-                      </v:textbox>
-                      <w10:wrap anchory="page"/>
-                    </v:shape>
-                  </w:pict>
-                </mc:Fallback>
-              </mc:AlternateContent>
-            </w:r>
           </w:p>
           <w:p>
             <w:pPr>
@@ -774,14 +513,27 @@
             <w:r>
               <w:instrText xml:space="preserve"> IF </w:instrText>
             </w:r>
-            <w:fldSimple w:instr=" MERGEFIELD Красный ">
-              <w:r>
-                <w:rPr>
-                  <w:noProof/>
-                </w:rPr>
-                <w:instrText>0</w:instrText>
-              </w:r>
-            </w:fldSimple>
+            <w:r>
+              <w:fldChar w:fldCharType="begin"/>
+            </w:r>
+            <w:r>
+              <w:instrText xml:space="preserve"> MERGEFIELD Красный </w:instrText>
+            </w:r>
+            <w:r>
+              <w:fldChar w:fldCharType="separate"/>
+            </w:r>
+            <w:r>
+              <w:rPr>
+                <w:noProof/>
+              </w:rPr>
+              <w:instrText>0</w:instrText>
+            </w:r>
+            <w:r>
+              <w:rPr>
+                <w:noProof/>
+              </w:rPr>
+              <w:fldChar w:fldCharType="end"/>
+            </w:r>
             <w:r>
               <w:instrText xml:space="preserve"> = </w:instrText>
             </w:r>
@@ -829,7 +581,7 @@
               <mc:AlternateContent>
                 <mc:Choice Requires="wps">
                   <w:drawing>
-                    <wp:anchor distT="45720" distB="45720" distL="114300" distR="114300" simplePos="0" relativeHeight="251661312" behindDoc="1" locked="0" layoutInCell="1" allowOverlap="1" wp14:anchorId="1DAE417D" wp14:editId="46DCF065">
+                    <wp:anchor distT="45720" distB="45720" distL="114300" distR="114300" simplePos="0" relativeHeight="251661312" behindDoc="1" locked="0" layoutInCell="1" allowOverlap="1" wp14:anchorId="1DAE417D" wp14:editId="74A8E951">
                       <wp:simplePos x="0" y="0"/>
                       <wp:positionH relativeFrom="column">
                         <wp:posOffset>405765</wp:posOffset>
@@ -890,7 +642,11 @@
                 </mc:Choice>
                 <mc:Fallback>
                   <w:pict>
-                    <v:shape w14:anchorId="1DAE417D" id="_x0000_s1027" type="#_x0000_t202" style="position:absolute;left:0;text-align:left;margin-left:31.95pt;margin-top:38.8pt;width:248.5pt;height:66pt;z-index:-251655168;visibility:visible;mso-wrap-style:square;mso-width-percent:0;mso-height-percent:0;mso-wrap-distance-left:9pt;mso-wrap-distance-top:3.6pt;mso-wrap-distance-right:9pt;mso-wrap-distance-bottom:3.6pt;mso-position-horizontal:absolute;mso-position-horizontal-relative:text;mso-position-vertical:absolute;mso-position-vertical-relative:text;mso-width-percent:0;mso-height-percent:0;mso-width-relative:margin;mso-height-relative:margin;v-text-anchor:top" o:gfxdata="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" stroked="f">
+                    <v:shapetype w14:anchorId="1DAE417D" id="_x0000_t202" coordsize="21600,21600" o:spt="202" path="m,l,21600r21600,l21600,xe">
+                      <v:stroke joinstyle="miter"/>
+                      <v:path gradientshapeok="t" o:connecttype="rect"/>
+                    </v:shapetype>
+                    <v:shape id="Надпись 2" o:spid="_x0000_s1026" type="#_x0000_t202" style="position:absolute;left:0;text-align:left;margin-left:31.95pt;margin-top:38.8pt;width:248.5pt;height:66pt;z-index:-251655168;visibility:visible;mso-wrap-style:square;mso-width-percent:0;mso-height-percent:0;mso-wrap-distance-left:9pt;mso-wrap-distance-top:3.6pt;mso-wrap-distance-right:9pt;mso-wrap-distance-bottom:3.6pt;mso-position-horizontal:absolute;mso-position-horizontal-relative:text;mso-position-vertical:absolute;mso-position-vertical-relative:text;mso-width-percent:0;mso-height-percent:0;mso-width-relative:margin;mso-height-relative:margin;v-text-anchor:top" o:gfxdata="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" stroked="f">
                       <v:textbox inset="0,0,0,0">
                         <w:txbxContent>
                           <w:p/>
@@ -1234,70 +990,309 @@
                 <w:sz w:val="10"/>
               </w:rPr>
             </w:pPr>
-            <w:bookmarkStart w:id="0" w:name="_GoBack"/>
-            <w:r>
-              <w:rPr>
+            <w:r>
+              <w:rPr>
+                <w:caps/>
                 <w:noProof/>
                 <w:sz w:val="22"/>
                 <w:szCs w:val="22"/>
-              </w:rPr>
-              <w:drawing>
-                <wp:anchor distT="0" distB="0" distL="114300" distR="114300" simplePos="0" relativeHeight="251665408" behindDoc="0" locked="0" layoutInCell="1" allowOverlap="1" wp14:anchorId="5A545D18" wp14:editId="33BEE083">
-                  <wp:simplePos x="0" y="0"/>
-                  <wp:positionH relativeFrom="column">
-                    <wp:posOffset>329565</wp:posOffset>
-                  </wp:positionH>
-                  <wp:positionV relativeFrom="paragraph">
-                    <wp:posOffset>-57785</wp:posOffset>
-                  </wp:positionV>
-                  <wp:extent cx="474980" cy="474980"/>
-                  <wp:effectExtent l="0" t="0" r="1270" b="1270"/>
-                  <wp:wrapNone/>
-                  <wp:docPr id="4" name="Рисунок 4"/>
-                  <wp:cNvGraphicFramePr>
-                    <a:graphicFrameLocks xmlns:a="http://schemas.openxmlformats.org/drawingml/2006/main" noChangeAspect="1"/>
-                  </wp:cNvGraphicFramePr>
-                  <a:graphic xmlns:a="http://schemas.openxmlformats.org/drawingml/2006/main">
-                    <a:graphicData uri="http://schemas.openxmlformats.org/drawingml/2006/picture">
-                      <pic:pic xmlns:pic="http://schemas.openxmlformats.org/drawingml/2006/picture">
-                        <pic:nvPicPr>
-                          <pic:cNvPr id="4" name="image1.png"/>
-                          <pic:cNvPicPr/>
-                        </pic:nvPicPr>
-                        <pic:blipFill>
-                          <a:blip r:embed="rId7" cstate="print">
-                            <a:extLst>
-                              <a:ext uri="{28A0092B-C50C-407E-A947-70E740481C1C}">
-                                <a14:useLocalDpi xmlns:a14="http://schemas.microsoft.com/office/drawing/2010/main" val="0"/>
-                              </a:ext>
-                            </a:extLst>
-                          </a:blip>
-                          <a:stretch>
-                            <a:fillRect/>
-                          </a:stretch>
-                        </pic:blipFill>
-                        <pic:spPr>
-                          <a:xfrm>
-                            <a:off x="0" y="0"/>
-                            <a:ext cx="474980" cy="474980"/>
-                          </a:xfrm>
-                          <a:prstGeom prst="rect">
-                            <a:avLst/>
-                          </a:prstGeom>
-                        </pic:spPr>
-                      </pic:pic>
-                    </a:graphicData>
-                  </a:graphic>
-                  <wp14:sizeRelH relativeFrom="page">
-                    <wp14:pctWidth>0</wp14:pctWidth>
-                  </wp14:sizeRelH>
-                  <wp14:sizeRelV relativeFrom="page">
-                    <wp14:pctHeight>0</wp14:pctHeight>
-                  </wp14:sizeRelV>
-                </wp:anchor>
-              </w:drawing>
-            </w:r>
-            <w:bookmarkEnd w:id="0"/>
+                <w:lang w:val="en-US"/>
+              </w:rPr>
+              <mc:AlternateContent>
+                <mc:Choice Requires="wps">
+                  <w:drawing>
+                    <wp:anchor distT="45720" distB="45720" distL="114300" distR="114300" simplePos="0" relativeHeight="251664384" behindDoc="0" locked="0" layoutInCell="1" allowOverlap="0" wp14:anchorId="515FF416" wp14:editId="49467478">
+                      <wp:simplePos x="0" y="0"/>
+                      <wp:positionH relativeFrom="column">
+                        <wp:posOffset>-76835</wp:posOffset>
+                      </wp:positionH>
+                      <wp:positionV relativeFrom="page">
+                        <wp:posOffset>17780</wp:posOffset>
+                      </wp:positionV>
+                      <wp:extent cx="932400" cy="896400"/>
+                      <wp:effectExtent l="0" t="0" r="0" b="0"/>
+                      <wp:wrapNone/>
+                      <wp:docPr id="3" name="Надпись 2"/>
+                      <wp:cNvGraphicFramePr>
+                        <a:graphicFrameLocks xmlns:a="http://schemas.openxmlformats.org/drawingml/2006/main" noChangeAspect="1"/>
+                      </wp:cNvGraphicFramePr>
+                      <a:graphic xmlns:a="http://schemas.openxmlformats.org/drawingml/2006/main">
+                        <a:graphicData uri="http://schemas.microsoft.com/office/word/2010/wordprocessingShape">
+                          <wps:wsp>
+                            <wps:cNvSpPr txBox="1">
+                              <a:spLocks noChangeAspect="1" noChangeArrowheads="1"/>
+                            </wps:cNvSpPr>
+                            <wps:spPr bwMode="auto">
+                              <a:xfrm>
+                                <a:off x="0" y="0"/>
+                                <a:ext cx="932400" cy="896400"/>
+                              </a:xfrm>
+                              <a:prstGeom prst="rect">
+                                <a:avLst/>
+                              </a:prstGeom>
+                              <a:noFill/>
+                              <a:ln w="9525">
+                                <a:noFill/>
+                                <a:miter lim="800000"/>
+                                <a:headEnd/>
+                                <a:tailEnd/>
+                              </a:ln>
+                            </wps:spPr>
+                            <wps:txbx>
+                              <w:txbxContent>
+                                <w:p>
+                                  <w:pPr>
+                                    <w:ind w:left="57"/>
+                                    <w:rPr>
+                                      <w:sz w:val="14"/>
+                                    </w:rPr>
+                                  </w:pPr>
+                                  <w:r>
+                                    <w:rPr>
+                                      <w:sz w:val="14"/>
+                                    </w:rPr>
+                                    <w:fldChar w:fldCharType="begin"/>
+                                  </w:r>
+                                  <w:r>
+                                    <w:rPr>
+                                      <w:sz w:val="14"/>
+                                    </w:rPr>
+                                    <w:instrText xml:space="preserve"> </w:instrText>
+                                  </w:r>
+                                  <w:r>
+                                    <w:rPr>
+                                      <w:sz w:val="14"/>
+                                      <w:lang w:val="en-US"/>
+                                    </w:rPr>
+                                    <w:instrText xml:space="preserve">INCLUDEPICTURE </w:instrText>
+                                  </w:r>
+                                  <w:r>
+                                    <w:rPr>
+                                      <w:sz w:val="14"/>
+                                      <w:lang w:val="en-US"/>
+                                    </w:rPr>
+                                    <w:fldChar w:fldCharType="begin"/>
+                                  </w:r>
+                                  <w:r>
+                                    <w:rPr>
+                                      <w:sz w:val="14"/>
+                                      <w:lang w:val="en-US"/>
+                                    </w:rPr>
+                                    <w:instrText xml:space="preserve"> IF TRUE</w:instrText>
+                                  </w:r>
+                                  <w:r>
+                                    <w:rPr>
+                                      <w:sz w:val="14"/>
+                                      <w:lang w:val="en-US"/>
+                                    </w:rPr>
+                                    <w:instrText xml:space="preserve"> </w:instrText>
+                                  </w:r>
+                                  <w:bookmarkStart w:id="0" w:name="_GoBack"/>
+                                  <w:bookmarkEnd w:id="0"/>
+                                  <w:r>
+                                    <w:rPr>
+                                      <w:sz w:val="14"/>
+                                      <w:lang w:val="en-US"/>
+                                    </w:rPr>
+                                    <w:fldChar w:fldCharType="begin"/>
+                                  </w:r>
+                                  <w:r>
+                                    <w:rPr>
+                                      <w:sz w:val="14"/>
+                                      <w:lang w:val="en-US"/>
+                                    </w:rPr>
+                                    <w:instrText xml:space="preserve"> MERGEFIELD file </w:instrText>
+                                  </w:r>
+                                  <w:r>
+                                    <w:rPr>
+                                      <w:sz w:val="14"/>
+                                      <w:lang w:val="en-US"/>
+                                    </w:rPr>
+                                    <w:fldChar w:fldCharType="end"/>
+                                  </w:r>
+                                  <w:r>
+                                    <w:rPr>
+                                      <w:sz w:val="14"/>
+                                      <w:lang w:val="en-US"/>
+                                    </w:rPr>
+                                    <w:instrText xml:space="preserve"> </w:instrText>
+                                  </w:r>
+                                  <w:r>
+                                    <w:rPr>
+                                      <w:sz w:val="14"/>
+                                      <w:lang w:val="en-US"/>
+                                    </w:rPr>
+                                    <w:fldChar w:fldCharType="end"/>
+                                  </w:r>
+                                  <w:r>
+                                    <w:rPr>
+                                      <w:sz w:val="14"/>
+                                    </w:rPr>
+                                    <w:instrText xml:space="preserve"> </w:instrText>
+                                  </w:r>
+                                  <w:r>
+                                    <w:rPr>
+                                      <w:sz w:val="14"/>
+                                    </w:rPr>
+                                    <w:fldChar w:fldCharType="separate"/>
+                                  </w:r>
+                                  <w:r>
+                                    <w:rPr>
+                                      <w:b/>
+                                      <w:bCs/>
+                                      <w:sz w:val="14"/>
+                                    </w:rPr>
+                                    <w:t>Ошибка! Не указано имя файла.</w:t>
+                                  </w:r>
+                                  <w:r>
+                                    <w:rPr>
+                                      <w:sz w:val="14"/>
+                                    </w:rPr>
+                                    <w:fldChar w:fldCharType="end"/>
+                                  </w:r>
+                                </w:p>
+                              </w:txbxContent>
+                            </wps:txbx>
+                            <wps:bodyPr rot="0" vert="horz" wrap="square" lIns="91440" tIns="45720" rIns="91440" bIns="45720" anchor="t" anchorCtr="0">
+                              <a:noAutofit/>
+                            </wps:bodyPr>
+                          </wps:wsp>
+                        </a:graphicData>
+                      </a:graphic>
+                      <wp14:sizeRelH relativeFrom="margin">
+                        <wp14:pctWidth>0</wp14:pctWidth>
+                      </wp14:sizeRelH>
+                      <wp14:sizeRelV relativeFrom="margin">
+                        <wp14:pctHeight>0</wp14:pctHeight>
+                      </wp14:sizeRelV>
+                    </wp:anchor>
+                  </w:drawing>
+                </mc:Choice>
+                <mc:Fallback>
+                  <w:pict>
+                    <v:shape w14:anchorId="515FF416" id="_x0000_s1027" type="#_x0000_t202" style="position:absolute;left:0;text-align:left;margin-left:-6.05pt;margin-top:1.4pt;width:73.4pt;height:70.6pt;z-index:251664384;visibility:visible;mso-wrap-style:square;mso-width-percent:0;mso-height-percent:0;mso-wrap-distance-left:9pt;mso-wrap-distance-top:3.6pt;mso-wrap-distance-right:9pt;mso-wrap-distance-bottom:3.6pt;mso-position-horizontal:absolute;mso-position-horizontal-relative:text;mso-position-vertical:absolute;mso-position-vertical-relative:page;mso-width-percent:0;mso-height-percent:0;mso-width-relative:margin;mso-height-relative:margin;v-text-anchor:top" o:gfxdata="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" o:allowoverlap="f" filled="f" stroked="f">
+                      <o:lock v:ext="edit" aspectratio="t"/>
+                      <v:textbox>
+                        <w:txbxContent>
+                          <w:p>
+                            <w:pPr>
+                              <w:ind w:left="57"/>
+                              <w:rPr>
+                                <w:sz w:val="14"/>
+                              </w:rPr>
+                            </w:pPr>
+                            <w:r>
+                              <w:rPr>
+                                <w:sz w:val="14"/>
+                              </w:rPr>
+                              <w:fldChar w:fldCharType="begin"/>
+                            </w:r>
+                            <w:r>
+                              <w:rPr>
+                                <w:sz w:val="14"/>
+                              </w:rPr>
+                              <w:instrText xml:space="preserve"> </w:instrText>
+                            </w:r>
+                            <w:r>
+                              <w:rPr>
+                                <w:sz w:val="14"/>
+                                <w:lang w:val="en-US"/>
+                              </w:rPr>
+                              <w:instrText xml:space="preserve">INCLUDEPICTURE </w:instrText>
+                            </w:r>
+                            <w:r>
+                              <w:rPr>
+                                <w:sz w:val="14"/>
+                                <w:lang w:val="en-US"/>
+                              </w:rPr>
+                              <w:fldChar w:fldCharType="begin"/>
+                            </w:r>
+                            <w:r>
+                              <w:rPr>
+                                <w:sz w:val="14"/>
+                                <w:lang w:val="en-US"/>
+                              </w:rPr>
+                              <w:instrText xml:space="preserve"> IF TRUE</w:instrText>
+                            </w:r>
+                            <w:r>
+                              <w:rPr>
+                                <w:sz w:val="14"/>
+                                <w:lang w:val="en-US"/>
+                              </w:rPr>
+                              <w:instrText xml:space="preserve"> </w:instrText>
+                            </w:r>
+                            <w:bookmarkStart w:id="1" w:name="_GoBack"/>
+                            <w:bookmarkEnd w:id="1"/>
+                            <w:r>
+                              <w:rPr>
+                                <w:sz w:val="14"/>
+                                <w:lang w:val="en-US"/>
+                              </w:rPr>
+                              <w:fldChar w:fldCharType="begin"/>
+                            </w:r>
+                            <w:r>
+                              <w:rPr>
+                                <w:sz w:val="14"/>
+                                <w:lang w:val="en-US"/>
+                              </w:rPr>
+                              <w:instrText xml:space="preserve"> MERGEFIELD file </w:instrText>
+                            </w:r>
+                            <w:r>
+                              <w:rPr>
+                                <w:sz w:val="14"/>
+                                <w:lang w:val="en-US"/>
+                              </w:rPr>
+                              <w:fldChar w:fldCharType="end"/>
+                            </w:r>
+                            <w:r>
+                              <w:rPr>
+                                <w:sz w:val="14"/>
+                                <w:lang w:val="en-US"/>
+                              </w:rPr>
+                              <w:instrText xml:space="preserve"> </w:instrText>
+                            </w:r>
+                            <w:r>
+                              <w:rPr>
+                                <w:sz w:val="14"/>
+                                <w:lang w:val="en-US"/>
+                              </w:rPr>
+                              <w:fldChar w:fldCharType="end"/>
+                            </w:r>
+                            <w:r>
+                              <w:rPr>
+                                <w:sz w:val="14"/>
+                              </w:rPr>
+                              <w:instrText xml:space="preserve"> </w:instrText>
+                            </w:r>
+                            <w:r>
+                              <w:rPr>
+                                <w:sz w:val="14"/>
+                              </w:rPr>
+                              <w:fldChar w:fldCharType="separate"/>
+                            </w:r>
+                            <w:r>
+                              <w:rPr>
+                                <w:b/>
+                                <w:bCs/>
+                                <w:sz w:val="14"/>
+                              </w:rPr>
+                              <w:t>Ошибка! Не указано имя файла.</w:t>
+                            </w:r>
+                            <w:r>
+                              <w:rPr>
+                                <w:sz w:val="14"/>
+                              </w:rPr>
+                              <w:fldChar w:fldCharType="end"/>
+                            </w:r>
+                          </w:p>
+                        </w:txbxContent>
+                      </v:textbox>
+                      <w10:wrap anchory="page"/>
+                    </v:shape>
+                  </w:pict>
+                </mc:Fallback>
+              </mc:AlternateContent>
+            </w:r>
           </w:p>
         </w:tc>
         <w:tc>
@@ -1702,7 +1697,7 @@
                           <a:avLst/>
                         </a:prstGeom>
                         <a:blipFill dpi="0" rotWithShape="1">
-                          <a:blip r:embed="rId8">
+                          <a:blip r:embed="rId7">
                             <a:alphaModFix amt="0"/>
                             <a:extLst>
                               <a:ext uri="{28A0092B-C50C-407E-A947-70E740481C1C}">
@@ -2588,7 +2583,7 @@
 </file>
 
 <file path=customXml/itemProps1.xml><?xml version="1.0" encoding="utf-8"?>
-<ds:datastoreItem xmlns:ds="http://schemas.openxmlformats.org/officeDocument/2006/customXml" ds:itemID="{97333017-BA86-445F-B4F5-5073A7357F3A}">
+<ds:datastoreItem xmlns:ds="http://schemas.openxmlformats.org/officeDocument/2006/customXml" ds:itemID="{24B5FDFA-2E85-4A84-A912-285FC453FE76}">
   <ds:schemaRefs>
     <ds:schemaRef ds:uri="http://schemas.openxmlformats.org/officeDocument/2006/bibliography"/>
   </ds:schemaRefs>

--- a/cover.docx
+++ b/cover.docx
@@ -513,27 +513,14 @@
             <w:r>
               <w:instrText xml:space="preserve"> IF </w:instrText>
             </w:r>
-            <w:r>
-              <w:fldChar w:fldCharType="begin"/>
-            </w:r>
-            <w:r>
-              <w:instrText xml:space="preserve"> MERGEFIELD Красный </w:instrText>
-            </w:r>
-            <w:r>
-              <w:fldChar w:fldCharType="separate"/>
-            </w:r>
-            <w:r>
-              <w:rPr>
-                <w:noProof/>
-              </w:rPr>
-              <w:instrText>0</w:instrText>
-            </w:r>
-            <w:r>
-              <w:rPr>
-                <w:noProof/>
-              </w:rPr>
-              <w:fldChar w:fldCharType="end"/>
-            </w:r>
+            <w:fldSimple w:instr=" MERGEFIELD Красный ">
+              <w:r>
+                <w:rPr>
+                  <w:noProof/>
+                </w:rPr>
+                <w:instrText>0</w:instrText>
+              </w:r>
+            </w:fldSimple>
             <w:r>
               <w:instrText xml:space="preserve"> = </w:instrText>
             </w:r>
@@ -1087,8 +1074,6 @@
                                     </w:rPr>
                                     <w:instrText xml:space="preserve"> </w:instrText>
                                   </w:r>
-                                  <w:bookmarkStart w:id="0" w:name="_GoBack"/>
-                                  <w:bookmarkEnd w:id="0"/>
                                   <w:r>
                                     <w:rPr>
                                       <w:sz w:val="14"/>
@@ -1221,8 +1206,6 @@
                               </w:rPr>
                               <w:instrText xml:space="preserve"> </w:instrText>
                             </w:r>
-                            <w:bookmarkStart w:id="1" w:name="_GoBack"/>
-                            <w:bookmarkEnd w:id="1"/>
                             <w:r>
                               <w:rPr>
                                 <w:sz w:val="14"/>
@@ -1671,15 +1654,15 @@
         <mc:AlternateContent>
           <mc:Choice Requires="wps">
             <w:drawing>
-              <wp:anchor distT="0" distB="0" distL="114300" distR="114300" simplePos="0" relativeHeight="251662336" behindDoc="1" locked="0" layoutInCell="1" allowOverlap="1" wp14:anchorId="03C9B7FC" wp14:editId="28487CB0">
+              <wp:anchor distT="0" distB="0" distL="114300" distR="114300" simplePos="0" relativeHeight="251662336" behindDoc="1" locked="0" layoutInCell="1" allowOverlap="1" wp14:anchorId="03C9B7FC" wp14:editId="2D6FC06F">
                 <wp:simplePos x="0" y="0"/>
                 <wp:positionH relativeFrom="column">
-                  <wp:posOffset>-1073785</wp:posOffset>
+                  <wp:posOffset>-1072515</wp:posOffset>
                 </wp:positionH>
                 <wp:positionV relativeFrom="paragraph">
-                  <wp:posOffset>-6858000</wp:posOffset>
+                  <wp:posOffset>-6836410</wp:posOffset>
                 </wp:positionV>
-                <wp:extent cx="10425600" cy="7333200"/>
+                <wp:extent cx="10425430" cy="8066405"/>
                 <wp:effectExtent l="0" t="0" r="0" b="0"/>
                 <wp:wrapNone/>
                 <wp:docPr id="2" name="Прямоугольник 2"/>
@@ -1691,7 +1674,7 @@
                       <wps:spPr>
                         <a:xfrm>
                           <a:off x="0" y="0"/>
-                          <a:ext cx="10425600" cy="7333200"/>
+                          <a:ext cx="10425430" cy="8066405"/>
                         </a:xfrm>
                         <a:prstGeom prst="rect">
                           <a:avLst/>
@@ -1750,19 +1733,3552 @@
           </mc:Choice>
           <mc:Fallback>
             <w:pict>
-              <v:rect w14:anchorId="5158AABD" id="Прямоугольник 2" o:spid="_x0000_s1026" style="position:absolute;margin-left:-84.55pt;margin-top:-540pt;width:820.9pt;height:577.4pt;z-index:-251654144;visibility:visible;mso-wrap-style:square;mso-width-percent:0;mso-height-percent:0;mso-wrap-distance-left:9pt;mso-wrap-distance-top:0;mso-wrap-distance-right:9pt;mso-wrap-distance-bottom:0;mso-position-horizontal:absolute;mso-position-horizontal-relative:text;mso-position-vertical:absolute;mso-position-vertical-relative:text;mso-width-percent:0;mso-height-percent:0;mso-width-relative:margin;mso-height-relative:margin;v-text-anchor:middle" o:gfxdata="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" stroked="f" strokeweight="1pt">
-                <v:fill r:id="rId11" o:title="" opacity="0" recolor="t" rotate="t" type="frame"/>
+              <v:rect w14:anchorId="16553DC5" id="Прямоугольник 2" o:spid="_x0000_s1026" style="position:absolute;margin-left:-84.45pt;margin-top:-538.3pt;width:820.9pt;height:635.15pt;z-index:-251654144;visibility:visible;mso-wrap-style:square;mso-width-percent:0;mso-height-percent:0;mso-wrap-distance-left:9pt;mso-wrap-distance-top:0;mso-wrap-distance-right:9pt;mso-wrap-distance-bottom:0;mso-position-horizontal:absolute;mso-position-horizontal-relative:text;mso-position-vertical:absolute;mso-position-vertical-relative:text;mso-width-percent:0;mso-height-percent:0;mso-width-relative:margin;mso-height-relative:margin;v-text-anchor:middle" o:gfxdata="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" stroked="f" strokeweight="1pt">
+                <v:fill r:id="rId8" o:title="" opacity="0" recolor="t" rotate="t" type="frame"/>
               </v:rect>
             </w:pict>
           </mc:Fallback>
         </mc:AlternateContent>
       </w:r>
     </w:p>
+    <w:p>
+      <w:pPr>
+        <w:rPr>
+          <w:sz w:val="12"/>
+          <w:szCs w:val="12"/>
+        </w:rPr>
+        <w:sectPr>
+          <w:headerReference w:type="even" r:id="rId9"/>
+          <w:headerReference w:type="first" r:id="rId10"/>
+          <w:pgSz w:w="16443" w:h="11624" w:orient="landscape" w:code="9"/>
+          <w:pgMar w:top="2693" w:right="1134" w:bottom="244" w:left="1701" w:header="709" w:footer="709" w:gutter="0"/>
+          <w:cols w:space="708"/>
+          <w:docGrid w:linePitch="360"/>
+        </w:sectPr>
+      </w:pPr>
+    </w:p>
+    <w:tbl>
+      <w:tblPr>
+        <w:tblStyle w:val="a7"/>
+        <w:tblW w:w="0" w:type="auto"/>
+        <w:tblBorders>
+          <w:top w:val="none" w:sz="0" w:space="0" w:color="auto"/>
+          <w:left w:val="none" w:sz="0" w:space="0" w:color="auto"/>
+          <w:bottom w:val="none" w:sz="0" w:space="0" w:color="auto"/>
+          <w:right w:val="none" w:sz="0" w:space="0" w:color="auto"/>
+          <w:insideH w:val="none" w:sz="0" w:space="0" w:color="auto"/>
+          <w:insideV w:val="none" w:sz="0" w:space="0" w:color="auto"/>
+        </w:tblBorders>
+        <w:tblCellMar>
+          <w:top w:w="57" w:type="dxa"/>
+          <w:left w:w="57" w:type="dxa"/>
+          <w:bottom w:w="57" w:type="dxa"/>
+          <w:right w:w="57" w:type="dxa"/>
+        </w:tblCellMar>
+        <w:tblLook w:val="04A0" w:firstRow="1" w:lastRow="0" w:firstColumn="1" w:lastColumn="0" w:noHBand="0" w:noVBand="1"/>
+      </w:tblPr>
+      <w:tblGrid>
+        <w:gridCol w:w="11483"/>
+        <w:gridCol w:w="278"/>
+        <w:gridCol w:w="3123"/>
+        <w:gridCol w:w="8349"/>
+      </w:tblGrid>
+      <w:tr>
+        <w:trPr>
+          <w:trHeight w:val="14772"/>
+        </w:trPr>
+        <w:tc>
+          <w:tcPr>
+            <w:tcW w:w="11483" w:type="dxa"/>
+          </w:tcPr>
+          <w:tbl>
+            <w:tblPr>
+              <w:tblStyle w:val="a7"/>
+              <w:tblW w:w="0" w:type="auto"/>
+              <w:tblBorders>
+                <w:top w:val="none" w:sz="0" w:space="0" w:color="auto"/>
+                <w:left w:val="none" w:sz="0" w:space="0" w:color="auto"/>
+                <w:bottom w:val="none" w:sz="0" w:space="0" w:color="auto"/>
+                <w:right w:val="none" w:sz="0" w:space="0" w:color="auto"/>
+                <w:insideH w:val="none" w:sz="0" w:space="0" w:color="auto"/>
+                <w:insideV w:val="none" w:sz="0" w:space="0" w:color="auto"/>
+              </w:tblBorders>
+              <w:tblLook w:val="04A0" w:firstRow="1" w:lastRow="0" w:firstColumn="1" w:lastColumn="0" w:noHBand="0" w:noVBand="1"/>
+            </w:tblPr>
+            <w:tblGrid>
+              <w:gridCol w:w="9019"/>
+              <w:gridCol w:w="2340"/>
+            </w:tblGrid>
+            <w:tr>
+              <w:trPr>
+                <w:trHeight w:val="2790"/>
+              </w:trPr>
+              <w:tc>
+                <w:tcPr>
+                  <w:tcW w:w="9019" w:type="dxa"/>
+                </w:tcPr>
+                <w:p>
+                  <w:pPr>
+                    <w:rPr>
+                      <w:rFonts w:ascii="Times New Roman" w:hAnsi="Times New Roman" w:cs="Times New Roman"/>
+                    </w:rPr>
+                  </w:pPr>
+                </w:p>
+              </w:tc>
+              <w:tc>
+                <w:tcPr>
+                  <w:tcW w:w="2340" w:type="dxa"/>
+                </w:tcPr>
+                <w:p>
+                  <w:pPr>
+                    <w:jc w:val="center"/>
+                    <w:rPr>
+                      <w:rFonts w:ascii="Times New Roman" w:hAnsi="Times New Roman" w:cs="Times New Roman"/>
+                    </w:rPr>
+                  </w:pPr>
+                </w:p>
+              </w:tc>
+            </w:tr>
+            <w:tr>
+              <w:trPr>
+                <w:trHeight w:val="11192"/>
+              </w:trPr>
+              <w:tc>
+                <w:tcPr>
+                  <w:tcW w:w="9019" w:type="dxa"/>
+                </w:tcPr>
+                <w:p>
+                  <w:pPr>
+                    <w:ind w:left="549"/>
+                    <w:rPr>
+                      <w:rFonts w:ascii="Times New Roman" w:hAnsi="Times New Roman" w:cs="Times New Roman"/>
+                      <w:noProof/>
+                      <w:sz w:val="16"/>
+                      <w:szCs w:val="16"/>
+                    </w:rPr>
+                  </w:pPr>
+                  <w:r>
+                    <w:rPr>
+                      <w:sz w:val="16"/>
+                      <w:szCs w:val="16"/>
+                    </w:rPr>
+                    <w:fldChar w:fldCharType="begin"/>
+                  </w:r>
+                  <w:r>
+                    <w:rPr>
+                      <w:rFonts w:ascii="Times New Roman" w:hAnsi="Times New Roman" w:cs="Times New Roman"/>
+                      <w:sz w:val="16"/>
+                      <w:szCs w:val="16"/>
+                    </w:rPr>
+                    <w:instrText xml:space="preserve"> MERGEFIELD курсовые </w:instrText>
+                  </w:r>
+                  <w:r>
+                    <w:rPr>
+                      <w:sz w:val="16"/>
+                      <w:szCs w:val="16"/>
+                    </w:rPr>
+                    <w:fldChar w:fldCharType="separate"/>
+                  </w:r>
+                  <w:r>
+                    <w:rPr>
+                      <w:rFonts w:ascii="Times New Roman" w:hAnsi="Times New Roman" w:cs="Times New Roman"/>
+                      <w:noProof/>
+                      <w:sz w:val="16"/>
+                      <w:szCs w:val="16"/>
+                    </w:rPr>
+                    <w:t>Рынок страхования</w:t>
+                  </w:r>
+                </w:p>
+                <w:p>
+                  <w:pPr>
+                    <w:ind w:left="549"/>
+                    <w:rPr>
+                      <w:rFonts w:ascii="Times New Roman" w:hAnsi="Times New Roman" w:cs="Times New Roman"/>
+                      <w:sz w:val="16"/>
+                      <w:szCs w:val="16"/>
+                    </w:rPr>
+                  </w:pPr>
+                  <w:r>
+                    <w:rPr>
+                      <w:rFonts w:ascii="Times New Roman" w:hAnsi="Times New Roman" w:cs="Times New Roman"/>
+                      <w:noProof/>
+                      <w:sz w:val="16"/>
+                      <w:szCs w:val="16"/>
+                    </w:rPr>
+                    <w:t>Организация имущества банка</w:t>
+                  </w:r>
+                  <w:r>
+                    <w:rPr>
+                      <w:sz w:val="16"/>
+                      <w:szCs w:val="16"/>
+                    </w:rPr>
+                    <w:fldChar w:fldCharType="end"/>
+                  </w:r>
+                </w:p>
+              </w:tc>
+              <w:tc>
+                <w:tcPr>
+                  <w:tcW w:w="2340" w:type="dxa"/>
+                </w:tcPr>
+                <w:p>
+                  <w:pPr>
+                    <w:jc w:val="center"/>
+                    <w:rPr>
+                      <w:rFonts w:ascii="Times New Roman" w:hAnsi="Times New Roman" w:cs="Times New Roman"/>
+                      <w:noProof/>
+                      <w:sz w:val="16"/>
+                      <w:szCs w:val="16"/>
+                    </w:rPr>
+                  </w:pPr>
+                  <w:r>
+                    <w:rPr>
+                      <w:sz w:val="16"/>
+                      <w:szCs w:val="16"/>
+                    </w:rPr>
+                    <w:fldChar w:fldCharType="begin"/>
+                  </w:r>
+                  <w:r>
+                    <w:rPr>
+                      <w:rFonts w:ascii="Times New Roman" w:hAnsi="Times New Roman" w:cs="Times New Roman"/>
+                      <w:sz w:val="16"/>
+                      <w:szCs w:val="16"/>
+                    </w:rPr>
+                    <w:instrText xml:space="preserve"> MERGEFIELD оценка_курсовая </w:instrText>
+                  </w:r>
+                  <w:r>
+                    <w:rPr>
+                      <w:sz w:val="16"/>
+                      <w:szCs w:val="16"/>
+                    </w:rPr>
+                    <w:fldChar w:fldCharType="separate"/>
+                  </w:r>
+                  <w:r>
+                    <w:rPr>
+                      <w:rFonts w:ascii="Times New Roman" w:hAnsi="Times New Roman" w:cs="Times New Roman"/>
+                      <w:noProof/>
+                      <w:sz w:val="16"/>
+                      <w:szCs w:val="16"/>
+                    </w:rPr>
+                    <w:t>отлично</w:t>
+                  </w:r>
+                </w:p>
+                <w:p>
+                  <w:pPr>
+                    <w:jc w:val="center"/>
+                    <w:rPr>
+                      <w:rFonts w:ascii="Times New Roman" w:hAnsi="Times New Roman" w:cs="Times New Roman"/>
+                      <w:sz w:val="16"/>
+                      <w:szCs w:val="16"/>
+                    </w:rPr>
+                  </w:pPr>
+                  <w:r>
+                    <w:rPr>
+                      <w:rFonts w:ascii="Times New Roman" w:hAnsi="Times New Roman" w:cs="Times New Roman"/>
+                      <w:noProof/>
+                      <w:sz w:val="16"/>
+                      <w:szCs w:val="16"/>
+                    </w:rPr>
+                    <w:t>отлично</w:t>
+                  </w:r>
+                  <w:r>
+                    <w:rPr>
+                      <w:sz w:val="16"/>
+                      <w:szCs w:val="16"/>
+                    </w:rPr>
+                    <w:fldChar w:fldCharType="end"/>
+                  </w:r>
+                </w:p>
+              </w:tc>
+            </w:tr>
+            <w:tr>
+              <w:trPr>
+                <w:trHeight w:val="1132"/>
+              </w:trPr>
+              <w:tc>
+                <w:tcPr>
+                  <w:tcW w:w="11359" w:type="dxa"/>
+                  <w:gridSpan w:val="2"/>
+                </w:tcPr>
+                <w:p>
+                  <w:pPr>
+                    <w:ind w:left="8062"/>
+                    <w:rPr>
+                      <w:rFonts w:ascii="Times New Roman" w:hAnsi="Times New Roman" w:cs="Times New Roman"/>
+                      <w:sz w:val="16"/>
+                      <w:szCs w:val="16"/>
+                    </w:rPr>
+                  </w:pPr>
+                  <w:r>
+                    <w:rPr>
+                      <w:rFonts w:ascii="Times New Roman" w:hAnsi="Times New Roman"/>
+                    </w:rPr>
+                    <w:t>Абазов Б.З.</w:t>
+                  </w:r>
+                </w:p>
+              </w:tc>
+            </w:tr>
+          </w:tbl>
+          <w:p>
+            <w:pPr>
+              <w:spacing w:line="200" w:lineRule="exact"/>
+              <w:ind w:left="2869"/>
+              <w:rPr>
+                <w:rFonts w:ascii="Times New Roman" w:hAnsi="Times New Roman" w:cs="Times New Roman"/>
+                <w:sz w:val="16"/>
+                <w:szCs w:val="16"/>
+              </w:rPr>
+            </w:pPr>
+            <w:r>
+              <w:rPr>
+                <w:rFonts w:ascii="Times New Roman" w:hAnsi="Times New Roman" w:cs="Times New Roman"/>
+                <w:sz w:val="14"/>
+                <w:szCs w:val="16"/>
+              </w:rPr>
+              <w:t xml:space="preserve">4 </w:t>
+            </w:r>
+            <w:r>
+              <w:rPr>
+                <w:rFonts w:ascii="Times New Roman" w:hAnsi="Times New Roman" w:cs="Times New Roman"/>
+                <w:sz w:val="16"/>
+                <w:szCs w:val="16"/>
+              </w:rPr>
+              <w:t xml:space="preserve">                    ы</w:t>
+            </w:r>
+          </w:p>
+          <w:p>
+            <w:pPr>
+              <w:spacing w:line="200" w:lineRule="exact"/>
+              <w:ind w:left="2869"/>
+              <w:rPr>
+                <w:rFonts w:ascii="Times New Roman" w:hAnsi="Times New Roman" w:cs="Times New Roman"/>
+                <w:sz w:val="16"/>
+                <w:szCs w:val="16"/>
+              </w:rPr>
+            </w:pPr>
+          </w:p>
+          <w:p>
+            <w:pPr>
+              <w:ind w:left="1168"/>
+              <w:rPr>
+                <w:rFonts w:ascii="Times New Roman" w:hAnsi="Times New Roman" w:cs="Times New Roman"/>
+                <w:sz w:val="16"/>
+                <w:szCs w:val="16"/>
+              </w:rPr>
+            </w:pPr>
+          </w:p>
+          <w:p>
+            <w:pPr>
+              <w:spacing w:line="280" w:lineRule="exact"/>
+              <w:ind w:left="1168"/>
+              <w:rPr>
+                <w:rFonts w:ascii="Times New Roman" w:hAnsi="Times New Roman" w:cs="Times New Roman"/>
+                <w:sz w:val="16"/>
+              </w:rPr>
+            </w:pPr>
+            <w:r>
+              <w:rPr>
+                <w:rFonts w:ascii="Times New Roman" w:hAnsi="Times New Roman" w:cs="Times New Roman"/>
+                <w:sz w:val="14"/>
+                <w:szCs w:val="16"/>
+              </w:rPr>
+              <w:t>4</w:t>
+            </w:r>
+          </w:p>
+        </w:tc>
+        <w:tc>
+          <w:tcPr>
+            <w:tcW w:w="278" w:type="dxa"/>
+          </w:tcPr>
+          <w:p>
+            <w:pPr>
+              <w:ind w:right="-111"/>
+              <w:jc w:val="center"/>
+              <w:rPr>
+                <w:rFonts w:ascii="Times New Roman" w:hAnsi="Times New Roman"/>
+              </w:rPr>
+            </w:pPr>
+          </w:p>
+        </w:tc>
+        <w:tc>
+          <w:tcPr>
+            <w:tcW w:w="3123" w:type="dxa"/>
+          </w:tcPr>
+          <w:p>
+            <w:pPr>
+              <w:ind w:right="-111"/>
+              <w:jc w:val="center"/>
+              <w:rPr>
+                <w:rFonts w:ascii="Times New Roman" w:hAnsi="Times New Roman"/>
+              </w:rPr>
+            </w:pPr>
+          </w:p>
+          <w:p>
+            <w:pPr>
+              <w:ind w:right="-111"/>
+              <w:jc w:val="center"/>
+              <w:rPr>
+                <w:rFonts w:ascii="Times New Roman" w:hAnsi="Times New Roman"/>
+              </w:rPr>
+            </w:pPr>
+          </w:p>
+          <w:p>
+            <w:pPr>
+              <w:ind w:right="-111"/>
+              <w:jc w:val="center"/>
+              <w:rPr>
+                <w:rFonts w:ascii="Times New Roman" w:hAnsi="Times New Roman"/>
+              </w:rPr>
+            </w:pPr>
+          </w:p>
+          <w:p>
+            <w:pPr>
+              <w:ind w:right="-111"/>
+              <w:jc w:val="center"/>
+              <w:rPr>
+                <w:rFonts w:ascii="Times New Roman" w:hAnsi="Times New Roman"/>
+              </w:rPr>
+            </w:pPr>
+          </w:p>
+          <w:p>
+            <w:pPr>
+              <w:ind w:right="-111"/>
+              <w:jc w:val="center"/>
+              <w:rPr>
+                <w:rFonts w:ascii="Times New Roman" w:hAnsi="Times New Roman"/>
+              </w:rPr>
+            </w:pPr>
+          </w:p>
+          <w:p>
+            <w:pPr>
+              <w:ind w:right="-111"/>
+              <w:jc w:val="center"/>
+              <w:rPr>
+                <w:rFonts w:ascii="Times New Roman" w:hAnsi="Times New Roman"/>
+              </w:rPr>
+            </w:pPr>
+          </w:p>
+          <w:p>
+            <w:pPr>
+              <w:ind w:right="-111"/>
+              <w:jc w:val="center"/>
+              <w:rPr>
+                <w:rFonts w:ascii="Times New Roman" w:hAnsi="Times New Roman"/>
+              </w:rPr>
+            </w:pPr>
+          </w:p>
+          <w:p>
+            <w:pPr>
+              <w:ind w:right="-111"/>
+              <w:jc w:val="center"/>
+              <w:rPr>
+                <w:rFonts w:ascii="Times New Roman" w:hAnsi="Times New Roman"/>
+              </w:rPr>
+            </w:pPr>
+          </w:p>
+          <w:p>
+            <w:pPr>
+              <w:ind w:right="-111"/>
+              <w:jc w:val="center"/>
+              <w:rPr>
+                <w:rFonts w:ascii="Times New Roman" w:hAnsi="Times New Roman"/>
+              </w:rPr>
+            </w:pPr>
+          </w:p>
+          <w:p>
+            <w:pPr>
+              <w:ind w:right="-111"/>
+              <w:jc w:val="center"/>
+              <w:rPr>
+                <w:rFonts w:ascii="Times New Roman" w:hAnsi="Times New Roman"/>
+              </w:rPr>
+            </w:pPr>
+          </w:p>
+          <w:p>
+            <w:pPr>
+              <w:ind w:right="-111"/>
+              <w:jc w:val="center"/>
+              <w:rPr>
+                <w:rFonts w:ascii="Times New Roman" w:hAnsi="Times New Roman"/>
+              </w:rPr>
+            </w:pPr>
+          </w:p>
+          <w:p>
+            <w:pPr>
+              <w:ind w:right="-111"/>
+              <w:jc w:val="center"/>
+              <w:rPr>
+                <w:rFonts w:ascii="Times New Roman" w:hAnsi="Times New Roman"/>
+              </w:rPr>
+            </w:pPr>
+          </w:p>
+          <w:p>
+            <w:pPr>
+              <w:ind w:right="-111"/>
+              <w:jc w:val="center"/>
+              <w:rPr>
+                <w:rFonts w:ascii="Times New Roman" w:hAnsi="Times New Roman"/>
+              </w:rPr>
+            </w:pPr>
+          </w:p>
+          <w:p>
+            <w:pPr>
+              <w:ind w:right="-111"/>
+              <w:jc w:val="center"/>
+              <w:rPr>
+                <w:rFonts w:ascii="Times New Roman" w:hAnsi="Times New Roman"/>
+              </w:rPr>
+            </w:pPr>
+          </w:p>
+          <w:p>
+            <w:pPr>
+              <w:ind w:right="-111"/>
+              <w:jc w:val="center"/>
+              <w:rPr>
+                <w:rFonts w:ascii="Times New Roman" w:hAnsi="Times New Roman"/>
+              </w:rPr>
+            </w:pPr>
+          </w:p>
+          <w:p>
+            <w:pPr>
+              <w:ind w:right="-111"/>
+              <w:jc w:val="center"/>
+              <w:rPr>
+                <w:rFonts w:ascii="Times New Roman" w:hAnsi="Times New Roman"/>
+              </w:rPr>
+            </w:pPr>
+          </w:p>
+          <w:p>
+            <w:pPr>
+              <w:ind w:right="-111"/>
+              <w:jc w:val="center"/>
+              <w:rPr>
+                <w:rFonts w:ascii="Times New Roman" w:hAnsi="Times New Roman"/>
+              </w:rPr>
+            </w:pPr>
+          </w:p>
+          <w:p>
+            <w:pPr>
+              <w:ind w:right="-111"/>
+              <w:jc w:val="center"/>
+              <w:rPr>
+                <w:rFonts w:ascii="Times New Roman" w:hAnsi="Times New Roman"/>
+              </w:rPr>
+            </w:pPr>
+          </w:p>
+          <w:p>
+            <w:pPr>
+              <w:ind w:right="-111"/>
+              <w:jc w:val="center"/>
+              <w:rPr>
+                <w:rFonts w:ascii="Times New Roman" w:hAnsi="Times New Roman"/>
+              </w:rPr>
+            </w:pPr>
+            <w:r>
+              <w:rPr>
+                <w:rFonts w:ascii="Times New Roman" w:hAnsi="Times New Roman"/>
+              </w:rPr>
+              <w:t>Государственное</w:t>
+            </w:r>
+          </w:p>
+          <w:p>
+            <w:pPr>
+              <w:ind w:right="-111"/>
+              <w:jc w:val="center"/>
+              <w:rPr>
+                <w:rFonts w:ascii="Times New Roman" w:hAnsi="Times New Roman"/>
+              </w:rPr>
+            </w:pPr>
+            <w:r>
+              <w:rPr>
+                <w:rFonts w:ascii="Times New Roman" w:hAnsi="Times New Roman"/>
+              </w:rPr>
+              <w:t>бюджетное профессиональное образовательное учреждение «Кабардино-Балкарский гуманитарно – технический колледж»</w:t>
+            </w:r>
+          </w:p>
+          <w:p>
+            <w:pPr>
+              <w:ind w:right="-111"/>
+              <w:jc w:val="center"/>
+              <w:rPr>
+                <w:rFonts w:ascii="Times New Roman" w:hAnsi="Times New Roman"/>
+              </w:rPr>
+            </w:pPr>
+          </w:p>
+          <w:p>
+            <w:pPr>
+              <w:jc w:val="center"/>
+              <w:rPr>
+                <w:rFonts w:ascii="Times New Roman" w:hAnsi="Times New Roman"/>
+              </w:rPr>
+            </w:pPr>
+            <w:r>
+              <w:rPr>
+                <w:rFonts w:ascii="Times New Roman" w:hAnsi="Times New Roman"/>
+              </w:rPr>
+              <w:t>г. Нальчик</w:t>
+            </w:r>
+          </w:p>
+          <w:p>
+            <w:pPr>
+              <w:jc w:val="center"/>
+              <w:rPr>
+                <w:rFonts w:ascii="Times New Roman" w:hAnsi="Times New Roman"/>
+              </w:rPr>
+            </w:pPr>
+          </w:p>
+          <w:p>
+            <w:pPr>
+              <w:jc w:val="center"/>
+              <w:rPr>
+                <w:rFonts w:ascii="Times New Roman" w:hAnsi="Times New Roman"/>
+              </w:rPr>
+            </w:pPr>
+          </w:p>
+          <w:p>
+            <w:pPr>
+              <w:jc w:val="center"/>
+              <w:rPr>
+                <w:rFonts w:ascii="Times New Roman" w:hAnsi="Times New Roman"/>
+              </w:rPr>
+            </w:pPr>
+          </w:p>
+          <w:p>
+            <w:pPr>
+              <w:jc w:val="center"/>
+              <w:rPr>
+                <w:rFonts w:ascii="Times New Roman" w:hAnsi="Times New Roman"/>
+              </w:rPr>
+            </w:pPr>
+          </w:p>
+          <w:p>
+            <w:pPr>
+              <w:jc w:val="center"/>
+              <w:rPr>
+                <w:rFonts w:ascii="Times New Roman" w:hAnsi="Times New Roman"/>
+              </w:rPr>
+            </w:pPr>
+          </w:p>
+          <w:p>
+            <w:pPr>
+              <w:jc w:val="center"/>
+              <w:rPr>
+                <w:rFonts w:ascii="Times New Roman" w:hAnsi="Times New Roman"/>
+              </w:rPr>
+            </w:pPr>
+          </w:p>
+          <w:p>
+            <w:pPr>
+              <w:jc w:val="center"/>
+              <w:rPr>
+                <w:rFonts w:ascii="Times New Roman" w:hAnsi="Times New Roman"/>
+              </w:rPr>
+            </w:pPr>
+          </w:p>
+          <w:p>
+            <w:pPr>
+              <w:jc w:val="center"/>
+              <w:rPr>
+                <w:rFonts w:ascii="Times New Roman" w:hAnsi="Times New Roman"/>
+              </w:rPr>
+            </w:pPr>
+          </w:p>
+          <w:p>
+            <w:pPr>
+              <w:jc w:val="center"/>
+              <w:rPr>
+                <w:rFonts w:ascii="Times New Roman" w:hAnsi="Times New Roman"/>
+              </w:rPr>
+            </w:pPr>
+          </w:p>
+          <w:p>
+            <w:pPr>
+              <w:jc w:val="center"/>
+              <w:rPr>
+                <w:rFonts w:ascii="Times New Roman" w:hAnsi="Times New Roman"/>
+              </w:rPr>
+            </w:pPr>
+          </w:p>
+          <w:p>
+            <w:pPr>
+              <w:jc w:val="center"/>
+              <w:rPr>
+                <w:rFonts w:ascii="Times New Roman" w:hAnsi="Times New Roman"/>
+              </w:rPr>
+            </w:pPr>
+            <w:r>
+              <w:rPr>
+                <w:rFonts w:ascii="Times New Roman" w:hAnsi="Times New Roman"/>
+              </w:rPr>
+              <w:t xml:space="preserve">о среднем профессиональном образовании </w:t>
+            </w:r>
+            <w:r>
+              <w:fldChar w:fldCharType="begin"/>
+            </w:r>
+            <w:r>
+              <w:rPr>
+                <w:rFonts w:ascii="Times New Roman" w:hAnsi="Times New Roman"/>
+              </w:rPr>
+              <w:instrText xml:space="preserve"> IF </w:instrText>
+            </w:r>
+            <w:r>
+              <w:fldChar w:fldCharType="begin"/>
+            </w:r>
+            <w:r>
+              <w:rPr>
+                <w:rFonts w:ascii="Times New Roman" w:hAnsi="Times New Roman"/>
+              </w:rPr>
+              <w:instrText xml:space="preserve"> MERGEFIELD Красный </w:instrText>
+            </w:r>
+            <w:r>
+              <w:fldChar w:fldCharType="separate"/>
+            </w:r>
+            <w:r>
+              <w:rPr>
+                <w:rFonts w:ascii="Times New Roman" w:hAnsi="Times New Roman"/>
+                <w:noProof/>
+              </w:rPr>
+              <w:instrText>нет</w:instrText>
+            </w:r>
+            <w:r>
+              <w:fldChar w:fldCharType="end"/>
+            </w:r>
+            <w:r>
+              <w:rPr>
+                <w:rFonts w:ascii="Times New Roman" w:hAnsi="Times New Roman"/>
+              </w:rPr>
+              <w:instrText xml:space="preserve"> = да "с отличием" "" </w:instrText>
+            </w:r>
+            <w:r>
+              <w:fldChar w:fldCharType="end"/>
+            </w:r>
+          </w:p>
+          <w:p>
+            <w:pPr>
+              <w:jc w:val="center"/>
+              <w:rPr>
+                <w:rFonts w:ascii="Times New Roman" w:hAnsi="Times New Roman"/>
+              </w:rPr>
+            </w:pPr>
+          </w:p>
+          <w:p>
+            <w:pPr>
+              <w:jc w:val="center"/>
+              <w:rPr>
+                <w:rFonts w:ascii="Times New Roman" w:hAnsi="Times New Roman"/>
+              </w:rPr>
+            </w:pPr>
+          </w:p>
+          <w:p>
+            <w:pPr>
+              <w:jc w:val="center"/>
+              <w:rPr>
+                <w:rFonts w:ascii="Times New Roman" w:hAnsi="Times New Roman"/>
+              </w:rPr>
+            </w:pPr>
+          </w:p>
+          <w:p>
+            <w:pPr>
+              <w:jc w:val="center"/>
+              <w:rPr>
+                <w:rFonts w:ascii="Times New Roman" w:hAnsi="Times New Roman"/>
+              </w:rPr>
+            </w:pPr>
+          </w:p>
+          <w:p>
+            <w:pPr>
+              <w:jc w:val="center"/>
+              <w:rPr>
+                <w:rFonts w:ascii="Times New Roman" w:hAnsi="Times New Roman"/>
+              </w:rPr>
+            </w:pPr>
+          </w:p>
+          <w:p>
+            <w:pPr>
+              <w:jc w:val="center"/>
+              <w:rPr>
+                <w:rFonts w:ascii="Times New Roman" w:hAnsi="Times New Roman"/>
+              </w:rPr>
+            </w:pPr>
+          </w:p>
+          <w:p>
+            <w:pPr>
+              <w:jc w:val="center"/>
+              <w:rPr>
+                <w:rFonts w:ascii="Times New Roman" w:hAnsi="Times New Roman"/>
+              </w:rPr>
+            </w:pPr>
+          </w:p>
+          <w:p>
+            <w:pPr>
+              <w:jc w:val="center"/>
+              <w:rPr>
+                <w:rFonts w:ascii="Times New Roman" w:hAnsi="Times New Roman"/>
+              </w:rPr>
+            </w:pPr>
+            <w:r>
+              <w:fldChar w:fldCharType="begin"/>
+            </w:r>
+            <w:r>
+              <w:rPr>
+                <w:rFonts w:ascii="Times New Roman" w:hAnsi="Times New Roman"/>
+              </w:rPr>
+              <w:instrText xml:space="preserve"> MERGEFIELD Регистр_номер </w:instrText>
+            </w:r>
+            <w:r>
+              <w:fldChar w:fldCharType="separate"/>
+            </w:r>
+            <w:r>
+              <w:rPr>
+                <w:rFonts w:ascii="Times New Roman" w:hAnsi="Times New Roman"/>
+                <w:noProof/>
+              </w:rPr>
+              <w:t>202655</w:t>
+            </w:r>
+            <w:r>
+              <w:fldChar w:fldCharType="end"/>
+            </w:r>
+          </w:p>
+          <w:p>
+            <w:pPr>
+              <w:jc w:val="center"/>
+              <w:rPr>
+                <w:rFonts w:ascii="Times New Roman" w:hAnsi="Times New Roman"/>
+              </w:rPr>
+            </w:pPr>
+          </w:p>
+          <w:p>
+            <w:pPr>
+              <w:jc w:val="center"/>
+              <w:rPr>
+                <w:rFonts w:ascii="Times New Roman" w:hAnsi="Times New Roman"/>
+              </w:rPr>
+            </w:pPr>
+          </w:p>
+          <w:p>
+            <w:pPr>
+              <w:jc w:val="center"/>
+              <w:rPr>
+                <w:rFonts w:ascii="Times New Roman" w:hAnsi="Times New Roman"/>
+              </w:rPr>
+            </w:pPr>
+          </w:p>
+          <w:p>
+            <w:pPr>
+              <w:jc w:val="center"/>
+              <w:rPr>
+                <w:rFonts w:ascii="Times New Roman" w:hAnsi="Times New Roman"/>
+              </w:rPr>
+            </w:pPr>
+          </w:p>
+          <w:p>
+            <w:pPr>
+              <w:jc w:val="center"/>
+              <w:rPr>
+                <w:rFonts w:ascii="Times New Roman" w:hAnsi="Times New Roman"/>
+              </w:rPr>
+            </w:pPr>
+          </w:p>
+          <w:p>
+            <w:pPr>
+              <w:spacing w:before="120"/>
+              <w:jc w:val="center"/>
+              <w:rPr>
+                <w:rFonts w:ascii="Times New Roman" w:hAnsi="Times New Roman"/>
+              </w:rPr>
+            </w:pPr>
+            <w:r>
+              <w:fldChar w:fldCharType="begin"/>
+            </w:r>
+            <w:r>
+              <w:rPr>
+                <w:rFonts w:ascii="Times New Roman" w:hAnsi="Times New Roman"/>
+              </w:rPr>
+              <w:instrText xml:space="preserve"> MERGEFIELD Дата_выдачи \@ "dd MMMM yyyy"</w:instrText>
+            </w:r>
+            <w:r>
+              <w:fldChar w:fldCharType="separate"/>
+            </w:r>
+            <w:r>
+              <w:rPr>
+                <w:rFonts w:ascii="Times New Roman" w:hAnsi="Times New Roman"/>
+                <w:noProof/>
+              </w:rPr>
+              <w:t>06 апреля 2026</w:t>
+            </w:r>
+            <w:r>
+              <w:fldChar w:fldCharType="end"/>
+            </w:r>
+            <w:r>
+              <w:rPr>
+                <w:rFonts w:ascii="Times New Roman" w:hAnsi="Times New Roman"/>
+              </w:rPr>
+              <w:t xml:space="preserve"> года</w:t>
+            </w:r>
+          </w:p>
+          <w:p>
+            <w:pPr>
+              <w:jc w:val="center"/>
+              <w:rPr>
+                <w:rFonts w:ascii="Times New Roman" w:hAnsi="Times New Roman" w:cs="Times New Roman"/>
+              </w:rPr>
+            </w:pPr>
+          </w:p>
+        </w:tc>
+        <w:tc>
+          <w:tcPr>
+            <w:tcW w:w="8349" w:type="dxa"/>
+          </w:tcPr>
+          <w:tbl>
+            <w:tblPr>
+              <w:tblStyle w:val="a7"/>
+              <w:tblW w:w="0" w:type="auto"/>
+              <w:tblBorders>
+                <w:top w:val="none" w:sz="0" w:space="0" w:color="auto"/>
+                <w:left w:val="none" w:sz="0" w:space="0" w:color="auto"/>
+                <w:bottom w:val="none" w:sz="0" w:space="0" w:color="auto"/>
+                <w:right w:val="none" w:sz="0" w:space="0" w:color="auto"/>
+                <w:insideH w:val="none" w:sz="0" w:space="0" w:color="auto"/>
+                <w:insideV w:val="none" w:sz="0" w:space="0" w:color="auto"/>
+              </w:tblBorders>
+              <w:tblLook w:val="04A0" w:firstRow="1" w:lastRow="0" w:firstColumn="1" w:lastColumn="0" w:noHBand="0" w:noVBand="1"/>
+            </w:tblPr>
+            <w:tblGrid>
+              <w:gridCol w:w="2625"/>
+              <w:gridCol w:w="5600"/>
+            </w:tblGrid>
+            <w:tr>
+              <w:trPr>
+                <w:trHeight w:val="2624"/>
+              </w:trPr>
+              <w:tc>
+                <w:tcPr>
+                  <w:tcW w:w="2625" w:type="dxa"/>
+                </w:tcPr>
+                <w:p>
+                  <w:pPr>
+                    <w:rPr>
+                      <w:rFonts w:ascii="Times New Roman" w:hAnsi="Times New Roman" w:cs="Times New Roman"/>
+                    </w:rPr>
+                  </w:pPr>
+                </w:p>
+              </w:tc>
+              <w:tc>
+                <w:tcPr>
+                  <w:tcW w:w="5600" w:type="dxa"/>
+                </w:tcPr>
+                <w:p>
+                  <w:pPr>
+                    <w:rPr>
+                      <w:rFonts w:ascii="Times New Roman" w:hAnsi="Times New Roman" w:cs="Times New Roman"/>
+                    </w:rPr>
+                  </w:pPr>
+                </w:p>
+              </w:tc>
+            </w:tr>
+            <w:tr>
+              <w:trPr>
+                <w:trHeight w:val="1116"/>
+              </w:trPr>
+              <w:tc>
+                <w:tcPr>
+                  <w:tcW w:w="2625" w:type="dxa"/>
+                </w:tcPr>
+                <w:p>
+                  <w:pPr>
+                    <w:rPr>
+                      <w:rFonts w:ascii="Times New Roman" w:hAnsi="Times New Roman" w:cs="Times New Roman"/>
+                    </w:rPr>
+                  </w:pPr>
+                </w:p>
+              </w:tc>
+              <w:tc>
+                <w:tcPr>
+                  <w:tcW w:w="5600" w:type="dxa"/>
+                </w:tcPr>
+                <w:p>
+                  <w:pPr>
+                    <w:spacing w:line="380" w:lineRule="exact"/>
+                    <w:rPr>
+                      <w:rFonts w:ascii="Times New Roman" w:hAnsi="Times New Roman" w:cs="Times New Roman"/>
+                      <w:sz w:val="28"/>
+                    </w:rPr>
+                  </w:pPr>
+                  <w:r>
+                    <w:rPr>
+                      <w:sz w:val="28"/>
+                    </w:rPr>
+                    <w:fldChar w:fldCharType="begin"/>
+                  </w:r>
+                  <w:r>
+                    <w:rPr>
+                      <w:rFonts w:ascii="Times New Roman" w:hAnsi="Times New Roman" w:cs="Times New Roman"/>
+                      <w:sz w:val="28"/>
+                    </w:rPr>
+                    <w:instrText xml:space="preserve"> MERGEFIELD Фамилия </w:instrText>
+                  </w:r>
+                  <w:r>
+                    <w:rPr>
+                      <w:sz w:val="28"/>
+                    </w:rPr>
+                    <w:fldChar w:fldCharType="separate"/>
+                  </w:r>
+                  <w:r>
+                    <w:rPr>
+                      <w:rFonts w:ascii="Times New Roman" w:hAnsi="Times New Roman" w:cs="Times New Roman"/>
+                      <w:noProof/>
+                      <w:sz w:val="28"/>
+                    </w:rPr>
+                    <w:t>Тесленко</w:t>
+                  </w:r>
+                  <w:r>
+                    <w:rPr>
+                      <w:sz w:val="28"/>
+                    </w:rPr>
+                    <w:fldChar w:fldCharType="end"/>
+                  </w:r>
+                </w:p>
+              </w:tc>
+            </w:tr>
+            <w:tr>
+              <w:trPr>
+                <w:trHeight w:val="1028"/>
+              </w:trPr>
+              <w:tc>
+                <w:tcPr>
+                  <w:tcW w:w="2625" w:type="dxa"/>
+                </w:tcPr>
+                <w:p>
+                  <w:pPr>
+                    <w:rPr>
+                      <w:rFonts w:ascii="Times New Roman" w:hAnsi="Times New Roman" w:cs="Times New Roman"/>
+                    </w:rPr>
+                  </w:pPr>
+                </w:p>
+              </w:tc>
+              <w:tc>
+                <w:tcPr>
+                  <w:tcW w:w="5600" w:type="dxa"/>
+                </w:tcPr>
+                <w:p>
+                  <w:pPr>
+                    <w:spacing w:line="360" w:lineRule="atLeast"/>
+                    <w:rPr>
+                      <w:rFonts w:ascii="Times New Roman" w:hAnsi="Times New Roman" w:cs="Times New Roman"/>
+                    </w:rPr>
+                  </w:pPr>
+                  <w:r>
+                    <w:rPr>
+                      <w:sz w:val="28"/>
+                    </w:rPr>
+                    <w:fldChar w:fldCharType="begin"/>
+                  </w:r>
+                  <w:r>
+                    <w:rPr>
+                      <w:rFonts w:ascii="Times New Roman" w:hAnsi="Times New Roman"/>
+                      <w:sz w:val="28"/>
+                    </w:rPr>
+                    <w:instrText xml:space="preserve"> MERGEFIELD Имя </w:instrText>
+                  </w:r>
+                  <w:r>
+                    <w:rPr>
+                      <w:sz w:val="28"/>
+                    </w:rPr>
+                    <w:fldChar w:fldCharType="separate"/>
+                  </w:r>
+                  <w:r>
+                    <w:rPr>
+                      <w:rFonts w:ascii="Times New Roman" w:hAnsi="Times New Roman"/>
+                      <w:noProof/>
+                      <w:sz w:val="28"/>
+                    </w:rPr>
+                    <w:t>Виктория</w:t>
+                  </w:r>
+                  <w:r>
+                    <w:rPr>
+                      <w:sz w:val="28"/>
+                    </w:rPr>
+                    <w:fldChar w:fldCharType="end"/>
+                  </w:r>
+                </w:p>
+              </w:tc>
+            </w:tr>
+            <w:tr>
+              <w:trPr>
+                <w:trHeight w:val="1128"/>
+              </w:trPr>
+              <w:tc>
+                <w:tcPr>
+                  <w:tcW w:w="2625" w:type="dxa"/>
+                </w:tcPr>
+                <w:p>
+                  <w:pPr>
+                    <w:rPr>
+                      <w:rFonts w:ascii="Times New Roman" w:hAnsi="Times New Roman" w:cs="Times New Roman"/>
+                    </w:rPr>
+                  </w:pPr>
+                </w:p>
+              </w:tc>
+              <w:tc>
+                <w:tcPr>
+                  <w:tcW w:w="5600" w:type="dxa"/>
+                </w:tcPr>
+                <w:p>
+                  <w:pPr>
+                    <w:spacing w:line="420" w:lineRule="exact"/>
+                    <w:rPr>
+                      <w:rFonts w:ascii="Times New Roman" w:hAnsi="Times New Roman"/>
+                    </w:rPr>
+                  </w:pPr>
+                  <w:r>
+                    <w:rPr>
+                      <w:sz w:val="28"/>
+                    </w:rPr>
+                    <w:fldChar w:fldCharType="begin"/>
+                  </w:r>
+                  <w:r>
+                    <w:rPr>
+                      <w:rFonts w:ascii="Times New Roman" w:hAnsi="Times New Roman"/>
+                      <w:sz w:val="28"/>
+                    </w:rPr>
+                    <w:instrText xml:space="preserve"> MERGEFIELD Отчество </w:instrText>
+                  </w:r>
+                  <w:r>
+                    <w:rPr>
+                      <w:sz w:val="28"/>
+                    </w:rPr>
+                    <w:fldChar w:fldCharType="separate"/>
+                  </w:r>
+                  <w:r>
+                    <w:rPr>
+                      <w:rFonts w:ascii="Times New Roman" w:hAnsi="Times New Roman"/>
+                      <w:noProof/>
+                      <w:sz w:val="28"/>
+                    </w:rPr>
+                    <w:t>Сергеевна</w:t>
+                  </w:r>
+                  <w:r>
+                    <w:rPr>
+                      <w:sz w:val="28"/>
+                    </w:rPr>
+                    <w:fldChar w:fldCharType="end"/>
+                  </w:r>
+                </w:p>
+              </w:tc>
+            </w:tr>
+            <w:tr>
+              <w:trPr>
+                <w:trHeight w:val="1970"/>
+              </w:trPr>
+              <w:tc>
+                <w:tcPr>
+                  <w:tcW w:w="8225" w:type="dxa"/>
+                  <w:gridSpan w:val="2"/>
+                </w:tcPr>
+                <w:p>
+                  <w:pPr>
+                    <w:spacing w:line="360" w:lineRule="exact"/>
+                    <w:ind w:left="2381"/>
+                    <w:rPr>
+                      <w:rFonts w:ascii="Times New Roman" w:hAnsi="Times New Roman"/>
+                    </w:rPr>
+                  </w:pPr>
+                  <w:r>
+                    <w:fldChar w:fldCharType="begin"/>
+                  </w:r>
+                  <w:r>
+                    <w:rPr>
+                      <w:rFonts w:ascii="Times New Roman" w:hAnsi="Times New Roman"/>
+                    </w:rPr>
+                    <w:instrText xml:space="preserve"> MERGEFIELD число_месяцполностью_год__рождения \@ "dd MMMM yyyy"</w:instrText>
+                  </w:r>
+                  <w:r>
+                    <w:fldChar w:fldCharType="separate"/>
+                  </w:r>
+                  <w:r>
+                    <w:rPr>
+                      <w:rFonts w:ascii="Times New Roman" w:hAnsi="Times New Roman"/>
+                      <w:noProof/>
+                    </w:rPr>
+                    <w:t>10 сентября 1982</w:t>
+                  </w:r>
+                  <w:r>
+                    <w:fldChar w:fldCharType="end"/>
+                  </w:r>
+                  <w:r>
+                    <w:rPr>
+                      <w:rFonts w:ascii="Times New Roman" w:hAnsi="Times New Roman"/>
+                    </w:rPr>
+                    <w:t xml:space="preserve"> года</w:t>
+                  </w:r>
+                </w:p>
+              </w:tc>
+            </w:tr>
+            <w:tr>
+              <w:trPr>
+                <w:trHeight w:val="3284"/>
+              </w:trPr>
+              <w:tc>
+                <w:tcPr>
+                  <w:tcW w:w="8225" w:type="dxa"/>
+                  <w:gridSpan w:val="2"/>
+                </w:tcPr>
+                <w:p>
+                  <w:pPr>
+                    <w:ind w:left="1106"/>
+                    <w:rPr>
+                      <w:rFonts w:ascii="Times New Roman" w:hAnsi="Times New Roman"/>
+                    </w:rPr>
+                  </w:pPr>
+                  <w:r>
+                    <w:fldChar w:fldCharType="begin"/>
+                  </w:r>
+                  <w:r>
+                    <w:rPr>
+                      <w:rFonts w:ascii="Times New Roman" w:hAnsi="Times New Roman"/>
+                    </w:rPr>
+                    <w:instrText xml:space="preserve"> MERGEFIELD Предыдущий_документ </w:instrText>
+                  </w:r>
+                  <w:r>
+                    <w:fldChar w:fldCharType="separate"/>
+                  </w:r>
+                  <w:r>
+                    <w:rPr>
+                      <w:rFonts w:ascii="Times New Roman" w:hAnsi="Times New Roman"/>
+                      <w:noProof/>
+                    </w:rPr>
+                    <w:t>Диплом о среднем профессиональном образовании</w:t>
+                  </w:r>
+                  <w:r>
+                    <w:fldChar w:fldCharType="end"/>
+                  </w:r>
+                </w:p>
+              </w:tc>
+            </w:tr>
+            <w:tr>
+              <w:trPr>
+                <w:trHeight w:val="1134"/>
+              </w:trPr>
+              <w:tc>
+                <w:tcPr>
+                  <w:tcW w:w="8225" w:type="dxa"/>
+                  <w:gridSpan w:val="2"/>
+                </w:tcPr>
+                <w:p>
+                  <w:pPr>
+                    <w:ind w:left="823"/>
+                    <w:jc w:val="center"/>
+                    <w:rPr>
+                      <w:rFonts w:ascii="Times New Roman" w:hAnsi="Times New Roman"/>
+                    </w:rPr>
+                  </w:pPr>
+                  <w:r>
+                    <w:fldChar w:fldCharType="begin"/>
+                  </w:r>
+                  <w:r>
+                    <w:rPr>
+                      <w:rFonts w:ascii="Times New Roman" w:hAnsi="Times New Roman"/>
+                    </w:rPr>
+                    <w:instrText xml:space="preserve"> MERGEFIELD срок </w:instrText>
+                  </w:r>
+                  <w:r>
+                    <w:fldChar w:fldCharType="separate"/>
+                  </w:r>
+                  <w:r>
+                    <w:rPr>
+                      <w:rFonts w:ascii="Times New Roman" w:hAnsi="Times New Roman"/>
+                      <w:noProof/>
+                    </w:rPr>
+                    <w:t>2 года 10 месяцев</w:t>
+                  </w:r>
+                  <w:r>
+                    <w:fldChar w:fldCharType="end"/>
+                  </w:r>
+                </w:p>
+              </w:tc>
+            </w:tr>
+            <w:tr>
+              <w:trPr>
+                <w:trHeight w:val="842"/>
+              </w:trPr>
+              <w:tc>
+                <w:tcPr>
+                  <w:tcW w:w="8225" w:type="dxa"/>
+                  <w:gridSpan w:val="2"/>
+                </w:tcPr>
+                <w:p>
+                  <w:pPr>
+                    <w:spacing w:line="280" w:lineRule="exact"/>
+                    <w:ind w:left="822"/>
+                    <w:jc w:val="center"/>
+                    <w:rPr>
+                      <w:rFonts w:ascii="Times New Roman" w:hAnsi="Times New Roman"/>
+                    </w:rPr>
+                  </w:pPr>
+                  <w:r>
+                    <w:rPr>
+                      <w:sz w:val="28"/>
+                    </w:rPr>
+                    <w:fldChar w:fldCharType="begin"/>
+                  </w:r>
+                  <w:r>
+                    <w:rPr>
+                      <w:rFonts w:ascii="Times New Roman" w:hAnsi="Times New Roman"/>
+                      <w:sz w:val="28"/>
+                    </w:rPr>
+                    <w:instrText xml:space="preserve"> MERGEFIELD Квалификация </w:instrText>
+                  </w:r>
+                  <w:r>
+                    <w:rPr>
+                      <w:sz w:val="28"/>
+                    </w:rPr>
+                    <w:fldChar w:fldCharType="separate"/>
+                  </w:r>
+                  <w:r>
+                    <w:rPr>
+                      <w:rFonts w:ascii="Times New Roman" w:hAnsi="Times New Roman"/>
+                      <w:noProof/>
+                      <w:sz w:val="28"/>
+                    </w:rPr>
+                    <w:t>Экономист</w:t>
+                  </w:r>
+                  <w:r>
+                    <w:rPr>
+                      <w:sz w:val="28"/>
+                    </w:rPr>
+                    <w:fldChar w:fldCharType="end"/>
+                  </w:r>
+                </w:p>
+              </w:tc>
+            </w:tr>
+            <w:tr>
+              <w:trPr>
+                <w:trHeight w:val="1998"/>
+              </w:trPr>
+              <w:tc>
+                <w:tcPr>
+                  <w:tcW w:w="8225" w:type="dxa"/>
+                  <w:gridSpan w:val="2"/>
+                </w:tcPr>
+                <w:p>
+                  <w:pPr>
+                    <w:ind w:left="823"/>
+                    <w:jc w:val="center"/>
+                    <w:rPr>
+                      <w:rFonts w:ascii="Times New Roman" w:hAnsi="Times New Roman"/>
+                      <w:noProof/>
+                      <w:szCs w:val="20"/>
+                    </w:rPr>
+                  </w:pPr>
+                  <w:r>
+                    <w:rPr>
+                      <w:noProof/>
+                      <w:szCs w:val="20"/>
+                    </w:rPr>
+                    <w:fldChar w:fldCharType="begin"/>
+                  </w:r>
+                  <w:r>
+                    <w:rPr>
+                      <w:rFonts w:ascii="Times New Roman" w:hAnsi="Times New Roman"/>
+                      <w:noProof/>
+                      <w:szCs w:val="20"/>
+                    </w:rPr>
+                    <w:instrText xml:space="preserve"> MERGEFIELD Специальность </w:instrText>
+                  </w:r>
+                  <w:r>
+                    <w:rPr>
+                      <w:noProof/>
+                      <w:szCs w:val="20"/>
+                    </w:rPr>
+                    <w:fldChar w:fldCharType="separate"/>
+                  </w:r>
+                  <w:r>
+                    <w:rPr>
+                      <w:rFonts w:ascii="Times New Roman" w:hAnsi="Times New Roman"/>
+                      <w:noProof/>
+                      <w:szCs w:val="20"/>
+                    </w:rPr>
+                    <w:t>специальности</w:t>
+                  </w:r>
+                </w:p>
+                <w:p>
+                  <w:pPr>
+                    <w:ind w:left="823"/>
+                    <w:jc w:val="center"/>
+                    <w:rPr>
+                      <w:rFonts w:ascii="Times New Roman" w:hAnsi="Times New Roman"/>
+                    </w:rPr>
+                  </w:pPr>
+                  <w:r>
+                    <w:rPr>
+                      <w:rFonts w:ascii="Times New Roman" w:hAnsi="Times New Roman"/>
+                      <w:noProof/>
+                      <w:szCs w:val="20"/>
+                    </w:rPr>
+                    <w:t>38.02.07 Банковское дело</w:t>
+                  </w:r>
+                  <w:r>
+                    <w:rPr>
+                      <w:noProof/>
+                      <w:szCs w:val="20"/>
+                    </w:rPr>
+                    <w:fldChar w:fldCharType="end"/>
+                  </w:r>
+                </w:p>
+              </w:tc>
+            </w:tr>
+          </w:tbl>
+          <w:p>
+            <w:pPr>
+              <w:rPr>
+                <w:rFonts w:ascii="Times New Roman" w:hAnsi="Times New Roman" w:cs="Times New Roman"/>
+                <w:sz w:val="16"/>
+                <w:szCs w:val="16"/>
+              </w:rPr>
+            </w:pPr>
+          </w:p>
+          <w:p>
+            <w:pPr>
+              <w:rPr>
+                <w:rFonts w:ascii="Times New Roman" w:hAnsi="Times New Roman" w:cs="Times New Roman"/>
+                <w:sz w:val="16"/>
+                <w:szCs w:val="16"/>
+              </w:rPr>
+            </w:pPr>
+          </w:p>
+          <w:p>
+            <w:pPr>
+              <w:ind w:right="68"/>
+              <w:jc w:val="right"/>
+              <w:rPr>
+                <w:rFonts w:ascii="Times New Roman" w:hAnsi="Times New Roman" w:cs="Times New Roman"/>
+                <w:sz w:val="16"/>
+                <w:szCs w:val="16"/>
+              </w:rPr>
+            </w:pPr>
+          </w:p>
+          <w:p>
+            <w:pPr>
+              <w:spacing w:line="240" w:lineRule="exact"/>
+              <w:ind w:right="68"/>
+              <w:jc w:val="right"/>
+              <w:rPr>
+                <w:rFonts w:ascii="Times New Roman" w:hAnsi="Times New Roman" w:cs="Times New Roman"/>
+              </w:rPr>
+            </w:pPr>
+            <w:r>
+              <w:rPr>
+                <w:rFonts w:ascii="Times New Roman" w:hAnsi="Times New Roman" w:cs="Times New Roman"/>
+                <w:sz w:val="14"/>
+                <w:szCs w:val="16"/>
+              </w:rPr>
+              <w:t>1</w:t>
+            </w:r>
+          </w:p>
+        </w:tc>
+      </w:tr>
+      <w:tr>
+        <w:trPr>
+          <w:trHeight w:val="2789"/>
+        </w:trPr>
+        <w:tc>
+          <w:tcPr>
+            <w:tcW w:w="11761" w:type="dxa"/>
+            <w:gridSpan w:val="2"/>
+          </w:tcPr>
+          <w:p>
+            <w:pPr>
+              <w:rPr>
+                <w:rFonts w:ascii="Times New Roman" w:hAnsi="Times New Roman" w:cs="Times New Roman"/>
+              </w:rPr>
+            </w:pPr>
+          </w:p>
+        </w:tc>
+        <w:tc>
+          <w:tcPr>
+            <w:tcW w:w="11472" w:type="dxa"/>
+            <w:gridSpan w:val="2"/>
+            <w:vMerge w:val="restart"/>
+          </w:tcPr>
+          <w:tbl>
+            <w:tblPr>
+              <w:tblStyle w:val="a7"/>
+              <w:tblW w:w="0" w:type="auto"/>
+              <w:tblBorders>
+                <w:top w:val="none" w:sz="0" w:space="0" w:color="auto"/>
+                <w:left w:val="none" w:sz="0" w:space="0" w:color="auto"/>
+                <w:bottom w:val="none" w:sz="0" w:space="0" w:color="auto"/>
+                <w:right w:val="none" w:sz="0" w:space="0" w:color="auto"/>
+                <w:insideH w:val="none" w:sz="0" w:space="0" w:color="auto"/>
+                <w:insideV w:val="none" w:sz="0" w:space="0" w:color="auto"/>
+              </w:tblBorders>
+              <w:tblCellMar>
+                <w:left w:w="340" w:type="dxa"/>
+                <w:right w:w="454" w:type="dxa"/>
+              </w:tblCellMar>
+              <w:tblLook w:val="04A0" w:firstRow="1" w:lastRow="0" w:firstColumn="1" w:lastColumn="0" w:noHBand="0" w:noVBand="1"/>
+            </w:tblPr>
+            <w:tblGrid>
+              <w:gridCol w:w="3782"/>
+              <w:gridCol w:w="3783"/>
+              <w:gridCol w:w="3783"/>
+            </w:tblGrid>
+            <w:tr>
+              <w:trPr>
+                <w:trHeight w:val="4476"/>
+              </w:trPr>
+              <w:tc>
+                <w:tcPr>
+                  <w:tcW w:w="11348" w:type="dxa"/>
+                  <w:gridSpan w:val="3"/>
+                </w:tcPr>
+                <w:p>
+                  <w:pPr>
+                    <w:rPr>
+                      <w:rFonts w:ascii="Times New Roman" w:hAnsi="Times New Roman" w:cs="Times New Roman"/>
+                    </w:rPr>
+                  </w:pPr>
+                </w:p>
+              </w:tc>
+            </w:tr>
+            <w:tr>
+              <w:trPr>
+                <w:trHeight w:val="5677"/>
+              </w:trPr>
+              <w:tc>
+                <w:tcPr>
+                  <w:tcW w:w="3782" w:type="dxa"/>
+                </w:tcPr>
+                <w:p>
+                  <w:pPr>
+                    <w:rPr>
+                      <w:rFonts w:ascii="Times New Roman" w:hAnsi="Times New Roman" w:cs="Times New Roman"/>
+                      <w:sz w:val="18"/>
+                      <w:szCs w:val="18"/>
+                    </w:rPr>
+                  </w:pPr>
+                </w:p>
+              </w:tc>
+              <w:tc>
+                <w:tcPr>
+                  <w:tcW w:w="3783" w:type="dxa"/>
+                </w:tcPr>
+                <w:p>
+                  <w:pPr>
+                    <w:rPr>
+                      <w:rFonts w:ascii="Times New Roman" w:hAnsi="Times New Roman" w:cs="Times New Roman"/>
+                      <w:sz w:val="18"/>
+                      <w:szCs w:val="18"/>
+                    </w:rPr>
+                  </w:pPr>
+                </w:p>
+              </w:tc>
+              <w:tc>
+                <w:tcPr>
+                  <w:tcW w:w="3783" w:type="dxa"/>
+                </w:tcPr>
+                <w:p>
+                  <w:pPr>
+                    <w:rPr>
+                      <w:rFonts w:ascii="Times New Roman" w:hAnsi="Times New Roman" w:cs="Times New Roman"/>
+                      <w:sz w:val="18"/>
+                      <w:szCs w:val="18"/>
+                    </w:rPr>
+                  </w:pPr>
+                </w:p>
+              </w:tc>
+            </w:tr>
+            <w:tr>
+              <w:trPr>
+                <w:trHeight w:val="315"/>
+              </w:trPr>
+              <w:tc>
+                <w:tcPr>
+                  <w:tcW w:w="3782" w:type="dxa"/>
+                </w:tcPr>
+                <w:p>
+                  <w:pPr>
+                    <w:rPr>
+                      <w:rFonts w:ascii="Times New Roman" w:hAnsi="Times New Roman" w:cs="Times New Roman"/>
+                      <w:sz w:val="18"/>
+                      <w:szCs w:val="18"/>
+                    </w:rPr>
+                  </w:pPr>
+                </w:p>
+              </w:tc>
+              <w:tc>
+                <w:tcPr>
+                  <w:tcW w:w="3783" w:type="dxa"/>
+                </w:tcPr>
+                <w:p>
+                  <w:pPr>
+                    <w:rPr>
+                      <w:rFonts w:ascii="Times New Roman" w:hAnsi="Times New Roman" w:cs="Times New Roman"/>
+                      <w:sz w:val="18"/>
+                      <w:szCs w:val="18"/>
+                    </w:rPr>
+                  </w:pPr>
+                </w:p>
+              </w:tc>
+              <w:tc>
+                <w:tcPr>
+                  <w:tcW w:w="3783" w:type="dxa"/>
+                </w:tcPr>
+                <w:p>
+                  <w:pPr>
+                    <w:rPr>
+                      <w:rFonts w:ascii="Times New Roman" w:hAnsi="Times New Roman" w:cs="Times New Roman"/>
+                      <w:sz w:val="18"/>
+                      <w:szCs w:val="18"/>
+                    </w:rPr>
+                  </w:pPr>
+                </w:p>
+              </w:tc>
+            </w:tr>
+          </w:tbl>
+          <w:p>
+            <w:pPr>
+              <w:rPr>
+                <w:rFonts w:ascii="Times New Roman" w:hAnsi="Times New Roman" w:cs="Times New Roman"/>
+              </w:rPr>
+            </w:pPr>
+          </w:p>
+        </w:tc>
+      </w:tr>
+      <w:tr>
+        <w:trPr>
+          <w:trHeight w:val="12638"/>
+        </w:trPr>
+        <w:tc>
+          <w:tcPr>
+            <w:tcW w:w="11761" w:type="dxa"/>
+            <w:gridSpan w:val="2"/>
+          </w:tcPr>
+          <w:tbl>
+            <w:tblPr>
+              <w:tblStyle w:val="a7"/>
+              <w:tblW w:w="0" w:type="auto"/>
+              <w:tblInd w:w="354" w:type="dxa"/>
+              <w:tblBorders>
+                <w:top w:val="none" w:sz="0" w:space="0" w:color="auto"/>
+                <w:left w:val="none" w:sz="0" w:space="0" w:color="auto"/>
+                <w:bottom w:val="none" w:sz="0" w:space="0" w:color="auto"/>
+                <w:right w:val="none" w:sz="0" w:space="0" w:color="auto"/>
+                <w:insideH w:val="none" w:sz="0" w:space="0" w:color="auto"/>
+                <w:insideV w:val="none" w:sz="0" w:space="0" w:color="auto"/>
+              </w:tblBorders>
+              <w:tblLook w:val="04A0" w:firstRow="1" w:lastRow="0" w:firstColumn="1" w:lastColumn="0" w:noHBand="0" w:noVBand="1"/>
+            </w:tblPr>
+            <w:tblGrid>
+              <w:gridCol w:w="7087"/>
+              <w:gridCol w:w="1559"/>
+              <w:gridCol w:w="2637"/>
+            </w:tblGrid>
+            <w:tr>
+              <w:trPr>
+                <w:trHeight w:val="11489"/>
+              </w:trPr>
+              <w:tc>
+                <w:tcPr>
+                  <w:tcW w:w="7087" w:type="dxa"/>
+                </w:tcPr>
+                <w:p>
+                  <w:pPr>
+                    <w:spacing w:line="180" w:lineRule="exact"/>
+                    <w:rPr>
+                      <w:rFonts w:ascii="Times New Roman" w:hAnsi="Times New Roman" w:cs="Times New Roman"/>
+                      <w:noProof/>
+                      <w:sz w:val="16"/>
+                      <w:szCs w:val="16"/>
+                    </w:rPr>
+                  </w:pPr>
+                  <w:r>
+                    <w:rPr>
+                      <w:sz w:val="16"/>
+                      <w:szCs w:val="16"/>
+                    </w:rPr>
+                    <w:fldChar w:fldCharType="begin"/>
+                  </w:r>
+                  <w:r>
+                    <w:rPr>
+                      <w:rFonts w:ascii="Times New Roman" w:hAnsi="Times New Roman" w:cs="Times New Roman"/>
+                      <w:sz w:val="16"/>
+                      <w:szCs w:val="16"/>
+                    </w:rPr>
+                    <w:instrText xml:space="preserve"> MERGEFIELD Дисциплины </w:instrText>
+                  </w:r>
+                  <w:r>
+                    <w:rPr>
+                      <w:sz w:val="16"/>
+                      <w:szCs w:val="16"/>
+                    </w:rPr>
+                    <w:fldChar w:fldCharType="separate"/>
+                  </w:r>
+                  <w:r>
+                    <w:rPr>
+                      <w:rFonts w:ascii="Times New Roman" w:hAnsi="Times New Roman" w:cs="Times New Roman"/>
+                      <w:noProof/>
+                      <w:sz w:val="16"/>
+                      <w:szCs w:val="16"/>
+                    </w:rPr>
+                    <w:t>Основы философии</w:t>
+                  </w:r>
+                </w:p>
+                <w:p>
+                  <w:pPr>
+                    <w:spacing w:line="180" w:lineRule="exact"/>
+                    <w:rPr>
+                      <w:rFonts w:ascii="Times New Roman" w:hAnsi="Times New Roman" w:cs="Times New Roman"/>
+                      <w:noProof/>
+                      <w:sz w:val="16"/>
+                      <w:szCs w:val="16"/>
+                    </w:rPr>
+                  </w:pPr>
+                  <w:r>
+                    <w:rPr>
+                      <w:rFonts w:ascii="Times New Roman" w:hAnsi="Times New Roman" w:cs="Times New Roman"/>
+                      <w:noProof/>
+                      <w:sz w:val="16"/>
+                      <w:szCs w:val="16"/>
+                    </w:rPr>
+                    <w:t>Основы права</w:t>
+                  </w:r>
+                </w:p>
+                <w:p>
+                  <w:pPr>
+                    <w:spacing w:line="180" w:lineRule="exact"/>
+                    <w:rPr>
+                      <w:rFonts w:ascii="Times New Roman" w:hAnsi="Times New Roman" w:cs="Times New Roman"/>
+                      <w:noProof/>
+                      <w:sz w:val="16"/>
+                      <w:szCs w:val="16"/>
+                    </w:rPr>
+                  </w:pPr>
+                  <w:r>
+                    <w:rPr>
+                      <w:rFonts w:ascii="Times New Roman" w:hAnsi="Times New Roman" w:cs="Times New Roman"/>
+                      <w:noProof/>
+                      <w:sz w:val="16"/>
+                      <w:szCs w:val="16"/>
+                    </w:rPr>
+                    <w:t>Русский язык и культура речи</w:t>
+                  </w:r>
+                </w:p>
+                <w:p>
+                  <w:pPr>
+                    <w:spacing w:line="180" w:lineRule="exact"/>
+                    <w:rPr>
+                      <w:rFonts w:ascii="Times New Roman" w:hAnsi="Times New Roman" w:cs="Times New Roman"/>
+                      <w:noProof/>
+                      <w:sz w:val="16"/>
+                      <w:szCs w:val="16"/>
+                    </w:rPr>
+                  </w:pPr>
+                  <w:r>
+                    <w:rPr>
+                      <w:rFonts w:ascii="Times New Roman" w:hAnsi="Times New Roman" w:cs="Times New Roman"/>
+                      <w:noProof/>
+                      <w:sz w:val="16"/>
+                      <w:szCs w:val="16"/>
+                    </w:rPr>
+                    <w:t>Английский язык</w:t>
+                  </w:r>
+                </w:p>
+                <w:p>
+                  <w:pPr>
+                    <w:spacing w:line="180" w:lineRule="exact"/>
+                    <w:rPr>
+                      <w:rFonts w:ascii="Times New Roman" w:hAnsi="Times New Roman" w:cs="Times New Roman"/>
+                      <w:noProof/>
+                      <w:sz w:val="16"/>
+                      <w:szCs w:val="16"/>
+                    </w:rPr>
+                  </w:pPr>
+                  <w:r>
+                    <w:rPr>
+                      <w:rFonts w:ascii="Times New Roman" w:hAnsi="Times New Roman" w:cs="Times New Roman"/>
+                      <w:noProof/>
+                      <w:sz w:val="16"/>
+                      <w:szCs w:val="16"/>
+                    </w:rPr>
+                    <w:t>Основы этики и психологии</w:t>
+                  </w:r>
+                </w:p>
+                <w:p>
+                  <w:pPr>
+                    <w:spacing w:line="180" w:lineRule="exact"/>
+                    <w:rPr>
+                      <w:rFonts w:ascii="Times New Roman" w:hAnsi="Times New Roman" w:cs="Times New Roman"/>
+                      <w:noProof/>
+                      <w:sz w:val="16"/>
+                      <w:szCs w:val="16"/>
+                    </w:rPr>
+                  </w:pPr>
+                  <w:r>
+                    <w:rPr>
+                      <w:rFonts w:ascii="Times New Roman" w:hAnsi="Times New Roman" w:cs="Times New Roman"/>
+                      <w:noProof/>
+                      <w:sz w:val="16"/>
+                      <w:szCs w:val="16"/>
+                    </w:rPr>
+                    <w:t>Основы социологии и политологии</w:t>
+                  </w:r>
+                </w:p>
+                <w:p>
+                  <w:pPr>
+                    <w:spacing w:line="180" w:lineRule="exact"/>
+                    <w:rPr>
+                      <w:rFonts w:ascii="Times New Roman" w:hAnsi="Times New Roman" w:cs="Times New Roman"/>
+                      <w:noProof/>
+                      <w:sz w:val="16"/>
+                      <w:szCs w:val="16"/>
+                    </w:rPr>
+                  </w:pPr>
+                  <w:r>
+                    <w:rPr>
+                      <w:rFonts w:ascii="Times New Roman" w:hAnsi="Times New Roman" w:cs="Times New Roman"/>
+                      <w:noProof/>
+                      <w:sz w:val="16"/>
+                      <w:szCs w:val="16"/>
+                    </w:rPr>
+                    <w:t>Математика</w:t>
+                  </w:r>
+                </w:p>
+                <w:p>
+                  <w:pPr>
+                    <w:spacing w:line="180" w:lineRule="exact"/>
+                    <w:rPr>
+                      <w:rFonts w:ascii="Times New Roman" w:hAnsi="Times New Roman" w:cs="Times New Roman"/>
+                      <w:noProof/>
+                      <w:sz w:val="16"/>
+                      <w:szCs w:val="16"/>
+                    </w:rPr>
+                  </w:pPr>
+                  <w:r>
+                    <w:rPr>
+                      <w:rFonts w:ascii="Times New Roman" w:hAnsi="Times New Roman" w:cs="Times New Roman"/>
+                      <w:noProof/>
+                      <w:sz w:val="16"/>
+                      <w:szCs w:val="16"/>
+                    </w:rPr>
+                    <w:t>Информатика</w:t>
+                  </w:r>
+                </w:p>
+                <w:p>
+                  <w:pPr>
+                    <w:spacing w:line="180" w:lineRule="exact"/>
+                    <w:rPr>
+                      <w:rFonts w:ascii="Times New Roman" w:hAnsi="Times New Roman" w:cs="Times New Roman"/>
+                      <w:noProof/>
+                      <w:sz w:val="16"/>
+                      <w:szCs w:val="16"/>
+                    </w:rPr>
+                  </w:pPr>
+                  <w:r>
+                    <w:rPr>
+                      <w:rFonts w:ascii="Times New Roman" w:hAnsi="Times New Roman" w:cs="Times New Roman"/>
+                      <w:noProof/>
+                      <w:sz w:val="16"/>
+                      <w:szCs w:val="16"/>
+                    </w:rPr>
+                    <w:t>Экологические основы природопользования</w:t>
+                  </w:r>
+                </w:p>
+                <w:p>
+                  <w:pPr>
+                    <w:spacing w:line="180" w:lineRule="exact"/>
+                    <w:rPr>
+                      <w:rFonts w:ascii="Times New Roman" w:hAnsi="Times New Roman" w:cs="Times New Roman"/>
+                      <w:noProof/>
+                      <w:sz w:val="16"/>
+                      <w:szCs w:val="16"/>
+                    </w:rPr>
+                  </w:pPr>
+                  <w:r>
+                    <w:rPr>
+                      <w:rFonts w:ascii="Times New Roman" w:hAnsi="Times New Roman" w:cs="Times New Roman"/>
+                      <w:noProof/>
+                      <w:sz w:val="16"/>
+                      <w:szCs w:val="16"/>
+                    </w:rPr>
+                    <w:t>Экономическая теория</w:t>
+                  </w:r>
+                </w:p>
+                <w:p>
+                  <w:pPr>
+                    <w:spacing w:line="180" w:lineRule="exact"/>
+                    <w:rPr>
+                      <w:rFonts w:ascii="Times New Roman" w:hAnsi="Times New Roman" w:cs="Times New Roman"/>
+                      <w:noProof/>
+                      <w:sz w:val="16"/>
+                      <w:szCs w:val="16"/>
+                    </w:rPr>
+                  </w:pPr>
+                  <w:r>
+                    <w:rPr>
+                      <w:rFonts w:ascii="Times New Roman" w:hAnsi="Times New Roman" w:cs="Times New Roman"/>
+                      <w:noProof/>
+                      <w:sz w:val="16"/>
+                      <w:szCs w:val="16"/>
+                    </w:rPr>
+                    <w:t>Экономика организации (предприятия)</w:t>
+                  </w:r>
+                </w:p>
+                <w:p>
+                  <w:pPr>
+                    <w:spacing w:line="180" w:lineRule="exact"/>
+                    <w:rPr>
+                      <w:rFonts w:ascii="Times New Roman" w:hAnsi="Times New Roman" w:cs="Times New Roman"/>
+                      <w:noProof/>
+                      <w:sz w:val="16"/>
+                      <w:szCs w:val="16"/>
+                    </w:rPr>
+                  </w:pPr>
+                  <w:r>
+                    <w:rPr>
+                      <w:rFonts w:ascii="Times New Roman" w:hAnsi="Times New Roman" w:cs="Times New Roman"/>
+                      <w:noProof/>
+                      <w:sz w:val="16"/>
+                      <w:szCs w:val="16"/>
+                    </w:rPr>
+                    <w:t>Менеджмент</w:t>
+                  </w:r>
+                </w:p>
+                <w:p>
+                  <w:pPr>
+                    <w:spacing w:line="180" w:lineRule="exact"/>
+                    <w:rPr>
+                      <w:rFonts w:ascii="Times New Roman" w:hAnsi="Times New Roman" w:cs="Times New Roman"/>
+                      <w:noProof/>
+                      <w:sz w:val="16"/>
+                      <w:szCs w:val="16"/>
+                    </w:rPr>
+                  </w:pPr>
+                  <w:r>
+                    <w:rPr>
+                      <w:rFonts w:ascii="Times New Roman" w:hAnsi="Times New Roman" w:cs="Times New Roman"/>
+                      <w:noProof/>
+                      <w:sz w:val="16"/>
+                      <w:szCs w:val="16"/>
+                    </w:rPr>
+                    <w:t>Статистика</w:t>
+                  </w:r>
+                </w:p>
+                <w:p>
+                  <w:pPr>
+                    <w:spacing w:line="180" w:lineRule="exact"/>
+                    <w:rPr>
+                      <w:rFonts w:ascii="Times New Roman" w:hAnsi="Times New Roman" w:cs="Times New Roman"/>
+                      <w:noProof/>
+                      <w:sz w:val="16"/>
+                      <w:szCs w:val="16"/>
+                    </w:rPr>
+                  </w:pPr>
+                  <w:r>
+                    <w:rPr>
+                      <w:rFonts w:ascii="Times New Roman" w:hAnsi="Times New Roman" w:cs="Times New Roman"/>
+                      <w:noProof/>
+                      <w:sz w:val="16"/>
+                      <w:szCs w:val="16"/>
+                    </w:rPr>
+                    <w:t>Маркетинг</w:t>
+                  </w:r>
+                </w:p>
+                <w:p>
+                  <w:pPr>
+                    <w:spacing w:line="180" w:lineRule="exact"/>
+                    <w:rPr>
+                      <w:rFonts w:ascii="Times New Roman" w:hAnsi="Times New Roman" w:cs="Times New Roman"/>
+                      <w:noProof/>
+                      <w:sz w:val="16"/>
+                      <w:szCs w:val="16"/>
+                    </w:rPr>
+                  </w:pPr>
+                  <w:r>
+                    <w:rPr>
+                      <w:rFonts w:ascii="Times New Roman" w:hAnsi="Times New Roman" w:cs="Times New Roman"/>
+                      <w:noProof/>
+                      <w:sz w:val="16"/>
+                      <w:szCs w:val="16"/>
+                    </w:rPr>
+                    <w:t>Документационное обеспечение управления</w:t>
+                  </w:r>
+                </w:p>
+                <w:p>
+                  <w:pPr>
+                    <w:spacing w:line="180" w:lineRule="exact"/>
+                    <w:rPr>
+                      <w:rFonts w:ascii="Times New Roman" w:hAnsi="Times New Roman" w:cs="Times New Roman"/>
+                      <w:noProof/>
+                      <w:sz w:val="16"/>
+                      <w:szCs w:val="16"/>
+                    </w:rPr>
+                  </w:pPr>
+                  <w:r>
+                    <w:rPr>
+                      <w:rFonts w:ascii="Times New Roman" w:hAnsi="Times New Roman" w:cs="Times New Roman"/>
+                      <w:noProof/>
+                      <w:sz w:val="16"/>
+                      <w:szCs w:val="16"/>
+                    </w:rPr>
+                    <w:t>Финансы, денежное обращение и кредит</w:t>
+                  </w:r>
+                </w:p>
+                <w:p>
+                  <w:pPr>
+                    <w:spacing w:line="180" w:lineRule="exact"/>
+                    <w:rPr>
+                      <w:rFonts w:ascii="Times New Roman" w:hAnsi="Times New Roman" w:cs="Times New Roman"/>
+                      <w:noProof/>
+                      <w:sz w:val="16"/>
+                      <w:szCs w:val="16"/>
+                    </w:rPr>
+                  </w:pPr>
+                  <w:r>
+                    <w:rPr>
+                      <w:rFonts w:ascii="Times New Roman" w:hAnsi="Times New Roman" w:cs="Times New Roman"/>
+                      <w:noProof/>
+                      <w:sz w:val="16"/>
+                      <w:szCs w:val="16"/>
+                    </w:rPr>
+                    <w:t>Бухгалтерский учет</w:t>
+                  </w:r>
+                </w:p>
+                <w:p>
+                  <w:pPr>
+                    <w:spacing w:line="180" w:lineRule="exact"/>
+                    <w:rPr>
+                      <w:rFonts w:ascii="Times New Roman" w:hAnsi="Times New Roman" w:cs="Times New Roman"/>
+                      <w:noProof/>
+                      <w:sz w:val="16"/>
+                      <w:szCs w:val="16"/>
+                    </w:rPr>
+                  </w:pPr>
+                  <w:r>
+                    <w:rPr>
+                      <w:rFonts w:ascii="Times New Roman" w:hAnsi="Times New Roman" w:cs="Times New Roman"/>
+                      <w:noProof/>
+                      <w:sz w:val="16"/>
+                      <w:szCs w:val="16"/>
+                    </w:rPr>
+                    <w:t>Финансовая математика</w:t>
+                  </w:r>
+                </w:p>
+                <w:p>
+                  <w:pPr>
+                    <w:spacing w:line="180" w:lineRule="exact"/>
+                    <w:rPr>
+                      <w:rFonts w:ascii="Times New Roman" w:hAnsi="Times New Roman" w:cs="Times New Roman"/>
+                      <w:noProof/>
+                      <w:sz w:val="16"/>
+                      <w:szCs w:val="16"/>
+                    </w:rPr>
+                  </w:pPr>
+                  <w:r>
+                    <w:rPr>
+                      <w:rFonts w:ascii="Times New Roman" w:hAnsi="Times New Roman" w:cs="Times New Roman"/>
+                      <w:noProof/>
+                      <w:sz w:val="16"/>
+                      <w:szCs w:val="16"/>
+                    </w:rPr>
+                    <w:t>Экономический анализ</w:t>
+                  </w:r>
+                </w:p>
+                <w:p>
+                  <w:pPr>
+                    <w:spacing w:line="180" w:lineRule="exact"/>
+                    <w:rPr>
+                      <w:rFonts w:ascii="Times New Roman" w:hAnsi="Times New Roman" w:cs="Times New Roman"/>
+                      <w:noProof/>
+                      <w:sz w:val="16"/>
+                      <w:szCs w:val="16"/>
+                    </w:rPr>
+                  </w:pPr>
+                  <w:r>
+                    <w:rPr>
+                      <w:rFonts w:ascii="Times New Roman" w:hAnsi="Times New Roman" w:cs="Times New Roman"/>
+                      <w:noProof/>
+                      <w:sz w:val="16"/>
+                      <w:szCs w:val="16"/>
+                    </w:rPr>
+                    <w:t>Правовое обеспечение профессиональной деятельности</w:t>
+                  </w:r>
+                </w:p>
+                <w:p>
+                  <w:pPr>
+                    <w:spacing w:line="180" w:lineRule="exact"/>
+                    <w:rPr>
+                      <w:rFonts w:ascii="Times New Roman" w:hAnsi="Times New Roman" w:cs="Times New Roman"/>
+                      <w:noProof/>
+                      <w:sz w:val="16"/>
+                      <w:szCs w:val="16"/>
+                    </w:rPr>
+                  </w:pPr>
+                  <w:r>
+                    <w:rPr>
+                      <w:rFonts w:ascii="Times New Roman" w:hAnsi="Times New Roman" w:cs="Times New Roman"/>
+                      <w:noProof/>
+                      <w:sz w:val="16"/>
+                      <w:szCs w:val="16"/>
+                    </w:rPr>
+                    <w:t>Безопасность жизнедеятельности</w:t>
+                  </w:r>
+                </w:p>
+                <w:p>
+                  <w:pPr>
+                    <w:spacing w:line="180" w:lineRule="exact"/>
+                    <w:rPr>
+                      <w:rFonts w:ascii="Times New Roman" w:hAnsi="Times New Roman" w:cs="Times New Roman"/>
+                      <w:noProof/>
+                      <w:sz w:val="16"/>
+                      <w:szCs w:val="16"/>
+                    </w:rPr>
+                  </w:pPr>
+                  <w:r>
+                    <w:rPr>
+                      <w:rFonts w:ascii="Times New Roman" w:hAnsi="Times New Roman" w:cs="Times New Roman"/>
+                      <w:noProof/>
+                      <w:sz w:val="16"/>
+                      <w:szCs w:val="16"/>
+                    </w:rPr>
+                    <w:t>Банковские операции</w:t>
+                  </w:r>
+                </w:p>
+                <w:p>
+                  <w:pPr>
+                    <w:spacing w:line="180" w:lineRule="exact"/>
+                    <w:rPr>
+                      <w:rFonts w:ascii="Times New Roman" w:hAnsi="Times New Roman" w:cs="Times New Roman"/>
+                      <w:noProof/>
+                      <w:sz w:val="16"/>
+                      <w:szCs w:val="16"/>
+                    </w:rPr>
+                  </w:pPr>
+                  <w:r>
+                    <w:rPr>
+                      <w:rFonts w:ascii="Times New Roman" w:hAnsi="Times New Roman" w:cs="Times New Roman"/>
+                      <w:noProof/>
+                      <w:sz w:val="16"/>
+                      <w:szCs w:val="16"/>
+                    </w:rPr>
+                    <w:t>Учет в банках</w:t>
+                  </w:r>
+                </w:p>
+                <w:p>
+                  <w:pPr>
+                    <w:spacing w:line="180" w:lineRule="exact"/>
+                    <w:rPr>
+                      <w:rFonts w:ascii="Times New Roman" w:hAnsi="Times New Roman" w:cs="Times New Roman"/>
+                      <w:noProof/>
+                      <w:sz w:val="16"/>
+                      <w:szCs w:val="16"/>
+                    </w:rPr>
+                  </w:pPr>
+                  <w:r>
+                    <w:rPr>
+                      <w:rFonts w:ascii="Times New Roman" w:hAnsi="Times New Roman" w:cs="Times New Roman"/>
+                      <w:noProof/>
+                      <w:sz w:val="16"/>
+                      <w:szCs w:val="16"/>
+                    </w:rPr>
+                    <w:t>Безопасность банковской деятельности</w:t>
+                  </w:r>
+                </w:p>
+                <w:p>
+                  <w:pPr>
+                    <w:spacing w:line="180" w:lineRule="exact"/>
+                    <w:rPr>
+                      <w:rFonts w:ascii="Times New Roman" w:hAnsi="Times New Roman" w:cs="Times New Roman"/>
+                      <w:noProof/>
+                      <w:sz w:val="16"/>
+                      <w:szCs w:val="16"/>
+                    </w:rPr>
+                  </w:pPr>
+                  <w:r>
+                    <w:rPr>
+                      <w:rFonts w:ascii="Times New Roman" w:hAnsi="Times New Roman" w:cs="Times New Roman"/>
+                      <w:noProof/>
+                      <w:sz w:val="16"/>
+                      <w:szCs w:val="16"/>
+                    </w:rPr>
+                    <w:t>Основы банковского аудита</w:t>
+                  </w:r>
+                </w:p>
+                <w:p>
+                  <w:pPr>
+                    <w:spacing w:line="180" w:lineRule="exact"/>
+                    <w:rPr>
+                      <w:rFonts w:ascii="Times New Roman" w:hAnsi="Times New Roman" w:cs="Times New Roman"/>
+                      <w:noProof/>
+                      <w:sz w:val="16"/>
+                      <w:szCs w:val="16"/>
+                    </w:rPr>
+                  </w:pPr>
+                  <w:r>
+                    <w:rPr>
+                      <w:rFonts w:ascii="Times New Roman" w:hAnsi="Times New Roman" w:cs="Times New Roman"/>
+                      <w:noProof/>
+                      <w:sz w:val="16"/>
+                      <w:szCs w:val="16"/>
+                    </w:rPr>
+                    <w:t>Информационные технологии в профессиональной деятельности</w:t>
+                  </w:r>
+                </w:p>
+                <w:p>
+                  <w:pPr>
+                    <w:spacing w:line="180" w:lineRule="exact"/>
+                    <w:rPr>
+                      <w:rFonts w:ascii="Times New Roman" w:hAnsi="Times New Roman" w:cs="Times New Roman"/>
+                      <w:noProof/>
+                      <w:sz w:val="16"/>
+                      <w:szCs w:val="16"/>
+                    </w:rPr>
+                  </w:pPr>
+                  <w:r>
+                    <w:rPr>
+                      <w:rFonts w:ascii="Times New Roman" w:hAnsi="Times New Roman" w:cs="Times New Roman"/>
+                      <w:noProof/>
+                      <w:sz w:val="16"/>
+                      <w:szCs w:val="16"/>
+                    </w:rPr>
+                    <w:t>Внешняя экономическая деятельность</w:t>
+                  </w:r>
+                </w:p>
+                <w:p>
+                  <w:pPr>
+                    <w:spacing w:line="180" w:lineRule="exact"/>
+                    <w:rPr>
+                      <w:rFonts w:ascii="Times New Roman" w:hAnsi="Times New Roman" w:cs="Times New Roman"/>
+                      <w:noProof/>
+                      <w:sz w:val="16"/>
+                      <w:szCs w:val="16"/>
+                    </w:rPr>
+                  </w:pPr>
+                  <w:r>
+                    <w:rPr>
+                      <w:rFonts w:ascii="Times New Roman" w:hAnsi="Times New Roman" w:cs="Times New Roman"/>
+                      <w:noProof/>
+                      <w:sz w:val="16"/>
+                      <w:szCs w:val="16"/>
+                    </w:rPr>
+                    <w:t>Операционные работы в РКЦ</w:t>
+                  </w:r>
+                </w:p>
+                <w:p>
+                  <w:pPr>
+                    <w:spacing w:line="180" w:lineRule="exact"/>
+                    <w:rPr>
+                      <w:rFonts w:ascii="Times New Roman" w:hAnsi="Times New Roman" w:cs="Times New Roman"/>
+                      <w:sz w:val="16"/>
+                    </w:rPr>
+                  </w:pPr>
+                  <w:r>
+                    <w:rPr>
+                      <w:rFonts w:ascii="Times New Roman" w:hAnsi="Times New Roman" w:cs="Times New Roman"/>
+                      <w:noProof/>
+                      <w:sz w:val="16"/>
+                      <w:szCs w:val="16"/>
+                    </w:rPr>
+                    <w:t>Квалификационная практика</w:t>
+                  </w:r>
+                  <w:r>
+                    <w:rPr>
+                      <w:sz w:val="16"/>
+                      <w:szCs w:val="16"/>
+                    </w:rPr>
+                    <w:fldChar w:fldCharType="end"/>
+                  </w:r>
+                </w:p>
+              </w:tc>
+              <w:tc>
+                <w:tcPr>
+                  <w:tcW w:w="1559" w:type="dxa"/>
+                </w:tcPr>
+                <w:p>
+                  <w:pPr>
+                    <w:spacing w:line="180" w:lineRule="exact"/>
+                    <w:jc w:val="center"/>
+                    <w:rPr>
+                      <w:rFonts w:ascii="Times New Roman" w:hAnsi="Times New Roman" w:cs="Times New Roman"/>
+                      <w:noProof/>
+                      <w:sz w:val="16"/>
+                    </w:rPr>
+                  </w:pPr>
+                  <w:r>
+                    <w:rPr>
+                      <w:sz w:val="16"/>
+                    </w:rPr>
+                    <w:fldChar w:fldCharType="begin"/>
+                  </w:r>
+                  <w:r>
+                    <w:rPr>
+                      <w:rFonts w:ascii="Times New Roman" w:hAnsi="Times New Roman" w:cs="Times New Roman"/>
+                      <w:sz w:val="16"/>
+                    </w:rPr>
+                    <w:instrText xml:space="preserve"> MERGEFIELD Часы </w:instrText>
+                  </w:r>
+                  <w:r>
+                    <w:rPr>
+                      <w:sz w:val="16"/>
+                    </w:rPr>
+                    <w:fldChar w:fldCharType="separate"/>
+                  </w:r>
+                  <w:r>
+                    <w:rPr>
+                      <w:rFonts w:ascii="Times New Roman" w:hAnsi="Times New Roman" w:cs="Times New Roman"/>
+                      <w:noProof/>
+                      <w:sz w:val="16"/>
+                    </w:rPr>
+                    <w:t>44</w:t>
+                  </w:r>
+                </w:p>
+                <w:p>
+                  <w:pPr>
+                    <w:spacing w:line="180" w:lineRule="exact"/>
+                    <w:jc w:val="center"/>
+                    <w:rPr>
+                      <w:rFonts w:ascii="Times New Roman" w:hAnsi="Times New Roman" w:cs="Times New Roman"/>
+                      <w:noProof/>
+                      <w:sz w:val="16"/>
+                    </w:rPr>
+                  </w:pPr>
+                  <w:r>
+                    <w:rPr>
+                      <w:rFonts w:ascii="Times New Roman" w:hAnsi="Times New Roman" w:cs="Times New Roman"/>
+                      <w:noProof/>
+                      <w:sz w:val="16"/>
+                    </w:rPr>
+                    <w:t>32</w:t>
+                  </w:r>
+                </w:p>
+                <w:p>
+                  <w:pPr>
+                    <w:spacing w:line="180" w:lineRule="exact"/>
+                    <w:jc w:val="center"/>
+                    <w:rPr>
+                      <w:rFonts w:ascii="Times New Roman" w:hAnsi="Times New Roman" w:cs="Times New Roman"/>
+                      <w:noProof/>
+                      <w:sz w:val="16"/>
+                    </w:rPr>
+                  </w:pPr>
+                  <w:r>
+                    <w:rPr>
+                      <w:rFonts w:ascii="Times New Roman" w:hAnsi="Times New Roman" w:cs="Times New Roman"/>
+                      <w:noProof/>
+                      <w:sz w:val="16"/>
+                    </w:rPr>
+                    <w:t>56</w:t>
+                  </w:r>
+                </w:p>
+                <w:p>
+                  <w:pPr>
+                    <w:spacing w:line="180" w:lineRule="exact"/>
+                    <w:jc w:val="center"/>
+                    <w:rPr>
+                      <w:rFonts w:ascii="Times New Roman" w:hAnsi="Times New Roman" w:cs="Times New Roman"/>
+                      <w:noProof/>
+                      <w:sz w:val="16"/>
+                    </w:rPr>
+                  </w:pPr>
+                  <w:r>
+                    <w:rPr>
+                      <w:rFonts w:ascii="Times New Roman" w:hAnsi="Times New Roman" w:cs="Times New Roman"/>
+                      <w:noProof/>
+                      <w:sz w:val="16"/>
+                    </w:rPr>
+                    <w:t>126</w:t>
+                  </w:r>
+                </w:p>
+                <w:p>
+                  <w:pPr>
+                    <w:spacing w:line="180" w:lineRule="exact"/>
+                    <w:jc w:val="center"/>
+                    <w:rPr>
+                      <w:rFonts w:ascii="Times New Roman" w:hAnsi="Times New Roman" w:cs="Times New Roman"/>
+                      <w:noProof/>
+                      <w:sz w:val="16"/>
+                    </w:rPr>
+                  </w:pPr>
+                  <w:r>
+                    <w:rPr>
+                      <w:rFonts w:ascii="Times New Roman" w:hAnsi="Times New Roman" w:cs="Times New Roman"/>
+                      <w:noProof/>
+                      <w:sz w:val="16"/>
+                    </w:rPr>
+                    <w:t>65</w:t>
+                  </w:r>
+                </w:p>
+                <w:p>
+                  <w:pPr>
+                    <w:spacing w:line="180" w:lineRule="exact"/>
+                    <w:jc w:val="center"/>
+                    <w:rPr>
+                      <w:rFonts w:ascii="Times New Roman" w:hAnsi="Times New Roman" w:cs="Times New Roman"/>
+                      <w:noProof/>
+                      <w:sz w:val="16"/>
+                    </w:rPr>
+                  </w:pPr>
+                  <w:r>
+                    <w:rPr>
+                      <w:rFonts w:ascii="Times New Roman" w:hAnsi="Times New Roman" w:cs="Times New Roman"/>
+                      <w:noProof/>
+                      <w:sz w:val="16"/>
+                    </w:rPr>
+                    <w:t>48</w:t>
+                  </w:r>
+                </w:p>
+                <w:p>
+                  <w:pPr>
+                    <w:spacing w:line="180" w:lineRule="exact"/>
+                    <w:jc w:val="center"/>
+                    <w:rPr>
+                      <w:rFonts w:ascii="Times New Roman" w:hAnsi="Times New Roman" w:cs="Times New Roman"/>
+                      <w:noProof/>
+                      <w:sz w:val="16"/>
+                    </w:rPr>
+                  </w:pPr>
+                  <w:r>
+                    <w:rPr>
+                      <w:rFonts w:ascii="Times New Roman" w:hAnsi="Times New Roman" w:cs="Times New Roman"/>
+                      <w:noProof/>
+                      <w:sz w:val="16"/>
+                    </w:rPr>
+                    <w:t>48</w:t>
+                  </w:r>
+                </w:p>
+                <w:p>
+                  <w:pPr>
+                    <w:spacing w:line="180" w:lineRule="exact"/>
+                    <w:jc w:val="center"/>
+                    <w:rPr>
+                      <w:rFonts w:ascii="Times New Roman" w:hAnsi="Times New Roman" w:cs="Times New Roman"/>
+                      <w:noProof/>
+                      <w:sz w:val="16"/>
+                    </w:rPr>
+                  </w:pPr>
+                  <w:r>
+                    <w:rPr>
+                      <w:rFonts w:ascii="Times New Roman" w:hAnsi="Times New Roman" w:cs="Times New Roman"/>
+                      <w:noProof/>
+                      <w:sz w:val="16"/>
+                    </w:rPr>
+                    <w:t>60</w:t>
+                  </w:r>
+                </w:p>
+                <w:p>
+                  <w:pPr>
+                    <w:spacing w:line="180" w:lineRule="exact"/>
+                    <w:jc w:val="center"/>
+                    <w:rPr>
+                      <w:rFonts w:ascii="Times New Roman" w:hAnsi="Times New Roman" w:cs="Times New Roman"/>
+                      <w:noProof/>
+                      <w:sz w:val="16"/>
+                    </w:rPr>
+                  </w:pPr>
+                  <w:r>
+                    <w:rPr>
+                      <w:rFonts w:ascii="Times New Roman" w:hAnsi="Times New Roman" w:cs="Times New Roman"/>
+                      <w:noProof/>
+                      <w:sz w:val="16"/>
+                    </w:rPr>
+                    <w:t>32</w:t>
+                  </w:r>
+                </w:p>
+                <w:p>
+                  <w:pPr>
+                    <w:spacing w:line="180" w:lineRule="exact"/>
+                    <w:jc w:val="center"/>
+                    <w:rPr>
+                      <w:rFonts w:ascii="Times New Roman" w:hAnsi="Times New Roman" w:cs="Times New Roman"/>
+                      <w:noProof/>
+                      <w:sz w:val="16"/>
+                    </w:rPr>
+                  </w:pPr>
+                  <w:r>
+                    <w:rPr>
+                      <w:rFonts w:ascii="Times New Roman" w:hAnsi="Times New Roman" w:cs="Times New Roman"/>
+                      <w:noProof/>
+                      <w:sz w:val="16"/>
+                    </w:rPr>
+                    <w:t>104</w:t>
+                  </w:r>
+                </w:p>
+                <w:p>
+                  <w:pPr>
+                    <w:spacing w:line="180" w:lineRule="exact"/>
+                    <w:jc w:val="center"/>
+                    <w:rPr>
+                      <w:rFonts w:ascii="Times New Roman" w:hAnsi="Times New Roman" w:cs="Times New Roman"/>
+                      <w:noProof/>
+                      <w:sz w:val="16"/>
+                    </w:rPr>
+                  </w:pPr>
+                  <w:r>
+                    <w:rPr>
+                      <w:rFonts w:ascii="Times New Roman" w:hAnsi="Times New Roman" w:cs="Times New Roman"/>
+                      <w:noProof/>
+                      <w:sz w:val="16"/>
+                    </w:rPr>
+                    <w:t>80</w:t>
+                  </w:r>
+                </w:p>
+                <w:p>
+                  <w:pPr>
+                    <w:spacing w:line="180" w:lineRule="exact"/>
+                    <w:jc w:val="center"/>
+                    <w:rPr>
+                      <w:rFonts w:ascii="Times New Roman" w:hAnsi="Times New Roman" w:cs="Times New Roman"/>
+                      <w:noProof/>
+                      <w:sz w:val="16"/>
+                    </w:rPr>
+                  </w:pPr>
+                  <w:r>
+                    <w:rPr>
+                      <w:rFonts w:ascii="Times New Roman" w:hAnsi="Times New Roman" w:cs="Times New Roman"/>
+                      <w:noProof/>
+                      <w:sz w:val="16"/>
+                    </w:rPr>
+                    <w:t>70</w:t>
+                  </w:r>
+                </w:p>
+                <w:p>
+                  <w:pPr>
+                    <w:spacing w:line="180" w:lineRule="exact"/>
+                    <w:jc w:val="center"/>
+                    <w:rPr>
+                      <w:rFonts w:ascii="Times New Roman" w:hAnsi="Times New Roman" w:cs="Times New Roman"/>
+                      <w:noProof/>
+                      <w:sz w:val="16"/>
+                    </w:rPr>
+                  </w:pPr>
+                  <w:r>
+                    <w:rPr>
+                      <w:rFonts w:ascii="Times New Roman" w:hAnsi="Times New Roman" w:cs="Times New Roman"/>
+                      <w:noProof/>
+                      <w:sz w:val="16"/>
+                    </w:rPr>
+                    <w:t>60</w:t>
+                  </w:r>
+                </w:p>
+                <w:p>
+                  <w:pPr>
+                    <w:spacing w:line="180" w:lineRule="exact"/>
+                    <w:jc w:val="center"/>
+                    <w:rPr>
+                      <w:rFonts w:ascii="Times New Roman" w:hAnsi="Times New Roman" w:cs="Times New Roman"/>
+                      <w:noProof/>
+                      <w:sz w:val="16"/>
+                    </w:rPr>
+                  </w:pPr>
+                  <w:r>
+                    <w:rPr>
+                      <w:rFonts w:ascii="Times New Roman" w:hAnsi="Times New Roman" w:cs="Times New Roman"/>
+                      <w:noProof/>
+                      <w:sz w:val="16"/>
+                    </w:rPr>
+                    <w:t>60</w:t>
+                  </w:r>
+                </w:p>
+                <w:p>
+                  <w:pPr>
+                    <w:spacing w:line="180" w:lineRule="exact"/>
+                    <w:jc w:val="center"/>
+                    <w:rPr>
+                      <w:rFonts w:ascii="Times New Roman" w:hAnsi="Times New Roman" w:cs="Times New Roman"/>
+                      <w:noProof/>
+                      <w:sz w:val="16"/>
+                    </w:rPr>
+                  </w:pPr>
+                  <w:r>
+                    <w:rPr>
+                      <w:rFonts w:ascii="Times New Roman" w:hAnsi="Times New Roman" w:cs="Times New Roman"/>
+                      <w:noProof/>
+                      <w:sz w:val="16"/>
+                    </w:rPr>
+                    <w:t>48</w:t>
+                  </w:r>
+                </w:p>
+                <w:p>
+                  <w:pPr>
+                    <w:spacing w:line="180" w:lineRule="exact"/>
+                    <w:jc w:val="center"/>
+                    <w:rPr>
+                      <w:rFonts w:ascii="Times New Roman" w:hAnsi="Times New Roman" w:cs="Times New Roman"/>
+                      <w:noProof/>
+                      <w:sz w:val="16"/>
+                    </w:rPr>
+                  </w:pPr>
+                  <w:r>
+                    <w:rPr>
+                      <w:rFonts w:ascii="Times New Roman" w:hAnsi="Times New Roman" w:cs="Times New Roman"/>
+                      <w:noProof/>
+                      <w:sz w:val="16"/>
+                    </w:rPr>
+                    <w:t>108</w:t>
+                  </w:r>
+                </w:p>
+                <w:p>
+                  <w:pPr>
+                    <w:spacing w:line="180" w:lineRule="exact"/>
+                    <w:jc w:val="center"/>
+                    <w:rPr>
+                      <w:rFonts w:ascii="Times New Roman" w:hAnsi="Times New Roman" w:cs="Times New Roman"/>
+                      <w:noProof/>
+                      <w:sz w:val="16"/>
+                    </w:rPr>
+                  </w:pPr>
+                  <w:r>
+                    <w:rPr>
+                      <w:rFonts w:ascii="Times New Roman" w:hAnsi="Times New Roman" w:cs="Times New Roman"/>
+                      <w:noProof/>
+                      <w:sz w:val="16"/>
+                    </w:rPr>
+                    <w:t>96</w:t>
+                  </w:r>
+                </w:p>
+                <w:p>
+                  <w:pPr>
+                    <w:spacing w:line="180" w:lineRule="exact"/>
+                    <w:jc w:val="center"/>
+                    <w:rPr>
+                      <w:rFonts w:ascii="Times New Roman" w:hAnsi="Times New Roman" w:cs="Times New Roman"/>
+                      <w:noProof/>
+                      <w:sz w:val="16"/>
+                    </w:rPr>
+                  </w:pPr>
+                  <w:r>
+                    <w:rPr>
+                      <w:rFonts w:ascii="Times New Roman" w:hAnsi="Times New Roman" w:cs="Times New Roman"/>
+                      <w:noProof/>
+                      <w:sz w:val="16"/>
+                    </w:rPr>
+                    <w:t>60</w:t>
+                  </w:r>
+                </w:p>
+                <w:p>
+                  <w:pPr>
+                    <w:spacing w:line="180" w:lineRule="exact"/>
+                    <w:jc w:val="center"/>
+                    <w:rPr>
+                      <w:rFonts w:ascii="Times New Roman" w:hAnsi="Times New Roman" w:cs="Times New Roman"/>
+                      <w:noProof/>
+                      <w:sz w:val="16"/>
+                    </w:rPr>
+                  </w:pPr>
+                  <w:r>
+                    <w:rPr>
+                      <w:rFonts w:ascii="Times New Roman" w:hAnsi="Times New Roman" w:cs="Times New Roman"/>
+                      <w:noProof/>
+                      <w:sz w:val="16"/>
+                    </w:rPr>
+                    <w:t>90</w:t>
+                  </w:r>
+                </w:p>
+                <w:p>
+                  <w:pPr>
+                    <w:spacing w:line="180" w:lineRule="exact"/>
+                    <w:jc w:val="center"/>
+                    <w:rPr>
+                      <w:rFonts w:ascii="Times New Roman" w:hAnsi="Times New Roman" w:cs="Times New Roman"/>
+                      <w:noProof/>
+                      <w:sz w:val="16"/>
+                    </w:rPr>
+                  </w:pPr>
+                  <w:r>
+                    <w:rPr>
+                      <w:rFonts w:ascii="Times New Roman" w:hAnsi="Times New Roman" w:cs="Times New Roman"/>
+                      <w:noProof/>
+                      <w:sz w:val="16"/>
+                    </w:rPr>
+                    <w:t>68</w:t>
+                  </w:r>
+                </w:p>
+                <w:p>
+                  <w:pPr>
+                    <w:spacing w:line="180" w:lineRule="exact"/>
+                    <w:jc w:val="center"/>
+                    <w:rPr>
+                      <w:rFonts w:ascii="Times New Roman" w:hAnsi="Times New Roman" w:cs="Times New Roman"/>
+                      <w:noProof/>
+                      <w:sz w:val="16"/>
+                    </w:rPr>
+                  </w:pPr>
+                  <w:r>
+                    <w:rPr>
+                      <w:rFonts w:ascii="Times New Roman" w:hAnsi="Times New Roman" w:cs="Times New Roman"/>
+                      <w:noProof/>
+                      <w:sz w:val="16"/>
+                    </w:rPr>
+                    <w:t>68</w:t>
+                  </w:r>
+                </w:p>
+                <w:p>
+                  <w:pPr>
+                    <w:spacing w:line="180" w:lineRule="exact"/>
+                    <w:jc w:val="center"/>
+                    <w:rPr>
+                      <w:rFonts w:ascii="Times New Roman" w:hAnsi="Times New Roman" w:cs="Times New Roman"/>
+                      <w:noProof/>
+                      <w:sz w:val="16"/>
+                    </w:rPr>
+                  </w:pPr>
+                  <w:r>
+                    <w:rPr>
+                      <w:rFonts w:ascii="Times New Roman" w:hAnsi="Times New Roman" w:cs="Times New Roman"/>
+                      <w:noProof/>
+                      <w:sz w:val="16"/>
+                    </w:rPr>
+                    <w:t>216</w:t>
+                  </w:r>
+                </w:p>
+                <w:p>
+                  <w:pPr>
+                    <w:spacing w:line="180" w:lineRule="exact"/>
+                    <w:jc w:val="center"/>
+                    <w:rPr>
+                      <w:rFonts w:ascii="Times New Roman" w:hAnsi="Times New Roman" w:cs="Times New Roman"/>
+                      <w:noProof/>
+                      <w:sz w:val="16"/>
+                    </w:rPr>
+                  </w:pPr>
+                  <w:r>
+                    <w:rPr>
+                      <w:rFonts w:ascii="Times New Roman" w:hAnsi="Times New Roman" w:cs="Times New Roman"/>
+                      <w:noProof/>
+                      <w:sz w:val="16"/>
+                    </w:rPr>
+                    <w:t>200</w:t>
+                  </w:r>
+                </w:p>
+                <w:p>
+                  <w:pPr>
+                    <w:spacing w:line="180" w:lineRule="exact"/>
+                    <w:jc w:val="center"/>
+                    <w:rPr>
+                      <w:rFonts w:ascii="Times New Roman" w:hAnsi="Times New Roman" w:cs="Times New Roman"/>
+                      <w:noProof/>
+                      <w:sz w:val="16"/>
+                    </w:rPr>
+                  </w:pPr>
+                  <w:r>
+                    <w:rPr>
+                      <w:rFonts w:ascii="Times New Roman" w:hAnsi="Times New Roman" w:cs="Times New Roman"/>
+                      <w:noProof/>
+                      <w:sz w:val="16"/>
+                    </w:rPr>
+                    <w:t>40</w:t>
+                  </w:r>
+                </w:p>
+                <w:p>
+                  <w:pPr>
+                    <w:spacing w:line="180" w:lineRule="exact"/>
+                    <w:jc w:val="center"/>
+                    <w:rPr>
+                      <w:rFonts w:ascii="Times New Roman" w:hAnsi="Times New Roman" w:cs="Times New Roman"/>
+                      <w:noProof/>
+                      <w:sz w:val="16"/>
+                    </w:rPr>
+                  </w:pPr>
+                  <w:r>
+                    <w:rPr>
+                      <w:rFonts w:ascii="Times New Roman" w:hAnsi="Times New Roman" w:cs="Times New Roman"/>
+                      <w:noProof/>
+                      <w:sz w:val="16"/>
+                    </w:rPr>
+                    <w:t>40</w:t>
+                  </w:r>
+                </w:p>
+                <w:p>
+                  <w:pPr>
+                    <w:spacing w:line="180" w:lineRule="exact"/>
+                    <w:jc w:val="center"/>
+                    <w:rPr>
+                      <w:rFonts w:ascii="Times New Roman" w:hAnsi="Times New Roman" w:cs="Times New Roman"/>
+                      <w:noProof/>
+                      <w:sz w:val="16"/>
+                    </w:rPr>
+                  </w:pPr>
+                  <w:r>
+                    <w:rPr>
+                      <w:rFonts w:ascii="Times New Roman" w:hAnsi="Times New Roman" w:cs="Times New Roman"/>
+                      <w:noProof/>
+                      <w:sz w:val="16"/>
+                    </w:rPr>
+                    <w:t>60</w:t>
+                  </w:r>
+                </w:p>
+                <w:p>
+                  <w:pPr>
+                    <w:spacing w:line="180" w:lineRule="exact"/>
+                    <w:jc w:val="center"/>
+                    <w:rPr>
+                      <w:rFonts w:ascii="Times New Roman" w:hAnsi="Times New Roman" w:cs="Times New Roman"/>
+                      <w:noProof/>
+                      <w:sz w:val="16"/>
+                    </w:rPr>
+                  </w:pPr>
+                  <w:r>
+                    <w:rPr>
+                      <w:rFonts w:ascii="Times New Roman" w:hAnsi="Times New Roman" w:cs="Times New Roman"/>
+                      <w:noProof/>
+                      <w:sz w:val="16"/>
+                    </w:rPr>
+                    <w:t>32</w:t>
+                  </w:r>
+                </w:p>
+                <w:p>
+                  <w:pPr>
+                    <w:spacing w:line="180" w:lineRule="exact"/>
+                    <w:jc w:val="center"/>
+                    <w:rPr>
+                      <w:rFonts w:ascii="Times New Roman" w:hAnsi="Times New Roman" w:cs="Times New Roman"/>
+                      <w:noProof/>
+                      <w:sz w:val="16"/>
+                    </w:rPr>
+                  </w:pPr>
+                  <w:r>
+                    <w:rPr>
+                      <w:rFonts w:ascii="Times New Roman" w:hAnsi="Times New Roman" w:cs="Times New Roman"/>
+                      <w:noProof/>
+                      <w:sz w:val="16"/>
+                    </w:rPr>
+                    <w:t>60</w:t>
+                  </w:r>
+                </w:p>
+                <w:p>
+                  <w:pPr>
+                    <w:spacing w:line="180" w:lineRule="exact"/>
+                    <w:jc w:val="center"/>
+                    <w:rPr>
+                      <w:rFonts w:ascii="Times New Roman" w:hAnsi="Times New Roman" w:cs="Times New Roman"/>
+                      <w:sz w:val="16"/>
+                    </w:rPr>
+                  </w:pPr>
+                  <w:r>
+                    <w:rPr>
+                      <w:rFonts w:ascii="Times New Roman" w:hAnsi="Times New Roman" w:cs="Times New Roman"/>
+                      <w:noProof/>
+                      <w:sz w:val="16"/>
+                    </w:rPr>
+                    <w:t>9 недель</w:t>
+                  </w:r>
+                  <w:r>
+                    <w:rPr>
+                      <w:sz w:val="16"/>
+                    </w:rPr>
+                    <w:fldChar w:fldCharType="end"/>
+                  </w:r>
+                </w:p>
+              </w:tc>
+              <w:tc>
+                <w:tcPr>
+                  <w:tcW w:w="2637" w:type="dxa"/>
+                </w:tcPr>
+                <w:p>
+                  <w:pPr>
+                    <w:spacing w:line="180" w:lineRule="exact"/>
+                    <w:jc w:val="center"/>
+                    <w:rPr>
+                      <w:rFonts w:ascii="Times New Roman" w:hAnsi="Times New Roman" w:cs="Times New Roman"/>
+                      <w:noProof/>
+                      <w:sz w:val="16"/>
+                    </w:rPr>
+                  </w:pPr>
+                  <w:r>
+                    <w:rPr>
+                      <w:sz w:val="16"/>
+                    </w:rPr>
+                    <w:fldChar w:fldCharType="begin"/>
+                  </w:r>
+                  <w:r>
+                    <w:rPr>
+                      <w:rFonts w:ascii="Times New Roman" w:hAnsi="Times New Roman" w:cs="Times New Roman"/>
+                      <w:sz w:val="16"/>
+                    </w:rPr>
+                    <w:instrText xml:space="preserve"> MERGEFIELD оценки </w:instrText>
+                  </w:r>
+                  <w:r>
+                    <w:rPr>
+                      <w:sz w:val="16"/>
+                    </w:rPr>
+                    <w:fldChar w:fldCharType="separate"/>
+                  </w:r>
+                  <w:r>
+                    <w:rPr>
+                      <w:rFonts w:ascii="Times New Roman" w:hAnsi="Times New Roman" w:cs="Times New Roman"/>
+                      <w:noProof/>
+                      <w:sz w:val="16"/>
+                    </w:rPr>
+                    <w:t>отлично</w:t>
+                  </w:r>
+                </w:p>
+                <w:p>
+                  <w:pPr>
+                    <w:spacing w:line="180" w:lineRule="exact"/>
+                    <w:jc w:val="center"/>
+                    <w:rPr>
+                      <w:rFonts w:ascii="Times New Roman" w:hAnsi="Times New Roman" w:cs="Times New Roman"/>
+                      <w:noProof/>
+                      <w:sz w:val="16"/>
+                    </w:rPr>
+                  </w:pPr>
+                  <w:r>
+                    <w:rPr>
+                      <w:rFonts w:ascii="Times New Roman" w:hAnsi="Times New Roman" w:cs="Times New Roman"/>
+                      <w:noProof/>
+                      <w:sz w:val="16"/>
+                    </w:rPr>
+                    <w:t>хорошо</w:t>
+                  </w:r>
+                </w:p>
+                <w:p>
+                  <w:pPr>
+                    <w:spacing w:line="180" w:lineRule="exact"/>
+                    <w:jc w:val="center"/>
+                    <w:rPr>
+                      <w:rFonts w:ascii="Times New Roman" w:hAnsi="Times New Roman" w:cs="Times New Roman"/>
+                      <w:noProof/>
+                      <w:sz w:val="16"/>
+                    </w:rPr>
+                  </w:pPr>
+                  <w:r>
+                    <w:rPr>
+                      <w:rFonts w:ascii="Times New Roman" w:hAnsi="Times New Roman" w:cs="Times New Roman"/>
+                      <w:noProof/>
+                      <w:sz w:val="16"/>
+                    </w:rPr>
+                    <w:t>отлично</w:t>
+                  </w:r>
+                </w:p>
+                <w:p>
+                  <w:pPr>
+                    <w:spacing w:line="180" w:lineRule="exact"/>
+                    <w:jc w:val="center"/>
+                    <w:rPr>
+                      <w:rFonts w:ascii="Times New Roman" w:hAnsi="Times New Roman" w:cs="Times New Roman"/>
+                      <w:noProof/>
+                      <w:sz w:val="16"/>
+                    </w:rPr>
+                  </w:pPr>
+                  <w:r>
+                    <w:rPr>
+                      <w:rFonts w:ascii="Times New Roman" w:hAnsi="Times New Roman" w:cs="Times New Roman"/>
+                      <w:noProof/>
+                      <w:sz w:val="16"/>
+                    </w:rPr>
+                    <w:t>хорошо</w:t>
+                  </w:r>
+                </w:p>
+                <w:p>
+                  <w:pPr>
+                    <w:spacing w:line="180" w:lineRule="exact"/>
+                    <w:jc w:val="center"/>
+                    <w:rPr>
+                      <w:rFonts w:ascii="Times New Roman" w:hAnsi="Times New Roman" w:cs="Times New Roman"/>
+                      <w:noProof/>
+                      <w:sz w:val="16"/>
+                    </w:rPr>
+                  </w:pPr>
+                  <w:r>
+                    <w:rPr>
+                      <w:rFonts w:ascii="Times New Roman" w:hAnsi="Times New Roman" w:cs="Times New Roman"/>
+                      <w:noProof/>
+                      <w:sz w:val="16"/>
+                    </w:rPr>
+                    <w:t>отлично</w:t>
+                  </w:r>
+                </w:p>
+                <w:p>
+                  <w:pPr>
+                    <w:spacing w:line="180" w:lineRule="exact"/>
+                    <w:jc w:val="center"/>
+                    <w:rPr>
+                      <w:rFonts w:ascii="Times New Roman" w:hAnsi="Times New Roman" w:cs="Times New Roman"/>
+                      <w:noProof/>
+                      <w:sz w:val="16"/>
+                    </w:rPr>
+                  </w:pPr>
+                  <w:r>
+                    <w:rPr>
+                      <w:rFonts w:ascii="Times New Roman" w:hAnsi="Times New Roman" w:cs="Times New Roman"/>
+                      <w:noProof/>
+                      <w:sz w:val="16"/>
+                    </w:rPr>
+                    <w:t>отлично</w:t>
+                  </w:r>
+                </w:p>
+                <w:p>
+                  <w:pPr>
+                    <w:spacing w:line="180" w:lineRule="exact"/>
+                    <w:jc w:val="center"/>
+                    <w:rPr>
+                      <w:rFonts w:ascii="Times New Roman" w:hAnsi="Times New Roman" w:cs="Times New Roman"/>
+                      <w:noProof/>
+                      <w:sz w:val="16"/>
+                    </w:rPr>
+                  </w:pPr>
+                  <w:r>
+                    <w:rPr>
+                      <w:rFonts w:ascii="Times New Roman" w:hAnsi="Times New Roman" w:cs="Times New Roman"/>
+                      <w:noProof/>
+                      <w:sz w:val="16"/>
+                    </w:rPr>
+                    <w:t>отлично</w:t>
+                  </w:r>
+                </w:p>
+                <w:p>
+                  <w:pPr>
+                    <w:spacing w:line="180" w:lineRule="exact"/>
+                    <w:jc w:val="center"/>
+                    <w:rPr>
+                      <w:rFonts w:ascii="Times New Roman" w:hAnsi="Times New Roman" w:cs="Times New Roman"/>
+                      <w:noProof/>
+                      <w:sz w:val="16"/>
+                    </w:rPr>
+                  </w:pPr>
+                  <w:r>
+                    <w:rPr>
+                      <w:rFonts w:ascii="Times New Roman" w:hAnsi="Times New Roman" w:cs="Times New Roman"/>
+                      <w:noProof/>
+                      <w:sz w:val="16"/>
+                    </w:rPr>
+                    <w:t>отлично</w:t>
+                  </w:r>
+                </w:p>
+                <w:p>
+                  <w:pPr>
+                    <w:spacing w:line="180" w:lineRule="exact"/>
+                    <w:jc w:val="center"/>
+                    <w:rPr>
+                      <w:rFonts w:ascii="Times New Roman" w:hAnsi="Times New Roman" w:cs="Times New Roman"/>
+                      <w:noProof/>
+                      <w:sz w:val="16"/>
+                    </w:rPr>
+                  </w:pPr>
+                  <w:r>
+                    <w:rPr>
+                      <w:rFonts w:ascii="Times New Roman" w:hAnsi="Times New Roman" w:cs="Times New Roman"/>
+                      <w:noProof/>
+                      <w:sz w:val="16"/>
+                    </w:rPr>
+                    <w:t>отлично</w:t>
+                  </w:r>
+                </w:p>
+                <w:p>
+                  <w:pPr>
+                    <w:spacing w:line="180" w:lineRule="exact"/>
+                    <w:jc w:val="center"/>
+                    <w:rPr>
+                      <w:rFonts w:ascii="Times New Roman" w:hAnsi="Times New Roman" w:cs="Times New Roman"/>
+                      <w:noProof/>
+                      <w:sz w:val="16"/>
+                    </w:rPr>
+                  </w:pPr>
+                  <w:r>
+                    <w:rPr>
+                      <w:rFonts w:ascii="Times New Roman" w:hAnsi="Times New Roman" w:cs="Times New Roman"/>
+                      <w:noProof/>
+                      <w:sz w:val="16"/>
+                    </w:rPr>
+                    <w:t>отлично</w:t>
+                  </w:r>
+                </w:p>
+                <w:p>
+                  <w:pPr>
+                    <w:spacing w:line="180" w:lineRule="exact"/>
+                    <w:jc w:val="center"/>
+                    <w:rPr>
+                      <w:rFonts w:ascii="Times New Roman" w:hAnsi="Times New Roman" w:cs="Times New Roman"/>
+                      <w:noProof/>
+                      <w:sz w:val="16"/>
+                    </w:rPr>
+                  </w:pPr>
+                  <w:r>
+                    <w:rPr>
+                      <w:rFonts w:ascii="Times New Roman" w:hAnsi="Times New Roman" w:cs="Times New Roman"/>
+                      <w:noProof/>
+                      <w:sz w:val="16"/>
+                    </w:rPr>
+                    <w:t>отлично</w:t>
+                  </w:r>
+                </w:p>
+                <w:p>
+                  <w:pPr>
+                    <w:spacing w:line="180" w:lineRule="exact"/>
+                    <w:jc w:val="center"/>
+                    <w:rPr>
+                      <w:rFonts w:ascii="Times New Roman" w:hAnsi="Times New Roman" w:cs="Times New Roman"/>
+                      <w:noProof/>
+                      <w:sz w:val="16"/>
+                    </w:rPr>
+                  </w:pPr>
+                  <w:r>
+                    <w:rPr>
+                      <w:rFonts w:ascii="Times New Roman" w:hAnsi="Times New Roman" w:cs="Times New Roman"/>
+                      <w:noProof/>
+                      <w:sz w:val="16"/>
+                    </w:rPr>
+                    <w:t>хорошо</w:t>
+                  </w:r>
+                </w:p>
+                <w:p>
+                  <w:pPr>
+                    <w:spacing w:line="180" w:lineRule="exact"/>
+                    <w:jc w:val="center"/>
+                    <w:rPr>
+                      <w:rFonts w:ascii="Times New Roman" w:hAnsi="Times New Roman" w:cs="Times New Roman"/>
+                      <w:noProof/>
+                      <w:sz w:val="16"/>
+                    </w:rPr>
+                  </w:pPr>
+                  <w:r>
+                    <w:rPr>
+                      <w:rFonts w:ascii="Times New Roman" w:hAnsi="Times New Roman" w:cs="Times New Roman"/>
+                      <w:noProof/>
+                      <w:sz w:val="16"/>
+                    </w:rPr>
+                    <w:t>отлично</w:t>
+                  </w:r>
+                </w:p>
+                <w:p>
+                  <w:pPr>
+                    <w:spacing w:line="180" w:lineRule="exact"/>
+                    <w:jc w:val="center"/>
+                    <w:rPr>
+                      <w:rFonts w:ascii="Times New Roman" w:hAnsi="Times New Roman" w:cs="Times New Roman"/>
+                      <w:noProof/>
+                      <w:sz w:val="16"/>
+                    </w:rPr>
+                  </w:pPr>
+                  <w:r>
+                    <w:rPr>
+                      <w:rFonts w:ascii="Times New Roman" w:hAnsi="Times New Roman" w:cs="Times New Roman"/>
+                      <w:noProof/>
+                      <w:sz w:val="16"/>
+                    </w:rPr>
+                    <w:t>отлично</w:t>
+                  </w:r>
+                </w:p>
+                <w:p>
+                  <w:pPr>
+                    <w:spacing w:line="180" w:lineRule="exact"/>
+                    <w:jc w:val="center"/>
+                    <w:rPr>
+                      <w:rFonts w:ascii="Times New Roman" w:hAnsi="Times New Roman" w:cs="Times New Roman"/>
+                      <w:noProof/>
+                      <w:sz w:val="16"/>
+                    </w:rPr>
+                  </w:pPr>
+                  <w:r>
+                    <w:rPr>
+                      <w:rFonts w:ascii="Times New Roman" w:hAnsi="Times New Roman" w:cs="Times New Roman"/>
+                      <w:noProof/>
+                      <w:sz w:val="16"/>
+                    </w:rPr>
+                    <w:t>хорошо</w:t>
+                  </w:r>
+                </w:p>
+                <w:p>
+                  <w:pPr>
+                    <w:spacing w:line="180" w:lineRule="exact"/>
+                    <w:jc w:val="center"/>
+                    <w:rPr>
+                      <w:rFonts w:ascii="Times New Roman" w:hAnsi="Times New Roman" w:cs="Times New Roman"/>
+                      <w:noProof/>
+                      <w:sz w:val="16"/>
+                    </w:rPr>
+                  </w:pPr>
+                  <w:r>
+                    <w:rPr>
+                      <w:rFonts w:ascii="Times New Roman" w:hAnsi="Times New Roman" w:cs="Times New Roman"/>
+                      <w:noProof/>
+                      <w:sz w:val="16"/>
+                    </w:rPr>
+                    <w:t>отлично</w:t>
+                  </w:r>
+                </w:p>
+                <w:p>
+                  <w:pPr>
+                    <w:spacing w:line="180" w:lineRule="exact"/>
+                    <w:jc w:val="center"/>
+                    <w:rPr>
+                      <w:rFonts w:ascii="Times New Roman" w:hAnsi="Times New Roman" w:cs="Times New Roman"/>
+                      <w:noProof/>
+                      <w:sz w:val="16"/>
+                    </w:rPr>
+                  </w:pPr>
+                  <w:r>
+                    <w:rPr>
+                      <w:rFonts w:ascii="Times New Roman" w:hAnsi="Times New Roman" w:cs="Times New Roman"/>
+                      <w:noProof/>
+                      <w:sz w:val="16"/>
+                    </w:rPr>
+                    <w:t>отлично</w:t>
+                  </w:r>
+                </w:p>
+                <w:p>
+                  <w:pPr>
+                    <w:spacing w:line="180" w:lineRule="exact"/>
+                    <w:jc w:val="center"/>
+                    <w:rPr>
+                      <w:rFonts w:ascii="Times New Roman" w:hAnsi="Times New Roman" w:cs="Times New Roman"/>
+                      <w:noProof/>
+                      <w:sz w:val="16"/>
+                    </w:rPr>
+                  </w:pPr>
+                  <w:r>
+                    <w:rPr>
+                      <w:rFonts w:ascii="Times New Roman" w:hAnsi="Times New Roman" w:cs="Times New Roman"/>
+                      <w:noProof/>
+                      <w:sz w:val="16"/>
+                    </w:rPr>
+                    <w:t>отлично</w:t>
+                  </w:r>
+                </w:p>
+                <w:p>
+                  <w:pPr>
+                    <w:spacing w:line="180" w:lineRule="exact"/>
+                    <w:jc w:val="center"/>
+                    <w:rPr>
+                      <w:rFonts w:ascii="Times New Roman" w:hAnsi="Times New Roman" w:cs="Times New Roman"/>
+                      <w:noProof/>
+                      <w:sz w:val="16"/>
+                    </w:rPr>
+                  </w:pPr>
+                  <w:r>
+                    <w:rPr>
+                      <w:rFonts w:ascii="Times New Roman" w:hAnsi="Times New Roman" w:cs="Times New Roman"/>
+                      <w:noProof/>
+                      <w:sz w:val="16"/>
+                    </w:rPr>
+                    <w:t>отлично</w:t>
+                  </w:r>
+                </w:p>
+                <w:p>
+                  <w:pPr>
+                    <w:spacing w:line="180" w:lineRule="exact"/>
+                    <w:jc w:val="center"/>
+                    <w:rPr>
+                      <w:rFonts w:ascii="Times New Roman" w:hAnsi="Times New Roman" w:cs="Times New Roman"/>
+                      <w:noProof/>
+                      <w:sz w:val="16"/>
+                    </w:rPr>
+                  </w:pPr>
+                  <w:r>
+                    <w:rPr>
+                      <w:rFonts w:ascii="Times New Roman" w:hAnsi="Times New Roman" w:cs="Times New Roman"/>
+                      <w:noProof/>
+                      <w:sz w:val="16"/>
+                    </w:rPr>
+                    <w:t>отлично</w:t>
+                  </w:r>
+                </w:p>
+                <w:p>
+                  <w:pPr>
+                    <w:spacing w:line="180" w:lineRule="exact"/>
+                    <w:jc w:val="center"/>
+                    <w:rPr>
+                      <w:rFonts w:ascii="Times New Roman" w:hAnsi="Times New Roman" w:cs="Times New Roman"/>
+                      <w:noProof/>
+                      <w:sz w:val="16"/>
+                    </w:rPr>
+                  </w:pPr>
+                  <w:r>
+                    <w:rPr>
+                      <w:rFonts w:ascii="Times New Roman" w:hAnsi="Times New Roman" w:cs="Times New Roman"/>
+                      <w:noProof/>
+                      <w:sz w:val="16"/>
+                    </w:rPr>
+                    <w:t>отлично</w:t>
+                  </w:r>
+                </w:p>
+                <w:p>
+                  <w:pPr>
+                    <w:spacing w:line="180" w:lineRule="exact"/>
+                    <w:jc w:val="center"/>
+                    <w:rPr>
+                      <w:rFonts w:ascii="Times New Roman" w:hAnsi="Times New Roman" w:cs="Times New Roman"/>
+                      <w:noProof/>
+                      <w:sz w:val="16"/>
+                    </w:rPr>
+                  </w:pPr>
+                  <w:r>
+                    <w:rPr>
+                      <w:rFonts w:ascii="Times New Roman" w:hAnsi="Times New Roman" w:cs="Times New Roman"/>
+                      <w:noProof/>
+                      <w:sz w:val="16"/>
+                    </w:rPr>
+                    <w:t>отлично</w:t>
+                  </w:r>
+                </w:p>
+                <w:p>
+                  <w:pPr>
+                    <w:spacing w:line="180" w:lineRule="exact"/>
+                    <w:jc w:val="center"/>
+                    <w:rPr>
+                      <w:rFonts w:ascii="Times New Roman" w:hAnsi="Times New Roman" w:cs="Times New Roman"/>
+                      <w:noProof/>
+                      <w:sz w:val="16"/>
+                    </w:rPr>
+                  </w:pPr>
+                  <w:r>
+                    <w:rPr>
+                      <w:rFonts w:ascii="Times New Roman" w:hAnsi="Times New Roman" w:cs="Times New Roman"/>
+                      <w:noProof/>
+                      <w:sz w:val="16"/>
+                    </w:rPr>
+                    <w:t>отлично</w:t>
+                  </w:r>
+                </w:p>
+                <w:p>
+                  <w:pPr>
+                    <w:spacing w:line="180" w:lineRule="exact"/>
+                    <w:jc w:val="center"/>
+                    <w:rPr>
+                      <w:rFonts w:ascii="Times New Roman" w:hAnsi="Times New Roman" w:cs="Times New Roman"/>
+                      <w:noProof/>
+                      <w:sz w:val="16"/>
+                    </w:rPr>
+                  </w:pPr>
+                  <w:r>
+                    <w:rPr>
+                      <w:rFonts w:ascii="Times New Roman" w:hAnsi="Times New Roman" w:cs="Times New Roman"/>
+                      <w:noProof/>
+                      <w:sz w:val="16"/>
+                    </w:rPr>
+                    <w:t>отлично</w:t>
+                  </w:r>
+                </w:p>
+                <w:p>
+                  <w:pPr>
+                    <w:spacing w:line="180" w:lineRule="exact"/>
+                    <w:jc w:val="center"/>
+                    <w:rPr>
+                      <w:rFonts w:ascii="Times New Roman" w:hAnsi="Times New Roman" w:cs="Times New Roman"/>
+                      <w:noProof/>
+                      <w:sz w:val="16"/>
+                    </w:rPr>
+                  </w:pPr>
+                  <w:r>
+                    <w:rPr>
+                      <w:rFonts w:ascii="Times New Roman" w:hAnsi="Times New Roman" w:cs="Times New Roman"/>
+                      <w:noProof/>
+                      <w:sz w:val="16"/>
+                    </w:rPr>
+                    <w:t>отлично</w:t>
+                  </w:r>
+                </w:p>
+                <w:p>
+                  <w:pPr>
+                    <w:spacing w:line="180" w:lineRule="exact"/>
+                    <w:jc w:val="center"/>
+                    <w:rPr>
+                      <w:rFonts w:ascii="Times New Roman" w:hAnsi="Times New Roman" w:cs="Times New Roman"/>
+                      <w:noProof/>
+                      <w:sz w:val="16"/>
+                    </w:rPr>
+                  </w:pPr>
+                  <w:r>
+                    <w:rPr>
+                      <w:rFonts w:ascii="Times New Roman" w:hAnsi="Times New Roman" w:cs="Times New Roman"/>
+                      <w:noProof/>
+                      <w:sz w:val="16"/>
+                    </w:rPr>
+                    <w:t>отлично</w:t>
+                  </w:r>
+                </w:p>
+                <w:p>
+                  <w:pPr>
+                    <w:spacing w:line="180" w:lineRule="exact"/>
+                    <w:jc w:val="center"/>
+                    <w:rPr>
+                      <w:rFonts w:ascii="Times New Roman" w:hAnsi="Times New Roman" w:cs="Times New Roman"/>
+                      <w:noProof/>
+                      <w:sz w:val="16"/>
+                    </w:rPr>
+                  </w:pPr>
+                  <w:r>
+                    <w:rPr>
+                      <w:rFonts w:ascii="Times New Roman" w:hAnsi="Times New Roman" w:cs="Times New Roman"/>
+                      <w:noProof/>
+                      <w:sz w:val="16"/>
+                    </w:rPr>
+                    <w:t>отлично</w:t>
+                  </w:r>
+                </w:p>
+                <w:p>
+                  <w:pPr>
+                    <w:spacing w:line="180" w:lineRule="exact"/>
+                    <w:jc w:val="center"/>
+                    <w:rPr>
+                      <w:rFonts w:ascii="Times New Roman" w:hAnsi="Times New Roman" w:cs="Times New Roman"/>
+                      <w:noProof/>
+                      <w:sz w:val="16"/>
+                    </w:rPr>
+                  </w:pPr>
+                  <w:r>
+                    <w:rPr>
+                      <w:rFonts w:ascii="Times New Roman" w:hAnsi="Times New Roman" w:cs="Times New Roman"/>
+                      <w:noProof/>
+                      <w:sz w:val="16"/>
+                    </w:rPr>
+                    <w:t>отлично</w:t>
+                  </w:r>
+                </w:p>
+                <w:p>
+                  <w:pPr>
+                    <w:spacing w:line="180" w:lineRule="exact"/>
+                    <w:jc w:val="center"/>
+                    <w:rPr>
+                      <w:rFonts w:ascii="Times New Roman" w:hAnsi="Times New Roman" w:cs="Times New Roman"/>
+                      <w:sz w:val="16"/>
+                    </w:rPr>
+                  </w:pPr>
+                  <w:r>
+                    <w:rPr>
+                      <w:rFonts w:ascii="Times New Roman" w:hAnsi="Times New Roman" w:cs="Times New Roman"/>
+                      <w:noProof/>
+                      <w:sz w:val="16"/>
+                    </w:rPr>
+                    <w:t>отлично</w:t>
+                  </w:r>
+                  <w:r>
+                    <w:rPr>
+                      <w:sz w:val="16"/>
+                    </w:rPr>
+                    <w:fldChar w:fldCharType="end"/>
+                  </w:r>
+                </w:p>
+              </w:tc>
+            </w:tr>
+          </w:tbl>
+          <w:p>
+            <w:pPr>
+              <w:spacing w:line="140" w:lineRule="exact"/>
+              <w:jc w:val="center"/>
+              <w:rPr>
+                <w:rFonts w:ascii="Times New Roman" w:hAnsi="Times New Roman" w:cs="Times New Roman"/>
+              </w:rPr>
+            </w:pPr>
+          </w:p>
+        </w:tc>
+        <w:tc>
+          <w:tcPr>
+            <w:tcW w:w="11472" w:type="dxa"/>
+            <w:gridSpan w:val="2"/>
+            <w:vMerge/>
+          </w:tcPr>
+          <w:p>
+            <w:pPr>
+              <w:jc w:val="center"/>
+              <w:rPr>
+                <w:rFonts w:ascii="Times New Roman" w:hAnsi="Times New Roman" w:cs="Times New Roman"/>
+              </w:rPr>
+            </w:pPr>
+          </w:p>
+        </w:tc>
+      </w:tr>
+      <w:tr>
+        <w:trPr>
+          <w:trHeight w:val="16"/>
+        </w:trPr>
+        <w:tc>
+          <w:tcPr>
+            <w:tcW w:w="11761" w:type="dxa"/>
+            <w:gridSpan w:val="2"/>
+          </w:tcPr>
+          <w:p>
+            <w:pPr>
+              <w:spacing w:line="80" w:lineRule="exact"/>
+              <w:ind w:left="1072"/>
+              <w:rPr>
+                <w:rFonts w:ascii="Times New Roman" w:hAnsi="Times New Roman" w:cs="Times New Roman"/>
+                <w:sz w:val="14"/>
+                <w:szCs w:val="16"/>
+              </w:rPr>
+            </w:pPr>
+          </w:p>
+          <w:p>
+            <w:pPr>
+              <w:spacing w:line="140" w:lineRule="exact"/>
+              <w:ind w:left="1071"/>
+              <w:rPr>
+                <w:rFonts w:ascii="Times New Roman" w:hAnsi="Times New Roman" w:cs="Times New Roman"/>
+                <w:sz w:val="14"/>
+                <w:szCs w:val="16"/>
+              </w:rPr>
+            </w:pPr>
+            <w:r>
+              <w:rPr>
+                <w:rFonts w:ascii="Times New Roman" w:hAnsi="Times New Roman" w:cs="Times New Roman"/>
+                <w:sz w:val="14"/>
+                <w:szCs w:val="16"/>
+              </w:rPr>
+              <w:t>2</w:t>
+            </w:r>
+          </w:p>
+        </w:tc>
+        <w:tc>
+          <w:tcPr>
+            <w:tcW w:w="11472" w:type="dxa"/>
+            <w:gridSpan w:val="2"/>
+          </w:tcPr>
+          <w:p>
+            <w:pPr>
+              <w:spacing w:line="280" w:lineRule="exact"/>
+              <w:ind w:left="-62" w:right="77"/>
+              <w:jc w:val="right"/>
+              <w:rPr>
+                <w:rFonts w:ascii="Times New Roman" w:hAnsi="Times New Roman" w:cs="Times New Roman"/>
+                <w:sz w:val="14"/>
+                <w:szCs w:val="16"/>
+              </w:rPr>
+            </w:pPr>
+            <w:r>
+              <w:rPr>
+                <w:rFonts w:ascii="Times New Roman" w:hAnsi="Times New Roman" w:cs="Times New Roman"/>
+                <w:sz w:val="14"/>
+                <w:szCs w:val="16"/>
+              </w:rPr>
+              <w:t>3</w:t>
+            </w:r>
+          </w:p>
+        </w:tc>
+      </w:tr>
+    </w:tbl>
+    <w:p>
+      <w:pPr>
+        <w:rPr>
+          <w:sz w:val="12"/>
+          <w:szCs w:val="12"/>
+        </w:rPr>
+        <w:sectPr>
+          <w:pgSz w:w="23811" w:h="16838" w:orient="landscape" w:code="8"/>
+          <w:pgMar w:top="284" w:right="284" w:bottom="0" w:left="284" w:header="709" w:footer="709" w:gutter="0"/>
+          <w:cols w:space="708"/>
+          <w:docGrid w:linePitch="360"/>
+        </w:sectPr>
+      </w:pPr>
+      <w:r>
+        <w:rPr>
+          <w:sz w:val="12"/>
+          <w:szCs w:val="12"/>
+        </w:rPr>
+        <w:t xml:space="preserve">   </w:t>
+      </w:r>
+    </w:p>
+    <w:p>
+      <w:pPr>
+        <w:rPr>
+          <w:sz w:val="12"/>
+          <w:szCs w:val="12"/>
+        </w:rPr>
+      </w:pPr>
+      <w:bookmarkStart w:id="0" w:name="_GoBack"/>
+      <w:bookmarkEnd w:id="0"/>
+    </w:p>
     <w:sectPr>
-      <w:headerReference w:type="even" r:id="rId12"/>
-      <w:headerReference w:type="first" r:id="rId13"/>
-      <w:pgSz w:w="16443" w:h="11624" w:orient="landscape" w:code="9"/>
-      <w:pgMar w:top="2693" w:right="1134" w:bottom="244" w:left="1701" w:header="709" w:footer="709" w:gutter="0"/>
+      <w:pgSz w:w="23811" w:h="16838" w:orient="landscape" w:code="8"/>
+      <w:pgMar w:top="284" w:right="284" w:bottom="0" w:left="284" w:header="709" w:footer="709" w:gutter="0"/>
       <w:cols w:space="708"/>
       <w:docGrid w:linePitch="360"/>
     </w:sectPr>
@@ -1961,6 +5477,7 @@
     <w:lsdException w:name="Table Web 2" w:semiHidden="1" w:unhideWhenUsed="1"/>
     <w:lsdException w:name="Table Web 3" w:semiHidden="1" w:unhideWhenUsed="1"/>
     <w:lsdException w:name="Balloon Text" w:semiHidden="1" w:unhideWhenUsed="1"/>
+    <w:lsdException w:name="Table Grid" w:uiPriority="39"/>
     <w:lsdException w:name="Table Theme" w:semiHidden="1" w:unhideWhenUsed="1"/>
     <w:lsdException w:name="Placeholder Text" w:semiHidden="1" w:uiPriority="99"/>
     <w:lsdException w:name="No Spacing" w:uiPriority="1" w:qFormat="1"/>
@@ -2280,6 +5797,28 @@
       <w:szCs w:val="24"/>
     </w:rPr>
   </w:style>
+  <w:style w:type="table" w:styleId="a7">
+    <w:name w:val="Table Grid"/>
+    <w:basedOn w:val="a1"/>
+    <w:uiPriority w:val="39"/>
+    <w:rsid w:val="00B15998"/>
+    <w:rPr>
+      <w:rFonts w:asciiTheme="minorHAnsi" w:eastAsiaTheme="minorHAnsi" w:hAnsiTheme="minorHAnsi" w:cstheme="minorBidi"/>
+      <w:sz w:val="22"/>
+      <w:szCs w:val="22"/>
+      <w:lang w:eastAsia="en-US"/>
+    </w:rPr>
+    <w:tblPr>
+      <w:tblBorders>
+        <w:top w:val="single" w:sz="4" w:space="0" w:color="auto"/>
+        <w:left w:val="single" w:sz="4" w:space="0" w:color="auto"/>
+        <w:bottom w:val="single" w:sz="4" w:space="0" w:color="auto"/>
+        <w:right w:val="single" w:sz="4" w:space="0" w:color="auto"/>
+        <w:insideH w:val="single" w:sz="4" w:space="0" w:color="auto"/>
+        <w:insideV w:val="single" w:sz="4" w:space="0" w:color="auto"/>
+      </w:tblBorders>
+    </w:tblPr>
+  </w:style>
 </w:styles>
 </file>
 
@@ -2583,7 +6122,7 @@
 </file>
 
 <file path=customXml/itemProps1.xml><?xml version="1.0" encoding="utf-8"?>
-<ds:datastoreItem xmlns:ds="http://schemas.openxmlformats.org/officeDocument/2006/customXml" ds:itemID="{24B5FDFA-2E85-4A84-A912-285FC453FE76}">
+<ds:datastoreItem xmlns:ds="http://schemas.openxmlformats.org/officeDocument/2006/customXml" ds:itemID="{9551508B-612F-4526-9384-29D678204E32}">
   <ds:schemaRefs>
     <ds:schemaRef ds:uri="http://schemas.openxmlformats.org/officeDocument/2006/bibliography"/>
   </ds:schemaRefs>

--- a/cover.docx
+++ b/cover.docx
@@ -513,14 +513,27 @@
             <w:r>
               <w:instrText xml:space="preserve"> IF </w:instrText>
             </w:r>
-            <w:fldSimple w:instr=" MERGEFIELD Красный ">
-              <w:r>
-                <w:rPr>
-                  <w:noProof/>
-                </w:rPr>
-                <w:instrText>0</w:instrText>
-              </w:r>
-            </w:fldSimple>
+            <w:r>
+              <w:fldChar w:fldCharType="begin"/>
+            </w:r>
+            <w:r>
+              <w:instrText xml:space="preserve"> MERGEFIELD Красный </w:instrText>
+            </w:r>
+            <w:r>
+              <w:fldChar w:fldCharType="separate"/>
+            </w:r>
+            <w:r>
+              <w:rPr>
+                <w:noProof/>
+              </w:rPr>
+              <w:instrText>0</w:instrText>
+            </w:r>
+            <w:r>
+              <w:rPr>
+                <w:noProof/>
+              </w:rPr>
+              <w:fldChar w:fldCharType="end"/>
+            </w:r>
             <w:r>
               <w:instrText xml:space="preserve"> = </w:instrText>
             </w:r>
@@ -2587,6 +2600,7 @@
               </w:rPr>
             </w:pPr>
             <w:r>
+              <w:lastRenderedPageBreak/>
               <w:fldChar w:fldCharType="begin"/>
             </w:r>
             <w:r>
@@ -3967,8 +3981,8 @@
                   <w:pPr>
                     <w:spacing w:line="180" w:lineRule="exact"/>
                     <w:rPr>
-                      <w:rFonts w:ascii="Times New Roman" w:hAnsi="Times New Roman" w:cs="Times New Roman"/>
-                      <w:sz w:val="16"/>
+                      <w:sz w:val="16"/>
+                      <w:szCs w:val="16"/>
                     </w:rPr>
                   </w:pPr>
                   <w:r>
@@ -3987,6 +4001,24 @@
                     </w:rPr>
                     <w:fldChar w:fldCharType="end"/>
                   </w:r>
+                </w:p>
+                <w:p>
+                  <w:pPr>
+                    <w:spacing w:line="180" w:lineRule="exact"/>
+                    <w:rPr>
+                      <w:rFonts w:ascii="Times New Roman" w:hAnsi="Times New Roman" w:cs="Times New Roman"/>
+                      <w:sz w:val="16"/>
+                    </w:rPr>
+                  </w:pPr>
+                  <w:r>
+                    <w:rPr>
+                      <w:rFonts w:ascii="Times New Roman" w:hAnsi="Times New Roman" w:cs="Times New Roman"/>
+                      <w:sz w:val="16"/>
+                    </w:rPr>
+                    <w:t>предметы</w:t>
+                  </w:r>
+                  <w:bookmarkStart w:id="0" w:name="_GoBack"/>
+                  <w:bookmarkEnd w:id="0"/>
                 </w:p>
               </w:tc>
               <w:tc>
@@ -5273,8 +5305,6 @@
           <w:szCs w:val="12"/>
         </w:rPr>
       </w:pPr>
-      <w:bookmarkStart w:id="0" w:name="_GoBack"/>
-      <w:bookmarkEnd w:id="0"/>
     </w:p>
     <w:sectPr>
       <w:pgSz w:w="23811" w:h="16838" w:orient="landscape" w:code="8"/>
@@ -6122,7 +6152,7 @@
 </file>
 
 <file path=customXml/itemProps1.xml><?xml version="1.0" encoding="utf-8"?>
-<ds:datastoreItem xmlns:ds="http://schemas.openxmlformats.org/officeDocument/2006/customXml" ds:itemID="{9551508B-612F-4526-9384-29D678204E32}">
+<ds:datastoreItem xmlns:ds="http://schemas.openxmlformats.org/officeDocument/2006/customXml" ds:itemID="{A8A6C255-5148-44D7-9636-E6B508774ECD}">
   <ds:schemaRefs>
     <ds:schemaRef ds:uri="http://schemas.openxmlformats.org/officeDocument/2006/bibliography"/>
   </ds:schemaRefs>

--- a/cover.docx
+++ b/cover.docx
@@ -513,27 +513,14 @@
             <w:r>
               <w:instrText xml:space="preserve"> IF </w:instrText>
             </w:r>
-            <w:r>
-              <w:fldChar w:fldCharType="begin"/>
-            </w:r>
-            <w:r>
-              <w:instrText xml:space="preserve"> MERGEFIELD Красный </w:instrText>
-            </w:r>
-            <w:r>
-              <w:fldChar w:fldCharType="separate"/>
-            </w:r>
-            <w:r>
-              <w:rPr>
-                <w:noProof/>
-              </w:rPr>
-              <w:instrText>0</w:instrText>
-            </w:r>
-            <w:r>
-              <w:rPr>
-                <w:noProof/>
-              </w:rPr>
-              <w:fldChar w:fldCharType="end"/>
-            </w:r>
+            <w:fldSimple w:instr=" MERGEFIELD Красный ">
+              <w:r>
+                <w:rPr>
+                  <w:noProof/>
+                </w:rPr>
+                <w:instrText>0</w:instrText>
+              </w:r>
+            </w:fldSimple>
             <w:r>
               <w:instrText xml:space="preserve"> = </w:instrText>
             </w:r>
@@ -4000,22 +3987,6 @@
                       <w:szCs w:val="16"/>
                     </w:rPr>
                     <w:fldChar w:fldCharType="end"/>
-                  </w:r>
-                </w:p>
-                <w:p>
-                  <w:pPr>
-                    <w:spacing w:line="180" w:lineRule="exact"/>
-                    <w:rPr>
-                      <w:rFonts w:ascii="Times New Roman" w:hAnsi="Times New Roman" w:cs="Times New Roman"/>
-                      <w:sz w:val="16"/>
-                    </w:rPr>
-                  </w:pPr>
-                  <w:r>
-                    <w:rPr>
-                      <w:rFonts w:ascii="Times New Roman" w:hAnsi="Times New Roman" w:cs="Times New Roman"/>
-                      <w:sz w:val="16"/>
-                    </w:rPr>
-                    <w:t>предметы</w:t>
                   </w:r>
                   <w:bookmarkStart w:id="0" w:name="_GoBack"/>
                   <w:bookmarkEnd w:id="0"/>
@@ -6152,7 +6123,7 @@
 </file>
 
 <file path=customXml/itemProps1.xml><?xml version="1.0" encoding="utf-8"?>
-<ds:datastoreItem xmlns:ds="http://schemas.openxmlformats.org/officeDocument/2006/customXml" ds:itemID="{A8A6C255-5148-44D7-9636-E6B508774ECD}">
+<ds:datastoreItem xmlns:ds="http://schemas.openxmlformats.org/officeDocument/2006/customXml" ds:itemID="{2A5093BE-4439-4DDF-A3EB-51058BD38685}">
   <ds:schemaRefs>
     <ds:schemaRef ds:uri="http://schemas.openxmlformats.org/officeDocument/2006/bibliography"/>
   </ds:schemaRefs>

--- a/cover.docx
+++ b/cover.docx
@@ -513,14 +513,27 @@
             <w:r>
               <w:instrText xml:space="preserve"> IF </w:instrText>
             </w:r>
-            <w:fldSimple w:instr=" MERGEFIELD Красный ">
-              <w:r>
-                <w:rPr>
-                  <w:noProof/>
-                </w:rPr>
-                <w:instrText>0</w:instrText>
-              </w:r>
-            </w:fldSimple>
+            <w:r>
+              <w:fldChar w:fldCharType="begin"/>
+            </w:r>
+            <w:r>
+              <w:instrText xml:space="preserve"> MERGEFIELD Красный </w:instrText>
+            </w:r>
+            <w:r>
+              <w:fldChar w:fldCharType="separate"/>
+            </w:r>
+            <w:r>
+              <w:rPr>
+                <w:noProof/>
+              </w:rPr>
+              <w:instrText>0</w:instrText>
+            </w:r>
+            <w:r>
+              <w:rPr>
+                <w:noProof/>
+              </w:rPr>
+              <w:fldChar w:fldCharType="end"/>
+            </w:r>
             <w:r>
               <w:instrText xml:space="preserve"> = </w:instrText>
             </w:r>
@@ -720,73 +733,6 @@
                 <w:sz w:val="22"/>
                 <w:szCs w:val="22"/>
               </w:rPr>
-              <w:instrText xml:space="preserve"> </w:instrText>
-            </w:r>
-            <w:r>
-              <w:rPr>
-                <w:sz w:val="22"/>
-                <w:szCs w:val="22"/>
-              </w:rPr>
-              <w:instrText>\@ "</w:instrText>
-            </w:r>
-            <w:r>
-              <w:rPr>
-                <w:sz w:val="22"/>
-                <w:szCs w:val="22"/>
-                <w:lang w:val="en-US"/>
-              </w:rPr>
-              <w:instrText>d</w:instrText>
-            </w:r>
-            <w:r>
-              <w:rPr>
-                <w:sz w:val="22"/>
-                <w:szCs w:val="22"/>
-                <w:lang w:val="en-US"/>
-              </w:rPr>
-              <w:instrText>d</w:instrText>
-            </w:r>
-            <w:r>
-              <w:rPr>
-                <w:sz w:val="22"/>
-                <w:szCs w:val="22"/>
-              </w:rPr>
-              <w:instrText xml:space="preserve"> </w:instrText>
-            </w:r>
-            <w:r>
-              <w:rPr>
-                <w:sz w:val="22"/>
-                <w:szCs w:val="22"/>
-                <w:lang w:val="en-US"/>
-              </w:rPr>
-              <w:instrText>MMMM</w:instrText>
-            </w:r>
-            <w:r>
-              <w:rPr>
-                <w:sz w:val="22"/>
-                <w:szCs w:val="22"/>
-              </w:rPr>
-              <w:instrText xml:space="preserve"> </w:instrText>
-            </w:r>
-            <w:r>
-              <w:rPr>
-                <w:sz w:val="22"/>
-                <w:szCs w:val="22"/>
-                <w:lang w:val="en-US"/>
-              </w:rPr>
-              <w:instrText>yyyy</w:instrText>
-            </w:r>
-            <w:r>
-              <w:rPr>
-                <w:sz w:val="22"/>
-                <w:szCs w:val="22"/>
-              </w:rPr>
-              <w:instrText>"</w:instrText>
-            </w:r>
-            <w:r>
-              <w:rPr>
-                <w:sz w:val="22"/>
-                <w:szCs w:val="22"/>
-              </w:rPr>
               <w:fldChar w:fldCharType="separate"/>
             </w:r>
             <w:r>
@@ -803,20 +749,6 @@
                 <w:szCs w:val="22"/>
               </w:rPr>
               <w:fldChar w:fldCharType="end"/>
-            </w:r>
-            <w:r>
-              <w:rPr>
-                <w:sz w:val="22"/>
-                <w:szCs w:val="22"/>
-              </w:rPr>
-              <w:t xml:space="preserve"> </w:t>
-            </w:r>
-            <w:r>
-              <w:rPr>
-                <w:sz w:val="22"/>
-                <w:szCs w:val="22"/>
-              </w:rPr>
-              <w:t>года</w:t>
             </w:r>
           </w:p>
         </w:tc>
@@ -1513,67 +1445,7 @@
                 <w:sz w:val="22"/>
                 <w:szCs w:val="22"/>
               </w:rPr>
-              <w:instrText xml:space="preserve"> MERGEFIELD Дата_выдачи </w:instrText>
-            </w:r>
-            <w:r>
-              <w:rPr>
-                <w:sz w:val="22"/>
-                <w:szCs w:val="22"/>
-              </w:rPr>
-              <w:instrText>\@ "</w:instrText>
-            </w:r>
-            <w:r>
-              <w:rPr>
-                <w:sz w:val="22"/>
-                <w:szCs w:val="22"/>
-                <w:lang w:val="en-US"/>
-              </w:rPr>
-              <w:instrText>d</w:instrText>
-            </w:r>
-            <w:r>
-              <w:rPr>
-                <w:sz w:val="22"/>
-                <w:szCs w:val="22"/>
-                <w:lang w:val="en-US"/>
-              </w:rPr>
-              <w:instrText>d</w:instrText>
-            </w:r>
-            <w:r>
-              <w:rPr>
-                <w:sz w:val="22"/>
-                <w:szCs w:val="22"/>
-              </w:rPr>
-              <w:instrText xml:space="preserve"> </w:instrText>
-            </w:r>
-            <w:r>
-              <w:rPr>
-                <w:sz w:val="22"/>
-                <w:szCs w:val="22"/>
-                <w:lang w:val="en-US"/>
-              </w:rPr>
-              <w:instrText>MMMM</w:instrText>
-            </w:r>
-            <w:r>
-              <w:rPr>
-                <w:sz w:val="22"/>
-                <w:szCs w:val="22"/>
-              </w:rPr>
-              <w:instrText xml:space="preserve"> </w:instrText>
-            </w:r>
-            <w:r>
-              <w:rPr>
-                <w:sz w:val="22"/>
-                <w:szCs w:val="22"/>
-                <w:lang w:val="en-US"/>
-              </w:rPr>
-              <w:instrText>yyyy</w:instrText>
-            </w:r>
-            <w:r>
-              <w:rPr>
-                <w:sz w:val="22"/>
-                <w:szCs w:val="22"/>
-              </w:rPr>
-              <w:instrText>"</w:instrText>
+              <w:instrText xml:space="preserve"> MERGEFIELD Дата_выдачи</w:instrText>
             </w:r>
             <w:r>
               <w:rPr>
@@ -1596,13 +1468,6 @@
                 <w:szCs w:val="22"/>
               </w:rPr>
               <w:fldChar w:fldCharType="end"/>
-            </w:r>
-            <w:r>
-              <w:rPr>
-                <w:sz w:val="22"/>
-                <w:szCs w:val="22"/>
-              </w:rPr>
-              <w:t xml:space="preserve"> года</w:t>
             </w:r>
           </w:p>
         </w:tc>
@@ -2587,15 +2452,16 @@
               </w:rPr>
             </w:pPr>
             <w:r>
-              <w:lastRenderedPageBreak/>
               <w:fldChar w:fldCharType="begin"/>
             </w:r>
             <w:r>
               <w:rPr>
                 <w:rFonts w:ascii="Times New Roman" w:hAnsi="Times New Roman"/>
               </w:rPr>
-              <w:instrText xml:space="preserve"> MERGEFIELD Дата_выдачи \@ "dd MMMM yyyy"</w:instrText>
-            </w:r>
+              <w:instrText xml:space="preserve"> MERGEFIELD Дата_выдачи</w:instrText>
+            </w:r>
+            <w:bookmarkStart w:id="0" w:name="_GoBack"/>
+            <w:bookmarkEnd w:id="0"/>
             <w:r>
               <w:fldChar w:fldCharType="separate"/>
             </w:r>
@@ -2608,12 +2474,6 @@
             </w:r>
             <w:r>
               <w:fldChar w:fldCharType="end"/>
-            </w:r>
-            <w:r>
-              <w:rPr>
-                <w:rFonts w:ascii="Times New Roman" w:hAnsi="Times New Roman"/>
-              </w:rPr>
-              <w:t xml:space="preserve"> года</w:t>
             </w:r>
           </w:p>
           <w:p>
@@ -2890,7 +2750,7 @@
                     <w:rPr>
                       <w:rFonts w:ascii="Times New Roman" w:hAnsi="Times New Roman"/>
                     </w:rPr>
-                    <w:instrText xml:space="preserve"> MERGEFIELD число_месяцполностью_год__рождения \@ "dd MMMM yyyy"</w:instrText>
+                    <w:instrText xml:space="preserve"> MERGEFIELD число_месяцполностью_год__рождения</w:instrText>
                   </w:r>
                   <w:r>
                     <w:fldChar w:fldCharType="separate"/>
@@ -2904,12 +2764,6 @@
                   </w:r>
                   <w:r>
                     <w:fldChar w:fldCharType="end"/>
-                  </w:r>
-                  <w:r>
-                    <w:rPr>
-                      <w:rFonts w:ascii="Times New Roman" w:hAnsi="Times New Roman"/>
-                    </w:rPr>
-                    <w:t xml:space="preserve"> года</w:t>
                   </w:r>
                 </w:p>
               </w:tc>
@@ -3988,8 +3842,6 @@
                     </w:rPr>
                     <w:fldChar w:fldCharType="end"/>
                   </w:r>
-                  <w:bookmarkStart w:id="0" w:name="_GoBack"/>
-                  <w:bookmarkEnd w:id="0"/>
                 </w:p>
               </w:tc>
               <w:tc>
@@ -6123,7 +5975,7 @@
 </file>
 
 <file path=customXml/itemProps1.xml><?xml version="1.0" encoding="utf-8"?>
-<ds:datastoreItem xmlns:ds="http://schemas.openxmlformats.org/officeDocument/2006/customXml" ds:itemID="{2A5093BE-4439-4DDF-A3EB-51058BD38685}">
+<ds:datastoreItem xmlns:ds="http://schemas.openxmlformats.org/officeDocument/2006/customXml" ds:itemID="{DBCC6459-2F2B-497A-A2D0-2459C185BA83}">
   <ds:schemaRefs>
     <ds:schemaRef ds:uri="http://schemas.openxmlformats.org/officeDocument/2006/bibliography"/>
   </ds:schemaRefs>

--- a/cover.docx
+++ b/cover.docx
@@ -920,15 +920,15 @@
               <mc:AlternateContent>
                 <mc:Choice Requires="wps">
                   <w:drawing>
-                    <wp:anchor distT="45720" distB="45720" distL="114300" distR="114300" simplePos="0" relativeHeight="251664384" behindDoc="0" locked="0" layoutInCell="1" allowOverlap="0" wp14:anchorId="515FF416" wp14:editId="49467478">
+                    <wp:anchor distT="45720" distB="45720" distL="114300" distR="114300" simplePos="0" relativeHeight="251664384" behindDoc="0" locked="0" layoutInCell="1" allowOverlap="0" wp14:anchorId="515FF416" wp14:editId="06175BE6">
                       <wp:simplePos x="0" y="0"/>
                       <wp:positionH relativeFrom="column">
-                        <wp:posOffset>-76835</wp:posOffset>
+                        <wp:posOffset>-3810</wp:posOffset>
                       </wp:positionH>
                       <wp:positionV relativeFrom="page">
-                        <wp:posOffset>17780</wp:posOffset>
+                        <wp:posOffset>45085</wp:posOffset>
                       </wp:positionV>
-                      <wp:extent cx="932400" cy="896400"/>
+                      <wp:extent cx="1057275" cy="960120"/>
                       <wp:effectExtent l="0" t="0" r="0" b="0"/>
                       <wp:wrapNone/>
                       <wp:docPr id="3" name="Надпись 2"/>
@@ -944,7 +944,7 @@
                             <wps:spPr bwMode="auto">
                               <a:xfrm>
                                 <a:off x="0" y="0"/>
-                                <a:ext cx="932400" cy="896400"/>
+                                <a:ext cx="1057275" cy="960120"/>
                               </a:xfrm>
                               <a:prstGeom prst="rect">
                                 <a:avLst/>
@@ -1087,7 +1087,7 @@
                 </mc:Choice>
                 <mc:Fallback>
                   <w:pict>
-                    <v:shape w14:anchorId="515FF416" id="_x0000_s1027" type="#_x0000_t202" style="position:absolute;left:0;text-align:left;margin-left:-6.05pt;margin-top:1.4pt;width:73.4pt;height:70.6pt;z-index:251664384;visibility:visible;mso-wrap-style:square;mso-width-percent:0;mso-height-percent:0;mso-wrap-distance-left:9pt;mso-wrap-distance-top:3.6pt;mso-wrap-distance-right:9pt;mso-wrap-distance-bottom:3.6pt;mso-position-horizontal:absolute;mso-position-horizontal-relative:text;mso-position-vertical:absolute;mso-position-vertical-relative:page;mso-width-percent:0;mso-height-percent:0;mso-width-relative:margin;mso-height-relative:margin;v-text-anchor:top" o:gfxdata="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" o:allowoverlap="f" filled="f" stroked="f">
+                    <v:shape w14:anchorId="515FF416" id="_x0000_s1027" type="#_x0000_t202" style="position:absolute;left:0;text-align:left;margin-left:-.3pt;margin-top:3.55pt;width:83.25pt;height:75.6pt;z-index:251664384;visibility:visible;mso-wrap-style:square;mso-width-percent:0;mso-height-percent:0;mso-wrap-distance-left:9pt;mso-wrap-distance-top:3.6pt;mso-wrap-distance-right:9pt;mso-wrap-distance-bottom:3.6pt;mso-position-horizontal:absolute;mso-position-horizontal-relative:text;mso-position-vertical:absolute;mso-position-vertical-relative:page;mso-width-percent:0;mso-height-percent:0;mso-width-relative:margin;mso-height-relative:margin;v-text-anchor:top" o:gfxdata="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" o:allowoverlap="f" filled="f" stroked="f">
                       <o:lock v:ext="edit" aspectratio="t"/>
                       <v:textbox>
                         <w:txbxContent>
@@ -1510,6 +1510,24 @@
           <w:szCs w:val="12"/>
         </w:rPr>
       </w:pPr>
+    </w:p>
+    <w:p>
+      <w:pPr>
+        <w:rPr>
+          <w:sz w:val="12"/>
+          <w:szCs w:val="12"/>
+        </w:rPr>
+      </w:pPr>
+      <w:bookmarkStart w:id="0" w:name="_GoBack"/>
+      <w:bookmarkEnd w:id="0"/>
+    </w:p>
+    <w:p>
+      <w:pPr>
+        <w:rPr>
+          <w:sz w:val="12"/>
+          <w:szCs w:val="12"/>
+        </w:rPr>
+      </w:pPr>
       <w:r>
         <w:rPr>
           <w:noProof/>
@@ -1519,7 +1537,7 @@
         <mc:AlternateContent>
           <mc:Choice Requires="wps">
             <w:drawing>
-              <wp:anchor distT="0" distB="0" distL="114300" distR="114300" simplePos="0" relativeHeight="251662336" behindDoc="1" locked="0" layoutInCell="1" allowOverlap="1" wp14:anchorId="03C9B7FC" wp14:editId="2D6FC06F">
+              <wp:anchor distT="0" distB="0" distL="114300" distR="114300" simplePos="0" relativeHeight="251662336" behindDoc="1" locked="0" layoutInCell="1" allowOverlap="1" wp14:anchorId="03C9B7FC" wp14:editId="1625B552">
                 <wp:simplePos x="0" y="0"/>
                 <wp:positionH relativeFrom="column">
                   <wp:posOffset>-1072515</wp:posOffset>
@@ -1527,7 +1545,7 @@
                 <wp:positionV relativeFrom="paragraph">
                   <wp:posOffset>-6836410</wp:posOffset>
                 </wp:positionV>
-                <wp:extent cx="10425430" cy="8066405"/>
+                <wp:extent cx="10425430" cy="7333200"/>
                 <wp:effectExtent l="0" t="0" r="0" b="0"/>
                 <wp:wrapNone/>
                 <wp:docPr id="2" name="Прямоугольник 2"/>
@@ -1539,7 +1557,7 @@
                       <wps:spPr>
                         <a:xfrm>
                           <a:off x="0" y="0"/>
-                          <a:ext cx="10425430" cy="8066405"/>
+                          <a:ext cx="10425430" cy="7333200"/>
                         </a:xfrm>
                         <a:prstGeom prst="rect">
                           <a:avLst/>
@@ -1598,7 +1616,7 @@
           </mc:Choice>
           <mc:Fallback>
             <w:pict>
-              <v:rect w14:anchorId="16553DC5" id="Прямоугольник 2" o:spid="_x0000_s1026" style="position:absolute;margin-left:-84.45pt;margin-top:-538.3pt;width:820.9pt;height:635.15pt;z-index:-251654144;visibility:visible;mso-wrap-style:square;mso-width-percent:0;mso-height-percent:0;mso-wrap-distance-left:9pt;mso-wrap-distance-top:0;mso-wrap-distance-right:9pt;mso-wrap-distance-bottom:0;mso-position-horizontal:absolute;mso-position-horizontal-relative:text;mso-position-vertical:absolute;mso-position-vertical-relative:text;mso-width-percent:0;mso-height-percent:0;mso-width-relative:margin;mso-height-relative:margin;v-text-anchor:middle" o:gfxdata="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" stroked="f" strokeweight="1pt">
+              <v:rect w14:anchorId="335878E0" id="Прямоугольник 2" o:spid="_x0000_s1026" style="position:absolute;margin-left:-84.45pt;margin-top:-538.3pt;width:820.9pt;height:577.4pt;z-index:-251654144;visibility:visible;mso-wrap-style:square;mso-width-percent:0;mso-height-percent:0;mso-wrap-distance-left:9pt;mso-wrap-distance-top:0;mso-wrap-distance-right:9pt;mso-wrap-distance-bottom:0;mso-position-horizontal:absolute;mso-position-horizontal-relative:text;mso-position-vertical:absolute;mso-position-vertical-relative:text;mso-width-percent:0;mso-height-percent:0;mso-width-relative:margin;mso-height-relative:margin;v-text-anchor:middle" o:gfxdata="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" stroked="f" strokeweight="1pt">
                 <v:fill r:id="rId8" o:title="" opacity="0" recolor="t" rotate="t" type="frame"/>
               </v:rect>
             </w:pict>
@@ -1616,7 +1634,7 @@
           <w:headerReference w:type="even" r:id="rId9"/>
           <w:headerReference w:type="first" r:id="rId10"/>
           <w:pgSz w:w="16443" w:h="11624" w:orient="landscape" w:code="9"/>
-          <w:pgMar w:top="2693" w:right="1134" w:bottom="244" w:left="1701" w:header="709" w:footer="709" w:gutter="0"/>
+          <w:pgMar w:top="2694" w:right="1134" w:bottom="244" w:left="1701" w:header="709" w:footer="709" w:gutter="0"/>
           <w:cols w:space="708"/>
           <w:docGrid w:linePitch="360"/>
         </w:sectPr>
@@ -1876,6 +1894,7 @@
                   <w:r>
                     <w:rPr>
                       <w:rFonts w:ascii="Times New Roman" w:hAnsi="Times New Roman"/>
+                      <w:sz w:val="22"/>
                     </w:rPr>
                     <w:t>Абазов Б.З.</w:t>
                   </w:r>
@@ -1974,6 +1993,8 @@
               <w:jc w:val="center"/>
               <w:rPr>
                 <w:rFonts w:ascii="Times New Roman" w:hAnsi="Times New Roman"/>
+                <w:sz w:val="22"/>
+                <w:szCs w:val="22"/>
               </w:rPr>
             </w:pPr>
           </w:p>
@@ -1983,6 +2004,8 @@
               <w:jc w:val="center"/>
               <w:rPr>
                 <w:rFonts w:ascii="Times New Roman" w:hAnsi="Times New Roman"/>
+                <w:sz w:val="22"/>
+                <w:szCs w:val="22"/>
               </w:rPr>
             </w:pPr>
           </w:p>
@@ -1992,6 +2015,8 @@
               <w:jc w:val="center"/>
               <w:rPr>
                 <w:rFonts w:ascii="Times New Roman" w:hAnsi="Times New Roman"/>
+                <w:sz w:val="22"/>
+                <w:szCs w:val="22"/>
               </w:rPr>
             </w:pPr>
           </w:p>
@@ -2001,6 +2026,8 @@
               <w:jc w:val="center"/>
               <w:rPr>
                 <w:rFonts w:ascii="Times New Roman" w:hAnsi="Times New Roman"/>
+                <w:sz w:val="22"/>
+                <w:szCs w:val="22"/>
               </w:rPr>
             </w:pPr>
           </w:p>
@@ -2010,6 +2037,8 @@
               <w:jc w:val="center"/>
               <w:rPr>
                 <w:rFonts w:ascii="Times New Roman" w:hAnsi="Times New Roman"/>
+                <w:sz w:val="22"/>
+                <w:szCs w:val="22"/>
               </w:rPr>
             </w:pPr>
           </w:p>
@@ -2019,6 +2048,8 @@
               <w:jc w:val="center"/>
               <w:rPr>
                 <w:rFonts w:ascii="Times New Roman" w:hAnsi="Times New Roman"/>
+                <w:sz w:val="22"/>
+                <w:szCs w:val="22"/>
               </w:rPr>
             </w:pPr>
           </w:p>
@@ -2028,6 +2059,8 @@
               <w:jc w:val="center"/>
               <w:rPr>
                 <w:rFonts w:ascii="Times New Roman" w:hAnsi="Times New Roman"/>
+                <w:sz w:val="22"/>
+                <w:szCs w:val="22"/>
               </w:rPr>
             </w:pPr>
           </w:p>
@@ -2037,6 +2070,8 @@
               <w:jc w:val="center"/>
               <w:rPr>
                 <w:rFonts w:ascii="Times New Roman" w:hAnsi="Times New Roman"/>
+                <w:sz w:val="22"/>
+                <w:szCs w:val="22"/>
               </w:rPr>
             </w:pPr>
           </w:p>
@@ -2046,6 +2081,8 @@
               <w:jc w:val="center"/>
               <w:rPr>
                 <w:rFonts w:ascii="Times New Roman" w:hAnsi="Times New Roman"/>
+                <w:sz w:val="22"/>
+                <w:szCs w:val="22"/>
               </w:rPr>
             </w:pPr>
           </w:p>
@@ -2055,6 +2092,8 @@
               <w:jc w:val="center"/>
               <w:rPr>
                 <w:rFonts w:ascii="Times New Roman" w:hAnsi="Times New Roman"/>
+                <w:sz w:val="22"/>
+                <w:szCs w:val="22"/>
               </w:rPr>
             </w:pPr>
           </w:p>
@@ -2064,6 +2103,8 @@
               <w:jc w:val="center"/>
               <w:rPr>
                 <w:rFonts w:ascii="Times New Roman" w:hAnsi="Times New Roman"/>
+                <w:sz w:val="22"/>
+                <w:szCs w:val="22"/>
               </w:rPr>
             </w:pPr>
           </w:p>
@@ -2073,6 +2114,8 @@
               <w:jc w:val="center"/>
               <w:rPr>
                 <w:rFonts w:ascii="Times New Roman" w:hAnsi="Times New Roman"/>
+                <w:sz w:val="22"/>
+                <w:szCs w:val="22"/>
               </w:rPr>
             </w:pPr>
           </w:p>
@@ -2082,6 +2125,8 @@
               <w:jc w:val="center"/>
               <w:rPr>
                 <w:rFonts w:ascii="Times New Roman" w:hAnsi="Times New Roman"/>
+                <w:sz w:val="22"/>
+                <w:szCs w:val="22"/>
               </w:rPr>
             </w:pPr>
           </w:p>
@@ -2091,6 +2136,8 @@
               <w:jc w:val="center"/>
               <w:rPr>
                 <w:rFonts w:ascii="Times New Roman" w:hAnsi="Times New Roman"/>
+                <w:sz w:val="22"/>
+                <w:szCs w:val="22"/>
               </w:rPr>
             </w:pPr>
           </w:p>
@@ -2100,6 +2147,8 @@
               <w:jc w:val="center"/>
               <w:rPr>
                 <w:rFonts w:ascii="Times New Roman" w:hAnsi="Times New Roman"/>
+                <w:sz w:val="22"/>
+                <w:szCs w:val="22"/>
               </w:rPr>
             </w:pPr>
           </w:p>
@@ -2109,6 +2158,8 @@
               <w:jc w:val="center"/>
               <w:rPr>
                 <w:rFonts w:ascii="Times New Roman" w:hAnsi="Times New Roman"/>
+                <w:sz w:val="22"/>
+                <w:szCs w:val="22"/>
               </w:rPr>
             </w:pPr>
           </w:p>
@@ -2118,6 +2169,8 @@
               <w:jc w:val="center"/>
               <w:rPr>
                 <w:rFonts w:ascii="Times New Roman" w:hAnsi="Times New Roman"/>
+                <w:sz w:val="22"/>
+                <w:szCs w:val="22"/>
               </w:rPr>
             </w:pPr>
           </w:p>
@@ -2127,6 +2180,8 @@
               <w:jc w:val="center"/>
               <w:rPr>
                 <w:rFonts w:ascii="Times New Roman" w:hAnsi="Times New Roman"/>
+                <w:sz w:val="22"/>
+                <w:szCs w:val="22"/>
               </w:rPr>
             </w:pPr>
           </w:p>
@@ -2136,11 +2191,15 @@
               <w:jc w:val="center"/>
               <w:rPr>
                 <w:rFonts w:ascii="Times New Roman" w:hAnsi="Times New Roman"/>
+                <w:sz w:val="22"/>
+                <w:szCs w:val="22"/>
               </w:rPr>
             </w:pPr>
             <w:r>
               <w:rPr>
                 <w:rFonts w:ascii="Times New Roman" w:hAnsi="Times New Roman"/>
+                <w:sz w:val="22"/>
+                <w:szCs w:val="22"/>
               </w:rPr>
               <w:t>Государственное</w:t>
             </w:r>
@@ -2151,11 +2210,15 @@
               <w:jc w:val="center"/>
               <w:rPr>
                 <w:rFonts w:ascii="Times New Roman" w:hAnsi="Times New Roman"/>
+                <w:sz w:val="22"/>
+                <w:szCs w:val="22"/>
               </w:rPr>
             </w:pPr>
             <w:r>
               <w:rPr>
                 <w:rFonts w:ascii="Times New Roman" w:hAnsi="Times New Roman"/>
+                <w:sz w:val="22"/>
+                <w:szCs w:val="22"/>
               </w:rPr>
               <w:t>бюджетное профессиональное образовательное учреждение «Кабардино-Балкарский гуманитарно – технический колледж»</w:t>
             </w:r>
@@ -2166,6 +2229,8 @@
               <w:jc w:val="center"/>
               <w:rPr>
                 <w:rFonts w:ascii="Times New Roman" w:hAnsi="Times New Roman"/>
+                <w:sz w:val="22"/>
+                <w:szCs w:val="22"/>
               </w:rPr>
             </w:pPr>
           </w:p>
@@ -2174,11 +2239,15 @@
               <w:jc w:val="center"/>
               <w:rPr>
                 <w:rFonts w:ascii="Times New Roman" w:hAnsi="Times New Roman"/>
+                <w:sz w:val="22"/>
+                <w:szCs w:val="22"/>
               </w:rPr>
             </w:pPr>
             <w:r>
               <w:rPr>
                 <w:rFonts w:ascii="Times New Roman" w:hAnsi="Times New Roman"/>
+                <w:sz w:val="22"/>
+                <w:szCs w:val="22"/>
               </w:rPr>
               <w:t>г. Нальчик</w:t>
             </w:r>
@@ -2188,6 +2257,8 @@
               <w:jc w:val="center"/>
               <w:rPr>
                 <w:rFonts w:ascii="Times New Roman" w:hAnsi="Times New Roman"/>
+                <w:sz w:val="22"/>
+                <w:szCs w:val="22"/>
               </w:rPr>
             </w:pPr>
           </w:p>
@@ -2196,6 +2267,8 @@
               <w:jc w:val="center"/>
               <w:rPr>
                 <w:rFonts w:ascii="Times New Roman" w:hAnsi="Times New Roman"/>
+                <w:sz w:val="22"/>
+                <w:szCs w:val="22"/>
               </w:rPr>
             </w:pPr>
           </w:p>
@@ -2204,6 +2277,8 @@
               <w:jc w:val="center"/>
               <w:rPr>
                 <w:rFonts w:ascii="Times New Roman" w:hAnsi="Times New Roman"/>
+                <w:sz w:val="22"/>
+                <w:szCs w:val="22"/>
               </w:rPr>
             </w:pPr>
           </w:p>
@@ -2212,6 +2287,8 @@
               <w:jc w:val="center"/>
               <w:rPr>
                 <w:rFonts w:ascii="Times New Roman" w:hAnsi="Times New Roman"/>
+                <w:sz w:val="22"/>
+                <w:szCs w:val="22"/>
               </w:rPr>
             </w:pPr>
           </w:p>
@@ -2220,6 +2297,8 @@
               <w:jc w:val="center"/>
               <w:rPr>
                 <w:rFonts w:ascii="Times New Roman" w:hAnsi="Times New Roman"/>
+                <w:sz w:val="22"/>
+                <w:szCs w:val="22"/>
               </w:rPr>
             </w:pPr>
           </w:p>
@@ -2228,6 +2307,8 @@
               <w:jc w:val="center"/>
               <w:rPr>
                 <w:rFonts w:ascii="Times New Roman" w:hAnsi="Times New Roman"/>
+                <w:sz w:val="22"/>
+                <w:szCs w:val="22"/>
               </w:rPr>
             </w:pPr>
           </w:p>
@@ -2236,6 +2317,8 @@
               <w:jc w:val="center"/>
               <w:rPr>
                 <w:rFonts w:ascii="Times New Roman" w:hAnsi="Times New Roman"/>
+                <w:sz w:val="22"/>
+                <w:szCs w:val="22"/>
               </w:rPr>
             </w:pPr>
           </w:p>
@@ -2244,6 +2327,8 @@
               <w:jc w:val="center"/>
               <w:rPr>
                 <w:rFonts w:ascii="Times New Roman" w:hAnsi="Times New Roman"/>
+                <w:sz w:val="22"/>
+                <w:szCs w:val="22"/>
               </w:rPr>
             </w:pPr>
           </w:p>
@@ -2252,6 +2337,8 @@
               <w:jc w:val="center"/>
               <w:rPr>
                 <w:rFonts w:ascii="Times New Roman" w:hAnsi="Times New Roman"/>
+                <w:sz w:val="22"/>
+                <w:szCs w:val="22"/>
               </w:rPr>
             </w:pPr>
           </w:p>
@@ -2260,6 +2347,8 @@
               <w:jc w:val="center"/>
               <w:rPr>
                 <w:rFonts w:ascii="Times New Roman" w:hAnsi="Times New Roman"/>
+                <w:sz w:val="22"/>
+                <w:szCs w:val="22"/>
               </w:rPr>
             </w:pPr>
           </w:p>
@@ -2268,52 +2357,84 @@
               <w:jc w:val="center"/>
               <w:rPr>
                 <w:rFonts w:ascii="Times New Roman" w:hAnsi="Times New Roman"/>
+                <w:sz w:val="22"/>
+                <w:szCs w:val="22"/>
               </w:rPr>
             </w:pPr>
             <w:r>
               <w:rPr>
                 <w:rFonts w:ascii="Times New Roman" w:hAnsi="Times New Roman"/>
+                <w:sz w:val="22"/>
+                <w:szCs w:val="22"/>
               </w:rPr>
               <w:t xml:space="preserve">о среднем профессиональном образовании </w:t>
             </w:r>
             <w:r>
+              <w:rPr>
+                <w:sz w:val="22"/>
+                <w:szCs w:val="22"/>
+              </w:rPr>
               <w:fldChar w:fldCharType="begin"/>
             </w:r>
             <w:r>
               <w:rPr>
                 <w:rFonts w:ascii="Times New Roman" w:hAnsi="Times New Roman"/>
+                <w:sz w:val="22"/>
+                <w:szCs w:val="22"/>
               </w:rPr>
               <w:instrText xml:space="preserve"> IF </w:instrText>
             </w:r>
             <w:r>
+              <w:rPr>
+                <w:sz w:val="22"/>
+                <w:szCs w:val="22"/>
+              </w:rPr>
               <w:fldChar w:fldCharType="begin"/>
             </w:r>
             <w:r>
               <w:rPr>
                 <w:rFonts w:ascii="Times New Roman" w:hAnsi="Times New Roman"/>
+                <w:sz w:val="22"/>
+                <w:szCs w:val="22"/>
               </w:rPr>
               <w:instrText xml:space="preserve"> MERGEFIELD Красный </w:instrText>
             </w:r>
             <w:r>
+              <w:rPr>
+                <w:sz w:val="22"/>
+                <w:szCs w:val="22"/>
+              </w:rPr>
               <w:fldChar w:fldCharType="separate"/>
             </w:r>
             <w:r>
               <w:rPr>
                 <w:rFonts w:ascii="Times New Roman" w:hAnsi="Times New Roman"/>
                 <w:noProof/>
+                <w:sz w:val="22"/>
+                <w:szCs w:val="22"/>
               </w:rPr>
               <w:instrText>нет</w:instrText>
             </w:r>
             <w:r>
+              <w:rPr>
+                <w:sz w:val="22"/>
+                <w:szCs w:val="22"/>
+              </w:rPr>
               <w:fldChar w:fldCharType="end"/>
             </w:r>
             <w:r>
               <w:rPr>
                 <w:rFonts w:ascii="Times New Roman" w:hAnsi="Times New Roman"/>
+                <w:sz w:val="22"/>
+                <w:szCs w:val="22"/>
               </w:rPr>
               <w:instrText xml:space="preserve"> = да "с отличием" "" </w:instrText>
             </w:r>
             <w:r>
+              <w:rPr>
+                <w:sz w:val="22"/>
+                <w:szCs w:val="22"/>
+              </w:rPr>
               <w:fldChar w:fldCharType="end"/>
             </w:r>
           </w:p>
@@ -2322,6 +2443,8 @@
               <w:jc w:val="center"/>
               <w:rPr>
                 <w:rFonts w:ascii="Times New Roman" w:hAnsi="Times New Roman"/>
+                <w:sz w:val="22"/>
+                <w:szCs w:val="22"/>
               </w:rPr>
             </w:pPr>
           </w:p>
@@ -2330,6 +2453,8 @@
               <w:jc w:val="center"/>
               <w:rPr>
                 <w:rFonts w:ascii="Times New Roman" w:hAnsi="Times New Roman"/>
+                <w:sz w:val="22"/>
+                <w:szCs w:val="22"/>
               </w:rPr>
             </w:pPr>
           </w:p>
@@ -2338,6 +2463,8 @@
               <w:jc w:val="center"/>
               <w:rPr>
                 <w:rFonts w:ascii="Times New Roman" w:hAnsi="Times New Roman"/>
+                <w:sz w:val="22"/>
+                <w:szCs w:val="22"/>
               </w:rPr>
             </w:pPr>
           </w:p>
@@ -2346,6 +2473,8 @@
               <w:jc w:val="center"/>
               <w:rPr>
                 <w:rFonts w:ascii="Times New Roman" w:hAnsi="Times New Roman"/>
+                <w:sz w:val="22"/>
+                <w:szCs w:val="22"/>
               </w:rPr>
             </w:pPr>
           </w:p>
@@ -2354,6 +2483,8 @@
               <w:jc w:val="center"/>
               <w:rPr>
                 <w:rFonts w:ascii="Times New Roman" w:hAnsi="Times New Roman"/>
+                <w:sz w:val="22"/>
+                <w:szCs w:val="22"/>
               </w:rPr>
             </w:pPr>
           </w:p>
@@ -2362,6 +2493,8 @@
               <w:jc w:val="center"/>
               <w:rPr>
                 <w:rFonts w:ascii="Times New Roman" w:hAnsi="Times New Roman"/>
+                <w:sz w:val="22"/>
+                <w:szCs w:val="22"/>
               </w:rPr>
             </w:pPr>
           </w:p>
@@ -2370,6 +2503,8 @@
               <w:jc w:val="center"/>
               <w:rPr>
                 <w:rFonts w:ascii="Times New Roman" w:hAnsi="Times New Roman"/>
+                <w:sz w:val="22"/>
+                <w:szCs w:val="22"/>
               </w:rPr>
             </w:pPr>
           </w:p>
@@ -2378,28 +2513,46 @@
               <w:jc w:val="center"/>
               <w:rPr>
                 <w:rFonts w:ascii="Times New Roman" w:hAnsi="Times New Roman"/>
-              </w:rPr>
-            </w:pPr>
-            <w:r>
+                <w:sz w:val="22"/>
+                <w:szCs w:val="22"/>
+              </w:rPr>
+            </w:pPr>
+            <w:r>
+              <w:rPr>
+                <w:sz w:val="22"/>
+                <w:szCs w:val="22"/>
+              </w:rPr>
               <w:fldChar w:fldCharType="begin"/>
             </w:r>
             <w:r>
               <w:rPr>
                 <w:rFonts w:ascii="Times New Roman" w:hAnsi="Times New Roman"/>
+                <w:sz w:val="22"/>
+                <w:szCs w:val="22"/>
               </w:rPr>
               <w:instrText xml:space="preserve"> MERGEFIELD Регистр_номер </w:instrText>
             </w:r>
             <w:r>
+              <w:rPr>
+                <w:sz w:val="22"/>
+                <w:szCs w:val="22"/>
+              </w:rPr>
               <w:fldChar w:fldCharType="separate"/>
             </w:r>
             <w:r>
               <w:rPr>
                 <w:rFonts w:ascii="Times New Roman" w:hAnsi="Times New Roman"/>
                 <w:noProof/>
+                <w:sz w:val="22"/>
+                <w:szCs w:val="22"/>
               </w:rPr>
               <w:t>202655</w:t>
             </w:r>
             <w:r>
+              <w:rPr>
+                <w:sz w:val="22"/>
+                <w:szCs w:val="22"/>
+              </w:rPr>
               <w:fldChar w:fldCharType="end"/>
             </w:r>
           </w:p>
@@ -2408,6 +2561,8 @@
               <w:jc w:val="center"/>
               <w:rPr>
                 <w:rFonts w:ascii="Times New Roman" w:hAnsi="Times New Roman"/>
+                <w:sz w:val="22"/>
+                <w:szCs w:val="22"/>
               </w:rPr>
             </w:pPr>
           </w:p>
@@ -2416,6 +2571,8 @@
               <w:jc w:val="center"/>
               <w:rPr>
                 <w:rFonts w:ascii="Times New Roman" w:hAnsi="Times New Roman"/>
+                <w:sz w:val="22"/>
+                <w:szCs w:val="22"/>
               </w:rPr>
             </w:pPr>
           </w:p>
@@ -2424,6 +2581,8 @@
               <w:jc w:val="center"/>
               <w:rPr>
                 <w:rFonts w:ascii="Times New Roman" w:hAnsi="Times New Roman"/>
+                <w:sz w:val="22"/>
+                <w:szCs w:val="22"/>
               </w:rPr>
             </w:pPr>
           </w:p>
@@ -2432,6 +2591,8 @@
               <w:jc w:val="center"/>
               <w:rPr>
                 <w:rFonts w:ascii="Times New Roman" w:hAnsi="Times New Roman"/>
+                <w:sz w:val="22"/>
+                <w:szCs w:val="22"/>
               </w:rPr>
             </w:pPr>
           </w:p>
@@ -2440,6 +2601,8 @@
               <w:jc w:val="center"/>
               <w:rPr>
                 <w:rFonts w:ascii="Times New Roman" w:hAnsi="Times New Roman"/>
+                <w:sz w:val="22"/>
+                <w:szCs w:val="22"/>
               </w:rPr>
             </w:pPr>
           </w:p>
@@ -2449,30 +2612,46 @@
               <w:jc w:val="center"/>
               <w:rPr>
                 <w:rFonts w:ascii="Times New Roman" w:hAnsi="Times New Roman"/>
-              </w:rPr>
-            </w:pPr>
-            <w:r>
+                <w:sz w:val="22"/>
+                <w:szCs w:val="22"/>
+              </w:rPr>
+            </w:pPr>
+            <w:r>
+              <w:rPr>
+                <w:sz w:val="22"/>
+                <w:szCs w:val="22"/>
+              </w:rPr>
               <w:fldChar w:fldCharType="begin"/>
             </w:r>
             <w:r>
               <w:rPr>
                 <w:rFonts w:ascii="Times New Roman" w:hAnsi="Times New Roman"/>
+                <w:sz w:val="22"/>
+                <w:szCs w:val="22"/>
               </w:rPr>
               <w:instrText xml:space="preserve"> MERGEFIELD Дата_выдачи</w:instrText>
             </w:r>
-            <w:bookmarkStart w:id="0" w:name="_GoBack"/>
-            <w:bookmarkEnd w:id="0"/>
-            <w:r>
+            <w:r>
+              <w:rPr>
+                <w:sz w:val="22"/>
+                <w:szCs w:val="22"/>
+              </w:rPr>
               <w:fldChar w:fldCharType="separate"/>
             </w:r>
             <w:r>
               <w:rPr>
                 <w:rFonts w:ascii="Times New Roman" w:hAnsi="Times New Roman"/>
                 <w:noProof/>
+                <w:sz w:val="22"/>
+                <w:szCs w:val="22"/>
               </w:rPr>
               <w:t>06 апреля 2026</w:t>
             </w:r>
             <w:r>
+              <w:rPr>
+                <w:sz w:val="22"/>
+                <w:szCs w:val="22"/>
+              </w:rPr>
               <w:fldChar w:fldCharType="end"/>
             </w:r>
           </w:p>
@@ -2914,6 +3093,25 @@
                   <w:tcW w:w="8225" w:type="dxa"/>
                   <w:gridSpan w:val="2"/>
                 </w:tcPr>
+                <w:p>
+                  <w:pPr>
+                    <w:ind w:left="823"/>
+                    <w:jc w:val="center"/>
+                    <w:rPr>
+                      <w:rFonts w:ascii="Times New Roman" w:hAnsi="Times New Roman" w:cs="Times New Roman"/>
+                      <w:noProof/>
+                      <w:szCs w:val="20"/>
+                    </w:rPr>
+                  </w:pPr>
+                  <w:r>
+                    <w:rPr>
+                      <w:rFonts w:ascii="Times New Roman" w:hAnsi="Times New Roman" w:cs="Times New Roman"/>
+                      <w:noProof/>
+                      <w:szCs w:val="20"/>
+                    </w:rPr>
+                    <w:t>специальности</w:t>
+                  </w:r>
+                </w:p>
                 <w:p>
                   <w:pPr>
                     <w:ind w:left="823"/>
@@ -5106,30 +5304,10 @@
           <w:sz w:val="12"/>
           <w:szCs w:val="12"/>
         </w:rPr>
-        <w:sectPr>
-          <w:pgSz w:w="23811" w:h="16838" w:orient="landscape" w:code="8"/>
-          <w:pgMar w:top="284" w:right="284" w:bottom="0" w:left="284" w:header="709" w:footer="709" w:gutter="0"/>
-          <w:cols w:space="708"/>
-          <w:docGrid w:linePitch="360"/>
-        </w:sectPr>
-      </w:pPr>
-      <w:r>
-        <w:rPr>
-          <w:sz w:val="12"/>
-          <w:szCs w:val="12"/>
-        </w:rPr>
-        <w:t xml:space="preserve">   </w:t>
-      </w:r>
-    </w:p>
-    <w:p>
-      <w:pPr>
-        <w:rPr>
-          <w:sz w:val="12"/>
-          <w:szCs w:val="12"/>
-        </w:rPr>
       </w:pPr>
     </w:p>
     <w:sectPr>
+      <w:type w:val="continuous"/>
       <w:pgSz w:w="23811" w:h="16838" w:orient="landscape" w:code="8"/>
       <w:pgMar w:top="284" w:right="284" w:bottom="0" w:left="284" w:header="709" w:footer="709" w:gutter="0"/>
       <w:cols w:space="708"/>
@@ -5975,7 +6153,7 @@
 </file>
 
 <file path=customXml/itemProps1.xml><?xml version="1.0" encoding="utf-8"?>
-<ds:datastoreItem xmlns:ds="http://schemas.openxmlformats.org/officeDocument/2006/customXml" ds:itemID="{DBCC6459-2F2B-497A-A2D0-2459C185BA83}">
+<ds:datastoreItem xmlns:ds="http://schemas.openxmlformats.org/officeDocument/2006/customXml" ds:itemID="{85947937-B7E1-40E0-8FB6-61960A06DD4D}">
   <ds:schemaRefs>
     <ds:schemaRef ds:uri="http://schemas.openxmlformats.org/officeDocument/2006/bibliography"/>
   </ds:schemaRefs>
